--- a/public/documentos/BASE-01-ficha-del-proyecto-e-indice-de-la-documentacion.docx
+++ b/public/documentos/BASE-01-ficha-del-proyecto-e-indice-de-la-documentacion.docx
@@ -18,7 +18,7 @@
           <w:left w:w="10" w:type="dxa"/>
           <w:right w:w="10" w:type="dxa"/>
         </w:tblCellMar>
-        <w:tblLook w:val="04A0" w:firstRow="1" w:lastRow="0" w:firstColumn="1" w:lastColumn="0" w:noHBand="0" w:noVBand="1"/>
+        <w:tblLook w:val="0000" w:firstRow="0" w:lastRow="0" w:firstColumn="0" w:lastColumn="0" w:noHBand="0" w:noVBand="0"/>
       </w:tblPr>
       <w:tblGrid>
         <w:gridCol w:w="1757"/>
@@ -52,7 +52,7 @@
                 <w:noProof/>
               </w:rPr>
               <w:drawing>
-                <wp:inline distT="0" distB="0" distL="0" distR="0" wp14:anchorId="172A1F6B" wp14:editId="460409FD">
+                <wp:inline distT="0" distB="0" distL="0" distR="0" wp14:anchorId="776ECDB0" wp14:editId="70D5D04C">
                   <wp:extent cx="990600" cy="990600"/>
                   <wp:effectExtent l="0" t="0" r="0" b="0"/>
                   <wp:docPr id="1" name="Imagen 1"/>
@@ -171,10 +171,10 @@
                 <w:noProof/>
               </w:rPr>
               <w:drawing>
-                <wp:inline distT="0" distB="0" distL="0" distR="0" wp14:anchorId="23FFF8A4" wp14:editId="2DF27B3A">
+                <wp:inline distT="0" distB="0" distL="0" distR="0" wp14:anchorId="55A4DB16" wp14:editId="3075AEFD">
                   <wp:extent cx="800100" cy="800100"/>
                   <wp:effectExtent l="0" t="0" r="0" b="0"/>
-                  <wp:docPr id="1879184315" name="Imagen 1879184315"/>
+                  <wp:docPr id="1142691398" name="Imagen 1142691398"/>
                   <wp:cNvGraphicFramePr>
                     <a:graphicFrameLocks xmlns:a="http://schemas.openxmlformats.org/drawingml/2006/main" noChangeAspect="1"/>
                   </wp:cNvGraphicFramePr>
@@ -308,7 +308,7 @@
           <w:left w:w="10" w:type="dxa"/>
           <w:right w:w="10" w:type="dxa"/>
         </w:tblCellMar>
-        <w:tblLook w:val="04A0" w:firstRow="1" w:lastRow="0" w:firstColumn="1" w:lastColumn="0" w:noHBand="0" w:noVBand="1"/>
+        <w:tblLook w:val="0000" w:firstRow="0" w:lastRow="0" w:firstColumn="0" w:lastColumn="0" w:noHBand="0" w:noVBand="0"/>
       </w:tblPr>
       <w:tblGrid>
         <w:gridCol w:w="2636"/>
@@ -786,7 +786,7 @@
           <w:left w:w="10" w:type="dxa"/>
           <w:right w:w="10" w:type="dxa"/>
         </w:tblCellMar>
-        <w:tblLook w:val="04A0" w:firstRow="1" w:lastRow="0" w:firstColumn="1" w:lastColumn="0" w:noHBand="0" w:noVBand="1"/>
+        <w:tblLook w:val="0000" w:firstRow="0" w:lastRow="0" w:firstColumn="0" w:lastColumn="0" w:noHBand="0" w:noVBand="0"/>
       </w:tblPr>
       <w:tblGrid>
         <w:gridCol w:w="4042"/>
@@ -1399,7 +1399,7 @@
           <w:left w:w="10" w:type="dxa"/>
           <w:right w:w="10" w:type="dxa"/>
         </w:tblCellMar>
-        <w:tblLook w:val="04A0" w:firstRow="1" w:lastRow="0" w:firstColumn="1" w:lastColumn="0" w:noHBand="0" w:noVBand="1"/>
+        <w:tblLook w:val="0000" w:firstRow="0" w:lastRow="0" w:firstColumn="0" w:lastColumn="0" w:noHBand="0" w:noVBand="0"/>
       </w:tblPr>
       <w:tblGrid>
         <w:gridCol w:w="2636"/>
@@ -1817,7 +1817,7 @@
           <w:left w:w="10" w:type="dxa"/>
           <w:right w:w="10" w:type="dxa"/>
         </w:tblCellMar>
-        <w:tblLook w:val="04A0" w:firstRow="1" w:lastRow="0" w:firstColumn="1" w:lastColumn="0" w:noHBand="0" w:noVBand="1"/>
+        <w:tblLook w:val="0000" w:firstRow="0" w:lastRow="0" w:firstColumn="0" w:lastColumn="0" w:noHBand="0" w:noVBand="0"/>
       </w:tblPr>
       <w:tblGrid>
         <w:gridCol w:w="1054"/>
@@ -2158,7 +2158,7 @@
           <w:left w:w="10" w:type="dxa"/>
           <w:right w:w="10" w:type="dxa"/>
         </w:tblCellMar>
-        <w:tblLook w:val="04A0" w:firstRow="1" w:lastRow="0" w:firstColumn="1" w:lastColumn="0" w:noHBand="0" w:noVBand="1"/>
+        <w:tblLook w:val="0000" w:firstRow="0" w:lastRow="0" w:firstColumn="0" w:lastColumn="0" w:noHBand="0" w:noVBand="0"/>
       </w:tblPr>
       <w:tblGrid>
         <w:gridCol w:w="2636"/>
@@ -2498,7 +2498,7 @@
           <w:left w:w="10" w:type="dxa"/>
           <w:right w:w="10" w:type="dxa"/>
         </w:tblCellMar>
-        <w:tblLook w:val="04A0" w:firstRow="1" w:lastRow="0" w:firstColumn="1" w:lastColumn="0" w:noHBand="0" w:noVBand="1"/>
+        <w:tblLook w:val="0000" w:firstRow="0" w:lastRow="0" w:firstColumn="0" w:lastColumn="0" w:noHBand="0" w:noVBand="0"/>
       </w:tblPr>
       <w:tblGrid>
         <w:gridCol w:w="8787"/>
@@ -2585,7 +2585,7 @@
     <w:sdt>
       <w:sdtPr>
         <w:alias w:val="Contenido"/>
-        <w:id w:val="276234622"/>
+        <w:id w:val="-882165441"/>
       </w:sdtPr>
       <w:sdtEndPr/>
       <w:sdtContent>
@@ -2611,7 +2611,7 @@
           <w:r>
             <w:fldChar w:fldCharType="separate"/>
           </w:r>
-          <w:hyperlink w:anchor="_Toc242536557" w:history="1">
+          <w:hyperlink w:anchor="_Toc242538555" w:history="1">
             <w:r>
               <w:rPr>
                 <w:rStyle w:val="Hipervnculo"/>
@@ -2635,7 +2635,7 @@
               <w:rPr>
                 <w:noProof/>
               </w:rPr>
-              <w:instrText xml:space="preserve"> PAGEREF _Toc242536557 \h </w:instrText>
+              <w:instrText xml:space="preserve"> PAGEREF _Toc242538555 \h </w:instrText>
             </w:r>
             <w:r>
               <w:rPr>
@@ -2675,7 +2675,7 @@
               <w14:ligatures w14:val="standardContextual"/>
             </w:rPr>
           </w:pPr>
-          <w:hyperlink w:anchor="_Toc242536558" w:history="1">
+          <w:hyperlink w:anchor="_Toc242538556" w:history="1">
             <w:r>
               <w:rPr>
                 <w:rStyle w:val="Hipervnculo"/>
@@ -2699,7 +2699,7 @@
               <w:rPr>
                 <w:noProof/>
               </w:rPr>
-              <w:instrText xml:space="preserve"> PAGEREF _Toc242536558 \h </w:instrText>
+              <w:instrText xml:space="preserve"> PAGEREF _Toc242538556 \h </w:instrText>
             </w:r>
             <w:r>
               <w:rPr>
@@ -2739,7 +2739,7 @@
               <w14:ligatures w14:val="standardContextual"/>
             </w:rPr>
           </w:pPr>
-          <w:hyperlink w:anchor="_Toc242536559" w:history="1">
+          <w:hyperlink w:anchor="_Toc242538557" w:history="1">
             <w:r>
               <w:rPr>
                 <w:rStyle w:val="Hipervnculo"/>
@@ -2763,7 +2763,7 @@
               <w:rPr>
                 <w:noProof/>
               </w:rPr>
-              <w:instrText xml:space="preserve"> PAGEREF _Toc242536559 \h </w:instrText>
+              <w:instrText xml:space="preserve"> PAGEREF _Toc242538557 \h </w:instrText>
             </w:r>
             <w:r>
               <w:rPr>
@@ -2803,7 +2803,7 @@
               <w14:ligatures w14:val="standardContextual"/>
             </w:rPr>
           </w:pPr>
-          <w:hyperlink w:anchor="_Toc242536560" w:history="1">
+          <w:hyperlink w:anchor="_Toc242538558" w:history="1">
             <w:r>
               <w:rPr>
                 <w:rStyle w:val="Hipervnculo"/>
@@ -2827,7 +2827,7 @@
               <w:rPr>
                 <w:noProof/>
               </w:rPr>
-              <w:instrText xml:space="preserve"> PAGEREF _Toc242536560 \h </w:instrText>
+              <w:instrText xml:space="preserve"> PAGEREF _Toc242538558 \h </w:instrText>
             </w:r>
             <w:r>
               <w:rPr>
@@ -2867,7 +2867,7 @@
               <w14:ligatures w14:val="standardContextual"/>
             </w:rPr>
           </w:pPr>
-          <w:hyperlink w:anchor="_Toc242536561" w:history="1">
+          <w:hyperlink w:anchor="_Toc242538559" w:history="1">
             <w:r>
               <w:rPr>
                 <w:rStyle w:val="Hipervnculo"/>
@@ -2891,7 +2891,7 @@
               <w:rPr>
                 <w:noProof/>
               </w:rPr>
-              <w:instrText xml:space="preserve"> PAGEREF _Toc242536561 \h </w:instrText>
+              <w:instrText xml:space="preserve"> PAGEREF _Toc242538559 \h </w:instrText>
             </w:r>
             <w:r>
               <w:rPr>
@@ -2931,7 +2931,7 @@
               <w14:ligatures w14:val="standardContextual"/>
             </w:rPr>
           </w:pPr>
-          <w:hyperlink w:anchor="_Toc242536562" w:history="1">
+          <w:hyperlink w:anchor="_Toc242538560" w:history="1">
             <w:r>
               <w:rPr>
                 <w:rStyle w:val="Hipervnculo"/>
@@ -2955,7 +2955,7 @@
               <w:rPr>
                 <w:noProof/>
               </w:rPr>
-              <w:instrText xml:space="preserve"> PAGEREF _Toc242536562 \h </w:instrText>
+              <w:instrText xml:space="preserve"> PAGEREF _Toc242538560 \h </w:instrText>
             </w:r>
             <w:r>
               <w:rPr>
@@ -2995,7 +2995,7 @@
               <w14:ligatures w14:val="standardContextual"/>
             </w:rPr>
           </w:pPr>
-          <w:hyperlink w:anchor="_Toc242536563" w:history="1">
+          <w:hyperlink w:anchor="_Toc242538561" w:history="1">
             <w:r>
               <w:rPr>
                 <w:rStyle w:val="Hipervnculo"/>
@@ -3019,7 +3019,7 @@
               <w:rPr>
                 <w:noProof/>
               </w:rPr>
-              <w:instrText xml:space="preserve"> PAGEREF _Toc242536563 \h </w:instrText>
+              <w:instrText xml:space="preserve"> PAGEREF _Toc242538561 \h </w:instrText>
             </w:r>
             <w:r>
               <w:rPr>
@@ -3069,7 +3069,7 @@
       <w:pPr>
         <w:pStyle w:val="Ttulo1"/>
       </w:pPr>
-      <w:bookmarkStart w:id="0" w:name="_Toc242536557"/>
+      <w:bookmarkStart w:id="0" w:name="_Toc242538555"/>
       <w:r>
         <w:lastRenderedPageBreak/>
         <w:t>1. Ficha del proyecto</w:t>
@@ -3092,7 +3092,7 @@
           <w:left w:w="10" w:type="dxa"/>
           <w:right w:w="10" w:type="dxa"/>
         </w:tblCellMar>
-        <w:tblLook w:val="04A0" w:firstRow="1" w:lastRow="0" w:firstColumn="1" w:lastColumn="0" w:noHBand="0" w:noVBand="1"/>
+        <w:tblLook w:val="0000" w:firstRow="0" w:lastRow="0" w:firstColumn="0" w:lastColumn="0" w:noHBand="0" w:noVBand="0"/>
       </w:tblPr>
       <w:tblGrid>
         <w:gridCol w:w="2636"/>
@@ -4082,7 +4082,7 @@
           <w:left w:w="10" w:type="dxa"/>
           <w:right w:w="10" w:type="dxa"/>
         </w:tblCellMar>
-        <w:tblLook w:val="04A0" w:firstRow="1" w:lastRow="0" w:firstColumn="1" w:lastColumn="0" w:noHBand="0" w:noVBand="1"/>
+        <w:tblLook w:val="0000" w:firstRow="0" w:lastRow="0" w:firstColumn="0" w:lastColumn="0" w:noHBand="0" w:noVBand="0"/>
       </w:tblPr>
       <w:tblGrid>
         <w:gridCol w:w="3514"/>
@@ -4657,7 +4657,7 @@
       <w:pPr>
         <w:pStyle w:val="Ttulo1"/>
       </w:pPr>
-      <w:bookmarkStart w:id="1" w:name="_Toc242536558"/>
+      <w:bookmarkStart w:id="1" w:name="_Toc242538556"/>
       <w:r>
         <w:t>2. Datos que no deben variar entre documentos</w:t>
       </w:r>
@@ -4714,7 +4714,7 @@
           <w:left w:w="10" w:type="dxa"/>
           <w:right w:w="10" w:type="dxa"/>
         </w:tblCellMar>
-        <w:tblLook w:val="04A0" w:firstRow="1" w:lastRow="0" w:firstColumn="1" w:lastColumn="0" w:noHBand="0" w:noVBand="1"/>
+        <w:tblLook w:val="0000" w:firstRow="0" w:lastRow="0" w:firstColumn="0" w:lastColumn="0" w:noHBand="0" w:noVBand="0"/>
       </w:tblPr>
       <w:tblGrid>
         <w:gridCol w:w="3339"/>
@@ -6707,7 +6707,7 @@
           <w:left w:w="10" w:type="dxa"/>
           <w:right w:w="10" w:type="dxa"/>
         </w:tblCellMar>
-        <w:tblLook w:val="04A0" w:firstRow="1" w:lastRow="0" w:firstColumn="1" w:lastColumn="0" w:noHBand="0" w:noVBand="1"/>
+        <w:tblLook w:val="0000" w:firstRow="0" w:lastRow="0" w:firstColumn="0" w:lastColumn="0" w:noHBand="0" w:noVBand="0"/>
       </w:tblPr>
       <w:tblGrid>
         <w:gridCol w:w="2636"/>
@@ -7113,7 +7113,7 @@
       <w:pPr>
         <w:pStyle w:val="Ttulo1"/>
       </w:pPr>
-      <w:bookmarkStart w:id="2" w:name="_Toc242536559"/>
+      <w:bookmarkStart w:id="2" w:name="_Toc242538557"/>
       <w:r>
         <w:t>3. Calendario</w:t>
       </w:r>
@@ -7161,7 +7161,7 @@
           <w:left w:w="10" w:type="dxa"/>
           <w:right w:w="10" w:type="dxa"/>
         </w:tblCellMar>
-        <w:tblLook w:val="04A0" w:firstRow="1" w:lastRow="0" w:firstColumn="1" w:lastColumn="0" w:noHBand="0" w:noVBand="1"/>
+        <w:tblLook w:val="0000" w:firstRow="0" w:lastRow="0" w:firstColumn="0" w:lastColumn="0" w:noHBand="0" w:noVBand="0"/>
       </w:tblPr>
       <w:tblGrid>
         <w:gridCol w:w="1757"/>
@@ -8854,7 +8854,7 @@
       <w:pPr>
         <w:pStyle w:val="Ttulo1"/>
       </w:pPr>
-      <w:bookmarkStart w:id="3" w:name="_Toc242536560"/>
+      <w:bookmarkStart w:id="3" w:name="_Toc242538558"/>
       <w:r>
         <w:lastRenderedPageBreak/>
         <w:t>4. Índice de documentos</w:t>
@@ -8884,7 +8884,7 @@
           <w:sz w:val="18"/>
           <w:szCs w:val="18"/>
         </w:rPr>
-        <w:t>Documentos emitidos (22)</w:t>
+        <w:t>Documentos emitidos (24)</w:t>
       </w:r>
     </w:p>
     <w:tbl>
@@ -8903,7 +8903,7 @@
           <w:left w:w="10" w:type="dxa"/>
           <w:right w:w="10" w:type="dxa"/>
         </w:tblCellMar>
-        <w:tblLook w:val="04A0" w:firstRow="1" w:lastRow="0" w:firstColumn="1" w:lastColumn="0" w:noHBand="0" w:noVBand="1"/>
+        <w:tblLook w:val="0000" w:firstRow="0" w:lastRow="0" w:firstColumn="0" w:lastColumn="0" w:noHBand="0" w:noVBand="0"/>
       </w:tblPr>
       <w:tblGrid>
         <w:gridCol w:w="790"/>
@@ -12093,7 +12093,7 @@
                 <w:sz w:val="15"/>
                 <w:szCs w:val="15"/>
               </w:rPr>
-              <w:t>INT-03</w:t>
+              <w:t>INT-04</w:t>
             </w:r>
           </w:p>
         </w:tc>
@@ -12125,7 +12125,7 @@
                 <w:sz w:val="15"/>
                 <w:szCs w:val="15"/>
               </w:rPr>
-              <w:t>Plan de gestión de las comunicaciones</w:t>
+              <w:t>Bitácora de involucramiento y reglas básicas</w:t>
             </w:r>
           </w:p>
         </w:tc>
@@ -12189,7 +12189,7 @@
                 <w:sz w:val="15"/>
                 <w:szCs w:val="15"/>
               </w:rPr>
-              <w:t>Planificar la gestión de las comunicaciones</w:t>
+              <w:t>Gestionar el involucramiento de los interesados</w:t>
             </w:r>
           </w:p>
         </w:tc>
@@ -12221,7 +12221,7 @@
                 <w:sz w:val="15"/>
                 <w:szCs w:val="15"/>
               </w:rPr>
-              <w:t>Planificación</w:t>
+              <w:t>Ejecución</w:t>
             </w:r>
           </w:p>
         </w:tc>
@@ -12253,7 +12253,7 @@
                 <w:sz w:val="15"/>
                 <w:szCs w:val="15"/>
               </w:rPr>
-              <w:t>02 - Interesados/2.2 Planificar</w:t>
+              <w:t>02 - Interesados/2.3 Gestionar</w:t>
             </w:r>
           </w:p>
         </w:tc>
@@ -12299,7 +12299,7 @@
                 <w:sz w:val="15"/>
                 <w:szCs w:val="15"/>
               </w:rPr>
-              <w:t>INT-04</w:t>
+              <w:t>INT-05</w:t>
             </w:r>
           </w:p>
         </w:tc>
@@ -12332,7 +12332,7 @@
                 <w:sz w:val="15"/>
                 <w:szCs w:val="15"/>
               </w:rPr>
-              <w:t>Bitácora de involucramiento y reglas básicas</w:t>
+              <w:t>Informe de seguimiento del involucramiento N.º 1</w:t>
             </w:r>
           </w:p>
         </w:tc>
@@ -12398,7 +12398,7 @@
                 <w:sz w:val="15"/>
                 <w:szCs w:val="15"/>
               </w:rPr>
-              <w:t>Gestionar el involucramiento de los interesados</w:t>
+              <w:t>Monitorear el involucramiento de los interesados</w:t>
             </w:r>
           </w:p>
         </w:tc>
@@ -12431,7 +12431,7 @@
                 <w:sz w:val="15"/>
                 <w:szCs w:val="15"/>
               </w:rPr>
-              <w:t>Ejecución</w:t>
+              <w:t>Monitoreo y control</w:t>
             </w:r>
           </w:p>
         </w:tc>
@@ -12464,7 +12464,7 @@
                 <w:sz w:val="15"/>
                 <w:szCs w:val="15"/>
               </w:rPr>
-              <w:t>02 - Interesados/2.3 Gestionar</w:t>
+              <w:t>02 - Interesados/2.4 Monitorear</w:t>
             </w:r>
           </w:p>
         </w:tc>
@@ -12509,7 +12509,7 @@
                 <w:sz w:val="15"/>
                 <w:szCs w:val="15"/>
               </w:rPr>
-              <w:t>INT-05</w:t>
+              <w:t>INT-03</w:t>
             </w:r>
           </w:p>
         </w:tc>
@@ -12541,7 +12541,7 @@
                 <w:sz w:val="15"/>
                 <w:szCs w:val="15"/>
               </w:rPr>
-              <w:t>Informe de seguimiento del involucramiento N.º 1</w:t>
+              <w:t>Plan de gestión de las comunicaciones</w:t>
             </w:r>
           </w:p>
         </w:tc>
@@ -12605,7 +12605,7 @@
                 <w:sz w:val="15"/>
                 <w:szCs w:val="15"/>
               </w:rPr>
-              <w:t>Monitorear el involucramiento de los interesados</w:t>
+              <w:t>Planificar la gestión de las comunicaciones</w:t>
             </w:r>
           </w:p>
         </w:tc>
@@ -12637,6 +12637,422 @@
                 <w:sz w:val="15"/>
                 <w:szCs w:val="15"/>
               </w:rPr>
+              <w:t>Planificación</w:t>
+            </w:r>
+          </w:p>
+        </w:tc>
+        <w:tc>
+          <w:tcPr>
+            <w:tcW w:w="1760" w:type="dxa"/>
+            <w:tcBorders>
+              <w:top w:val="single" w:sz="4" w:space="0" w:color="B8C2CC"/>
+              <w:left w:val="single" w:sz="4" w:space="0" w:color="B8C2CC"/>
+              <w:bottom w:val="single" w:sz="4" w:space="0" w:color="B8C2CC"/>
+              <w:right w:val="single" w:sz="4" w:space="0" w:color="B8C2CC"/>
+            </w:tcBorders>
+            <w:tcMar>
+              <w:top w:w="55" w:type="dxa"/>
+              <w:left w:w="85" w:type="dxa"/>
+              <w:bottom w:w="55" w:type="dxa"/>
+              <w:right w:w="85" w:type="dxa"/>
+            </w:tcMar>
+            <w:vAlign w:val="center"/>
+          </w:tcPr>
+          <w:p>
+            <w:pPr>
+              <w:spacing w:line="250" w:lineRule="auto"/>
+            </w:pPr>
+            <w:r>
+              <w:rPr>
+                <w:rFonts w:ascii="Arial" w:eastAsia="Arial" w:hAnsi="Arial" w:cs="Arial"/>
+                <w:color w:val="1A1A1A"/>
+                <w:sz w:val="15"/>
+                <w:szCs w:val="15"/>
+              </w:rPr>
+              <w:t>02 - Interesados/2.5 Comunicaciones</w:t>
+            </w:r>
+          </w:p>
+        </w:tc>
+      </w:tr>
+      <w:tr>
+        <w:tblPrEx>
+          <w:tblCellMar>
+            <w:top w:w="0" w:type="dxa"/>
+            <w:bottom w:w="0" w:type="dxa"/>
+          </w:tblCellMar>
+        </w:tblPrEx>
+        <w:trPr>
+          <w:cantSplit/>
+        </w:trPr>
+        <w:tc>
+          <w:tcPr>
+            <w:tcW w:w="790" w:type="dxa"/>
+            <w:tcBorders>
+              <w:top w:val="single" w:sz="4" w:space="0" w:color="B8C2CC"/>
+              <w:left w:val="single" w:sz="4" w:space="0" w:color="B8C2CC"/>
+              <w:bottom w:val="single" w:sz="4" w:space="0" w:color="B8C2CC"/>
+              <w:right w:val="single" w:sz="4" w:space="0" w:color="B8C2CC"/>
+            </w:tcBorders>
+            <w:shd w:val="clear" w:color="auto" w:fill="F5F7FA"/>
+            <w:tcMar>
+              <w:top w:w="55" w:type="dxa"/>
+              <w:left w:w="85" w:type="dxa"/>
+              <w:bottom w:w="55" w:type="dxa"/>
+              <w:right w:w="85" w:type="dxa"/>
+            </w:tcMar>
+            <w:vAlign w:val="center"/>
+          </w:tcPr>
+          <w:p>
+            <w:pPr>
+              <w:spacing w:line="250" w:lineRule="auto"/>
+            </w:pPr>
+            <w:r>
+              <w:rPr>
+                <w:rFonts w:ascii="Arial" w:eastAsia="Arial" w:hAnsi="Arial" w:cs="Arial"/>
+                <w:b/>
+                <w:bCs/>
+                <w:color w:val="1A1A1A"/>
+                <w:sz w:val="15"/>
+                <w:szCs w:val="15"/>
+              </w:rPr>
+              <w:t>INT-06</w:t>
+            </w:r>
+          </w:p>
+        </w:tc>
+        <w:tc>
+          <w:tcPr>
+            <w:tcW w:w="2196" w:type="dxa"/>
+            <w:tcBorders>
+              <w:top w:val="single" w:sz="4" w:space="0" w:color="B8C2CC"/>
+              <w:left w:val="single" w:sz="4" w:space="0" w:color="B8C2CC"/>
+              <w:bottom w:val="single" w:sz="4" w:space="0" w:color="B8C2CC"/>
+              <w:right w:val="single" w:sz="4" w:space="0" w:color="B8C2CC"/>
+            </w:tcBorders>
+            <w:shd w:val="clear" w:color="auto" w:fill="F5F7FA"/>
+            <w:tcMar>
+              <w:top w:w="55" w:type="dxa"/>
+              <w:left w:w="85" w:type="dxa"/>
+              <w:bottom w:w="55" w:type="dxa"/>
+              <w:right w:w="85" w:type="dxa"/>
+            </w:tcMar>
+            <w:vAlign w:val="center"/>
+          </w:tcPr>
+          <w:p>
+            <w:pPr>
+              <w:spacing w:line="250" w:lineRule="auto"/>
+            </w:pPr>
+            <w:r>
+              <w:rPr>
+                <w:rFonts w:ascii="Arial" w:eastAsia="Arial" w:hAnsi="Arial" w:cs="Arial"/>
+                <w:color w:val="1A1A1A"/>
+                <w:sz w:val="15"/>
+                <w:szCs w:val="15"/>
+              </w:rPr>
+              <w:t>Registro de comunicaciones</w:t>
+            </w:r>
+          </w:p>
+        </w:tc>
+        <w:tc>
+          <w:tcPr>
+            <w:tcW w:w="966" w:type="dxa"/>
+            <w:tcBorders>
+              <w:top w:val="single" w:sz="4" w:space="0" w:color="B8C2CC"/>
+              <w:left w:val="single" w:sz="4" w:space="0" w:color="B8C2CC"/>
+              <w:bottom w:val="single" w:sz="4" w:space="0" w:color="B8C2CC"/>
+              <w:right w:val="single" w:sz="4" w:space="0" w:color="B8C2CC"/>
+            </w:tcBorders>
+            <w:shd w:val="clear" w:color="auto" w:fill="F5F7FA"/>
+            <w:tcMar>
+              <w:top w:w="55" w:type="dxa"/>
+              <w:left w:w="85" w:type="dxa"/>
+              <w:bottom w:w="55" w:type="dxa"/>
+              <w:right w:w="85" w:type="dxa"/>
+            </w:tcMar>
+            <w:vAlign w:val="center"/>
+          </w:tcPr>
+          <w:p>
+            <w:pPr>
+              <w:spacing w:line="250" w:lineRule="auto"/>
+            </w:pPr>
+            <w:r>
+              <w:rPr>
+                <w:rFonts w:ascii="Arial" w:eastAsia="Arial" w:hAnsi="Arial" w:cs="Arial"/>
+                <w:color w:val="1A1A1A"/>
+                <w:sz w:val="15"/>
+                <w:szCs w:val="15"/>
+              </w:rPr>
+              <w:t>Interesados</w:t>
+            </w:r>
+          </w:p>
+        </w:tc>
+        <w:tc>
+          <w:tcPr>
+            <w:tcW w:w="1933" w:type="dxa"/>
+            <w:tcBorders>
+              <w:top w:val="single" w:sz="4" w:space="0" w:color="B8C2CC"/>
+              <w:left w:val="single" w:sz="4" w:space="0" w:color="B8C2CC"/>
+              <w:bottom w:val="single" w:sz="4" w:space="0" w:color="B8C2CC"/>
+              <w:right w:val="single" w:sz="4" w:space="0" w:color="B8C2CC"/>
+            </w:tcBorders>
+            <w:shd w:val="clear" w:color="auto" w:fill="F5F7FA"/>
+            <w:tcMar>
+              <w:top w:w="55" w:type="dxa"/>
+              <w:left w:w="85" w:type="dxa"/>
+              <w:bottom w:w="55" w:type="dxa"/>
+              <w:right w:w="85" w:type="dxa"/>
+            </w:tcMar>
+            <w:vAlign w:val="center"/>
+          </w:tcPr>
+          <w:p>
+            <w:pPr>
+              <w:spacing w:line="250" w:lineRule="auto"/>
+            </w:pPr>
+            <w:r>
+              <w:rPr>
+                <w:rFonts w:ascii="Arial" w:eastAsia="Arial" w:hAnsi="Arial" w:cs="Arial"/>
+                <w:color w:val="1A1A1A"/>
+                <w:sz w:val="15"/>
+                <w:szCs w:val="15"/>
+              </w:rPr>
+              <w:t>Gestionar las comunicaciones</w:t>
+            </w:r>
+          </w:p>
+        </w:tc>
+        <w:tc>
+          <w:tcPr>
+            <w:tcW w:w="1142" w:type="dxa"/>
+            <w:tcBorders>
+              <w:top w:val="single" w:sz="4" w:space="0" w:color="B8C2CC"/>
+              <w:left w:val="single" w:sz="4" w:space="0" w:color="B8C2CC"/>
+              <w:bottom w:val="single" w:sz="4" w:space="0" w:color="B8C2CC"/>
+              <w:right w:val="single" w:sz="4" w:space="0" w:color="B8C2CC"/>
+            </w:tcBorders>
+            <w:shd w:val="clear" w:color="auto" w:fill="F5F7FA"/>
+            <w:tcMar>
+              <w:top w:w="55" w:type="dxa"/>
+              <w:left w:w="85" w:type="dxa"/>
+              <w:bottom w:w="55" w:type="dxa"/>
+              <w:right w:w="85" w:type="dxa"/>
+            </w:tcMar>
+            <w:vAlign w:val="center"/>
+          </w:tcPr>
+          <w:p>
+            <w:pPr>
+              <w:spacing w:line="250" w:lineRule="auto"/>
+            </w:pPr>
+            <w:r>
+              <w:rPr>
+                <w:rFonts w:ascii="Arial" w:eastAsia="Arial" w:hAnsi="Arial" w:cs="Arial"/>
+                <w:color w:val="1A1A1A"/>
+                <w:sz w:val="15"/>
+                <w:szCs w:val="15"/>
+              </w:rPr>
+              <w:t>Ejecución</w:t>
+            </w:r>
+          </w:p>
+        </w:tc>
+        <w:tc>
+          <w:tcPr>
+            <w:tcW w:w="1760" w:type="dxa"/>
+            <w:tcBorders>
+              <w:top w:val="single" w:sz="4" w:space="0" w:color="B8C2CC"/>
+              <w:left w:val="single" w:sz="4" w:space="0" w:color="B8C2CC"/>
+              <w:bottom w:val="single" w:sz="4" w:space="0" w:color="B8C2CC"/>
+              <w:right w:val="single" w:sz="4" w:space="0" w:color="B8C2CC"/>
+            </w:tcBorders>
+            <w:shd w:val="clear" w:color="auto" w:fill="F5F7FA"/>
+            <w:tcMar>
+              <w:top w:w="55" w:type="dxa"/>
+              <w:left w:w="85" w:type="dxa"/>
+              <w:bottom w:w="55" w:type="dxa"/>
+              <w:right w:w="85" w:type="dxa"/>
+            </w:tcMar>
+            <w:vAlign w:val="center"/>
+          </w:tcPr>
+          <w:p>
+            <w:pPr>
+              <w:spacing w:line="250" w:lineRule="auto"/>
+            </w:pPr>
+            <w:r>
+              <w:rPr>
+                <w:rFonts w:ascii="Arial" w:eastAsia="Arial" w:hAnsi="Arial" w:cs="Arial"/>
+                <w:color w:val="1A1A1A"/>
+                <w:sz w:val="15"/>
+                <w:szCs w:val="15"/>
+              </w:rPr>
+              <w:t>02 - Interesados/2.5 Comunicaciones</w:t>
+            </w:r>
+          </w:p>
+        </w:tc>
+      </w:tr>
+      <w:tr>
+        <w:tblPrEx>
+          <w:tblCellMar>
+            <w:top w:w="0" w:type="dxa"/>
+            <w:bottom w:w="0" w:type="dxa"/>
+          </w:tblCellMar>
+        </w:tblPrEx>
+        <w:trPr>
+          <w:cantSplit/>
+        </w:trPr>
+        <w:tc>
+          <w:tcPr>
+            <w:tcW w:w="790" w:type="dxa"/>
+            <w:tcBorders>
+              <w:top w:val="single" w:sz="4" w:space="0" w:color="B8C2CC"/>
+              <w:left w:val="single" w:sz="4" w:space="0" w:color="B8C2CC"/>
+              <w:bottom w:val="single" w:sz="4" w:space="0" w:color="B8C2CC"/>
+              <w:right w:val="single" w:sz="4" w:space="0" w:color="B8C2CC"/>
+            </w:tcBorders>
+            <w:tcMar>
+              <w:top w:w="55" w:type="dxa"/>
+              <w:left w:w="85" w:type="dxa"/>
+              <w:bottom w:w="55" w:type="dxa"/>
+              <w:right w:w="85" w:type="dxa"/>
+            </w:tcMar>
+            <w:vAlign w:val="center"/>
+          </w:tcPr>
+          <w:p>
+            <w:pPr>
+              <w:spacing w:line="250" w:lineRule="auto"/>
+            </w:pPr>
+            <w:r>
+              <w:rPr>
+                <w:rFonts w:ascii="Arial" w:eastAsia="Arial" w:hAnsi="Arial" w:cs="Arial"/>
+                <w:b/>
+                <w:bCs/>
+                <w:color w:val="1A1A1A"/>
+                <w:sz w:val="15"/>
+                <w:szCs w:val="15"/>
+              </w:rPr>
+              <w:t>INT-07</w:t>
+            </w:r>
+          </w:p>
+        </w:tc>
+        <w:tc>
+          <w:tcPr>
+            <w:tcW w:w="2196" w:type="dxa"/>
+            <w:tcBorders>
+              <w:top w:val="single" w:sz="4" w:space="0" w:color="B8C2CC"/>
+              <w:left w:val="single" w:sz="4" w:space="0" w:color="B8C2CC"/>
+              <w:bottom w:val="single" w:sz="4" w:space="0" w:color="B8C2CC"/>
+              <w:right w:val="single" w:sz="4" w:space="0" w:color="B8C2CC"/>
+            </w:tcBorders>
+            <w:tcMar>
+              <w:top w:w="55" w:type="dxa"/>
+              <w:left w:w="85" w:type="dxa"/>
+              <w:bottom w:w="55" w:type="dxa"/>
+              <w:right w:w="85" w:type="dxa"/>
+            </w:tcMar>
+            <w:vAlign w:val="center"/>
+          </w:tcPr>
+          <w:p>
+            <w:pPr>
+              <w:spacing w:line="250" w:lineRule="auto"/>
+            </w:pPr>
+            <w:r>
+              <w:rPr>
+                <w:rFonts w:ascii="Arial" w:eastAsia="Arial" w:hAnsi="Arial" w:cs="Arial"/>
+                <w:color w:val="1A1A1A"/>
+                <w:sz w:val="15"/>
+                <w:szCs w:val="15"/>
+              </w:rPr>
+              <w:t>Informe de monitoreo de las comunicaciones N.º 1</w:t>
+            </w:r>
+          </w:p>
+        </w:tc>
+        <w:tc>
+          <w:tcPr>
+            <w:tcW w:w="966" w:type="dxa"/>
+            <w:tcBorders>
+              <w:top w:val="single" w:sz="4" w:space="0" w:color="B8C2CC"/>
+              <w:left w:val="single" w:sz="4" w:space="0" w:color="B8C2CC"/>
+              <w:bottom w:val="single" w:sz="4" w:space="0" w:color="B8C2CC"/>
+              <w:right w:val="single" w:sz="4" w:space="0" w:color="B8C2CC"/>
+            </w:tcBorders>
+            <w:tcMar>
+              <w:top w:w="55" w:type="dxa"/>
+              <w:left w:w="85" w:type="dxa"/>
+              <w:bottom w:w="55" w:type="dxa"/>
+              <w:right w:w="85" w:type="dxa"/>
+            </w:tcMar>
+            <w:vAlign w:val="center"/>
+          </w:tcPr>
+          <w:p>
+            <w:pPr>
+              <w:spacing w:line="250" w:lineRule="auto"/>
+            </w:pPr>
+            <w:r>
+              <w:rPr>
+                <w:rFonts w:ascii="Arial" w:eastAsia="Arial" w:hAnsi="Arial" w:cs="Arial"/>
+                <w:color w:val="1A1A1A"/>
+                <w:sz w:val="15"/>
+                <w:szCs w:val="15"/>
+              </w:rPr>
+              <w:t>Interesados</w:t>
+            </w:r>
+          </w:p>
+        </w:tc>
+        <w:tc>
+          <w:tcPr>
+            <w:tcW w:w="1933" w:type="dxa"/>
+            <w:tcBorders>
+              <w:top w:val="single" w:sz="4" w:space="0" w:color="B8C2CC"/>
+              <w:left w:val="single" w:sz="4" w:space="0" w:color="B8C2CC"/>
+              <w:bottom w:val="single" w:sz="4" w:space="0" w:color="B8C2CC"/>
+              <w:right w:val="single" w:sz="4" w:space="0" w:color="B8C2CC"/>
+            </w:tcBorders>
+            <w:tcMar>
+              <w:top w:w="55" w:type="dxa"/>
+              <w:left w:w="85" w:type="dxa"/>
+              <w:bottom w:w="55" w:type="dxa"/>
+              <w:right w:w="85" w:type="dxa"/>
+            </w:tcMar>
+            <w:vAlign w:val="center"/>
+          </w:tcPr>
+          <w:p>
+            <w:pPr>
+              <w:spacing w:line="250" w:lineRule="auto"/>
+            </w:pPr>
+            <w:r>
+              <w:rPr>
+                <w:rFonts w:ascii="Arial" w:eastAsia="Arial" w:hAnsi="Arial" w:cs="Arial"/>
+                <w:color w:val="1A1A1A"/>
+                <w:sz w:val="15"/>
+                <w:szCs w:val="15"/>
+              </w:rPr>
+              <w:t>Monitorear las comunicaciones</w:t>
+            </w:r>
+          </w:p>
+        </w:tc>
+        <w:tc>
+          <w:tcPr>
+            <w:tcW w:w="1142" w:type="dxa"/>
+            <w:tcBorders>
+              <w:top w:val="single" w:sz="4" w:space="0" w:color="B8C2CC"/>
+              <w:left w:val="single" w:sz="4" w:space="0" w:color="B8C2CC"/>
+              <w:bottom w:val="single" w:sz="4" w:space="0" w:color="B8C2CC"/>
+              <w:right w:val="single" w:sz="4" w:space="0" w:color="B8C2CC"/>
+            </w:tcBorders>
+            <w:tcMar>
+              <w:top w:w="55" w:type="dxa"/>
+              <w:left w:w="85" w:type="dxa"/>
+              <w:bottom w:w="55" w:type="dxa"/>
+              <w:right w:w="85" w:type="dxa"/>
+            </w:tcMar>
+            <w:vAlign w:val="center"/>
+          </w:tcPr>
+          <w:p>
+            <w:pPr>
+              <w:spacing w:line="250" w:lineRule="auto"/>
+            </w:pPr>
+            <w:r>
+              <w:rPr>
+                <w:rFonts w:ascii="Arial" w:eastAsia="Arial" w:hAnsi="Arial" w:cs="Arial"/>
+                <w:color w:val="1A1A1A"/>
+                <w:sz w:val="15"/>
+                <w:szCs w:val="15"/>
+              </w:rPr>
               <w:t>Monitoreo y control</w:t>
             </w:r>
           </w:p>
@@ -12669,7 +13085,7 @@
                 <w:sz w:val="15"/>
                 <w:szCs w:val="15"/>
               </w:rPr>
-              <w:t>02 - Interesados/2.4 Monitorear</w:t>
+              <w:t>02 - Interesados/2.5 Comunicaciones</w:t>
             </w:r>
           </w:p>
         </w:tc>
@@ -13743,7 +14159,7 @@
       <w:pPr>
         <w:pStyle w:val="Ttulo1"/>
       </w:pPr>
-      <w:bookmarkStart w:id="4" w:name="_Toc242536561"/>
+      <w:bookmarkStart w:id="4" w:name="_Toc242538559"/>
       <w:r>
         <w:lastRenderedPageBreak/>
         <w:t>5. Cobertura de la Guía del PMBOK®</w:t>
@@ -13756,7 +14172,7 @@
         <w:jc w:val="both"/>
       </w:pPr>
       <w:r>
-        <w:t>La octava edición organiza la dirección de proyectos en siete dominios de desempeño y 40 procesos. En esta entrega el equipo desarrolló los dominios de Gobernanza y de Interesados, y completó lo que faltaba de Alcance y de Cronograma.</w:t>
+        <w:t>La octava edición organiza la dirección de proyectos en siete dominios de desempeño y 40 procesos. En esta entrega el equipo desarrolló los dominios de Gobernanza y de Interesados (con sus comunicaciones), y completó lo que faltaba de Alcance y de Cronograma.</w:t>
       </w:r>
     </w:p>
     <w:p>
@@ -13801,7 +14217,7 @@
           <w:left w:w="10" w:type="dxa"/>
           <w:right w:w="10" w:type="dxa"/>
         </w:tblCellMar>
-        <w:tblLook w:val="04A0" w:firstRow="1" w:lastRow="0" w:firstColumn="1" w:lastColumn="0" w:noHBand="0" w:noVBand="1"/>
+        <w:tblLook w:val="0000" w:firstRow="0" w:lastRow="0" w:firstColumn="0" w:lastColumn="0" w:noHBand="0" w:noVBand="0"/>
       </w:tblPr>
       <w:tblGrid>
         <w:gridCol w:w="1230"/>
@@ -14818,7 +15234,7 @@
                 <w:sz w:val="18"/>
                 <w:szCs w:val="18"/>
               </w:rPr>
-              <w:t>5</w:t>
+              <w:t>7</w:t>
             </w:r>
           </w:p>
         </w:tc>
@@ -14885,7 +15301,7 @@
                 <w:sz w:val="18"/>
                 <w:szCs w:val="18"/>
               </w:rPr>
-              <w:t>Los cuatro procesos de involucramiento y el plan de comunicaciones tienen documento.</w:t>
+              <w:t>Los siete procesos tienen documento: cuatro de involucramiento y tres de comunicaciones.</w:t>
             </w:r>
           </w:p>
         </w:tc>
@@ -15256,7 +15672,7 @@
       <w:pPr>
         <w:pStyle w:val="Ttulo1"/>
       </w:pPr>
-      <w:bookmarkStart w:id="5" w:name="_Toc242536562"/>
+      <w:bookmarkStart w:id="5" w:name="_Toc242538560"/>
       <w:r>
         <w:t>6. Documentos de la fase de formulación que siguen en uso</w:t>
       </w:r>
@@ -15304,7 +15720,7 @@
           <w:left w:w="10" w:type="dxa"/>
           <w:right w:w="10" w:type="dxa"/>
         </w:tblCellMar>
-        <w:tblLook w:val="04A0" w:firstRow="1" w:lastRow="0" w:firstColumn="1" w:lastColumn="0" w:noHBand="0" w:noVBand="1"/>
+        <w:tblLook w:val="0000" w:firstRow="0" w:lastRow="0" w:firstColumn="0" w:lastColumn="0" w:noHBand="0" w:noVBand="0"/>
       </w:tblPr>
       <w:tblGrid>
         <w:gridCol w:w="2987"/>
@@ -16542,7 +16958,7 @@
       <w:pPr>
         <w:pStyle w:val="Ttulo1"/>
       </w:pPr>
-      <w:bookmarkStart w:id="6" w:name="_Toc242536563"/>
+      <w:bookmarkStart w:id="6" w:name="_Toc242538561"/>
       <w:r>
         <w:lastRenderedPageBreak/>
         <w:t>7. Organización y mantenimiento</w:t>
@@ -16617,7 +17033,7 @@
         <w:t>02 - Interesados.</w:t>
       </w:r>
       <w:r>
-        <w:t xml:space="preserve"> Una subcarpeta por proceso, de 2.1 a 2.4.</w:t>
+        <w:t xml:space="preserve"> De 2.1 a 2.4, los procesos de involucramiento; en 2.5, los tres de comunicaciones.</w:t>
       </w:r>
     </w:p>
     <w:p>
@@ -16745,7 +17161,7 @@
           <w:left w:w="10" w:type="dxa"/>
           <w:right w:w="10" w:type="dxa"/>
         </w:tblCellMar>
-        <w:tblLook w:val="04A0" w:firstRow="1" w:lastRow="0" w:firstColumn="1" w:lastColumn="0" w:noHBand="0" w:noVBand="1"/>
+        <w:tblLook w:val="0000" w:firstRow="0" w:lastRow="0" w:firstColumn="0" w:lastColumn="0" w:noHBand="0" w:noVBand="0"/>
       </w:tblPr>
       <w:tblGrid>
         <w:gridCol w:w="8787"/>
@@ -17196,10 +17612,10 @@
 <file path=word/numbering.xml><?xml version="1.0" encoding="utf-8"?>
 <w:numbering xmlns:wpc="http://schemas.microsoft.com/office/word/2010/wordprocessingCanvas" xmlns:cx="http://schemas.microsoft.com/office/drawing/2014/chartex" xmlns:cx1="http://schemas.microsoft.com/office/drawing/2015/9/8/chartex" xmlns:cx2="http://schemas.microsoft.com/office/drawing/2015/10/21/chartex" xmlns:cx3="http://schemas.microsoft.com/office/drawing/2016/5/9/chartex" xmlns:cx4="http://schemas.microsoft.com/office/drawing/2016/5/10/chartex" xmlns:cx5="http://schemas.microsoft.com/office/drawing/2016/5/11/chartex" xmlns:cx6="http://schemas.microsoft.com/office/drawing/2016/5/12/chartex" xmlns:cx7="http://schemas.microsoft.com/office/drawing/2016/5/13/chartex" xmlns:cx8="http://schemas.microsoft.com/office/drawing/2016/5/14/chartex" xmlns:mc="http://schemas.openxmlformats.org/markup-compatibility/2006" xmlns:aink="http://schemas.microsoft.com/office/drawing/2016/ink" xmlns:am3d="http://schemas.microsoft.com/office/drawing/2017/model3d" xmlns:o="urn:schemas-microsoft-com:office:office" xmlns:oel="http://schemas.microsoft.com/office/2019/extlst" xmlns:r="http://schemas.openxmlformats.org/officeDocument/2006/relationships" xmlns:m="http://schemas.openxmlformats.org/officeDocument/2006/math" xmlns:v="urn:schemas-microsoft-com:vml" xmlns:wp14="http://schemas.microsoft.com/office/word/2010/wordprocessingDrawing" xmlns:wp="http://schemas.openxmlformats.org/drawingml/2006/wordprocessingDrawing" xmlns:w10="urn:schemas-microsoft-com:office:word" xmlns:w="http://schemas.openxmlformats.org/wordprocessingml/2006/main" xmlns:w14="http://schemas.microsoft.com/office/word/2010/wordml" xmlns:w15="http://schemas.microsoft.com/office/word/2012/wordml" xmlns:w16cex="http://schemas.microsoft.com/office/word/2018/wordml/cex" xmlns:w16cid="http://schemas.microsoft.com/office/word/2016/wordml/cid" xmlns:w16="http://schemas.microsoft.com/office/word/2018/wordml" xmlns:w16du="http://schemas.microsoft.com/office/word/2023/wordml/word16du" xmlns:w16sdtdh="http://schemas.microsoft.com/office/word/2020/wordml/sdtdatahash" xmlns:w16sdtfl="http://schemas.microsoft.com/office/word/2024/wordml/sdtformatlock" xmlns:w16se="http://schemas.microsoft.com/office/word/2015/wordml/symex" xmlns:wpg="http://schemas.microsoft.com/office/word/2010/wordprocessingGroup" xmlns:wpi="http://schemas.microsoft.com/office/word/2010/wordprocessingInk" xmlns:wne="http://schemas.microsoft.com/office/word/2006/wordml" xmlns:wps="http://schemas.microsoft.com/office/word/2010/wordprocessingShape" mc:Ignorable="w14 w15 w16se w16cid w16 w16cex w16sdtdh w16sdtfl w16du wp14">
   <w:abstractNum w:abstractNumId="0" w15:restartNumberingAfterBreak="0">
-    <w:nsid w:val="132E0D65"/>
+    <w:nsid w:val="3BF4378B"/>
     <w:multiLevelType w:val="hybridMultilevel"/>
-    <w:tmpl w:val="27262910"/>
-    <w:lvl w:ilvl="0" w:tplc="96D88B24">
+    <w:tmpl w:val="9F5E6C00"/>
+    <w:lvl w:ilvl="0" w:tplc="D3227514">
       <w:start w:val="1"/>
       <w:numFmt w:val="bullet"/>
       <w:lvlText w:val="●"/>
@@ -17208,7 +17624,7 @@
         <w:ind w:left="720" w:hanging="360"/>
       </w:pPr>
     </w:lvl>
-    <w:lvl w:ilvl="1" w:tplc="8FAE7A5E">
+    <w:lvl w:ilvl="1" w:tplc="F0489F88">
       <w:start w:val="1"/>
       <w:numFmt w:val="bullet"/>
       <w:lvlText w:val="○"/>
@@ -17217,7 +17633,7 @@
         <w:ind w:left="1440" w:hanging="360"/>
       </w:pPr>
     </w:lvl>
-    <w:lvl w:ilvl="2" w:tplc="C466039E">
+    <w:lvl w:ilvl="2" w:tplc="A1F4AF7E">
       <w:start w:val="1"/>
       <w:numFmt w:val="bullet"/>
       <w:lvlText w:val="■"/>
@@ -17226,7 +17642,7 @@
         <w:ind w:left="2160" w:hanging="360"/>
       </w:pPr>
     </w:lvl>
-    <w:lvl w:ilvl="3" w:tplc="3564B77E">
+    <w:lvl w:ilvl="3" w:tplc="07D6F6D6">
       <w:start w:val="1"/>
       <w:numFmt w:val="bullet"/>
       <w:lvlText w:val="●"/>
@@ -17235,7 +17651,7 @@
         <w:ind w:left="2880" w:hanging="360"/>
       </w:pPr>
     </w:lvl>
-    <w:lvl w:ilvl="4" w:tplc="F4FE370A">
+    <w:lvl w:ilvl="4" w:tplc="00BED7FA">
       <w:start w:val="1"/>
       <w:numFmt w:val="bullet"/>
       <w:lvlText w:val="○"/>
@@ -17244,7 +17660,7 @@
         <w:ind w:left="3600" w:hanging="360"/>
       </w:pPr>
     </w:lvl>
-    <w:lvl w:ilvl="5" w:tplc="C2FE2110">
+    <w:lvl w:ilvl="5" w:tplc="3A1E18A8">
       <w:start w:val="1"/>
       <w:numFmt w:val="bullet"/>
       <w:lvlText w:val="■"/>
@@ -17253,7 +17669,7 @@
         <w:ind w:left="4320" w:hanging="360"/>
       </w:pPr>
     </w:lvl>
-    <w:lvl w:ilvl="6" w:tplc="C21653D2">
+    <w:lvl w:ilvl="6" w:tplc="5B14968C">
       <w:start w:val="1"/>
       <w:numFmt w:val="bullet"/>
       <w:lvlText w:val="●"/>
@@ -17262,7 +17678,7 @@
         <w:ind w:left="5040" w:hanging="360"/>
       </w:pPr>
     </w:lvl>
-    <w:lvl w:ilvl="7" w:tplc="2D28B8C0">
+    <w:lvl w:ilvl="7" w:tplc="04B03EF2">
       <w:start w:val="1"/>
       <w:numFmt w:val="bullet"/>
       <w:lvlText w:val="●"/>
@@ -17271,7 +17687,7 @@
         <w:ind w:left="5760" w:hanging="360"/>
       </w:pPr>
     </w:lvl>
-    <w:lvl w:ilvl="8" w:tplc="2548B55E">
+    <w:lvl w:ilvl="8" w:tplc="229E8218">
       <w:start w:val="1"/>
       <w:numFmt w:val="bullet"/>
       <w:lvlText w:val="●"/>
@@ -17282,10 +17698,64 @@
     </w:lvl>
   </w:abstractNum>
   <w:abstractNum w:abstractNumId="1" w15:restartNumberingAfterBreak="0">
-    <w:nsid w:val="22763F61"/>
+    <w:nsid w:val="5F9222F6"/>
     <w:multiLevelType w:val="hybridMultilevel"/>
-    <w:tmpl w:val="62F267DA"/>
-    <w:lvl w:ilvl="0" w:tplc="95707AD4">
+    <w:tmpl w:val="DCDEEFDC"/>
+    <w:lvl w:ilvl="0" w:tplc="7916AC5E">
+      <w:start w:val="1"/>
+      <w:numFmt w:val="decimal"/>
+      <w:lvlText w:val="%1."/>
+      <w:lvlJc w:val="left"/>
+      <w:pPr>
+        <w:ind w:left="560" w:hanging="340"/>
+      </w:pPr>
+    </w:lvl>
+    <w:lvl w:ilvl="1" w:tplc="070E0B20">
+      <w:numFmt w:val="decimal"/>
+      <w:lvlText w:val=""/>
+      <w:lvlJc w:val="left"/>
+    </w:lvl>
+    <w:lvl w:ilvl="2" w:tplc="42BE087E">
+      <w:numFmt w:val="decimal"/>
+      <w:lvlText w:val=""/>
+      <w:lvlJc w:val="left"/>
+    </w:lvl>
+    <w:lvl w:ilvl="3" w:tplc="0DD87996">
+      <w:numFmt w:val="decimal"/>
+      <w:lvlText w:val=""/>
+      <w:lvlJc w:val="left"/>
+    </w:lvl>
+    <w:lvl w:ilvl="4" w:tplc="D8D62F44">
+      <w:numFmt w:val="decimal"/>
+      <w:lvlText w:val=""/>
+      <w:lvlJc w:val="left"/>
+    </w:lvl>
+    <w:lvl w:ilvl="5" w:tplc="D42C402C">
+      <w:numFmt w:val="decimal"/>
+      <w:lvlText w:val=""/>
+      <w:lvlJc w:val="left"/>
+    </w:lvl>
+    <w:lvl w:ilvl="6" w:tplc="5E86B7FE">
+      <w:numFmt w:val="decimal"/>
+      <w:lvlText w:val=""/>
+      <w:lvlJc w:val="left"/>
+    </w:lvl>
+    <w:lvl w:ilvl="7" w:tplc="2DC8B5EC">
+      <w:numFmt w:val="decimal"/>
+      <w:lvlText w:val=""/>
+      <w:lvlJc w:val="left"/>
+    </w:lvl>
+    <w:lvl w:ilvl="8" w:tplc="D46E2628">
+      <w:numFmt w:val="decimal"/>
+      <w:lvlText w:val=""/>
+      <w:lvlJc w:val="left"/>
+    </w:lvl>
+  </w:abstractNum>
+  <w:abstractNum w:abstractNumId="2" w15:restartNumberingAfterBreak="0">
+    <w:nsid w:val="75B44A8B"/>
+    <w:multiLevelType w:val="hybridMultilevel"/>
+    <w:tmpl w:val="06C4EEAA"/>
+    <w:lvl w:ilvl="0" w:tplc="B6C8A918">
       <w:start w:val="1"/>
       <w:numFmt w:val="bullet"/>
       <w:lvlText w:val="•"/>
@@ -17294,109 +17764,55 @@
         <w:ind w:left="560" w:hanging="280"/>
       </w:pPr>
     </w:lvl>
-    <w:lvl w:ilvl="1" w:tplc="8A3C964C">
+    <w:lvl w:ilvl="1" w:tplc="AC7A4F92">
       <w:numFmt w:val="decimal"/>
       <w:lvlText w:val=""/>
       <w:lvlJc w:val="left"/>
     </w:lvl>
-    <w:lvl w:ilvl="2" w:tplc="87289420">
+    <w:lvl w:ilvl="2" w:tplc="0792AA6C">
       <w:numFmt w:val="decimal"/>
       <w:lvlText w:val=""/>
       <w:lvlJc w:val="left"/>
     </w:lvl>
-    <w:lvl w:ilvl="3" w:tplc="09EC0422">
+    <w:lvl w:ilvl="3" w:tplc="77EAA818">
       <w:numFmt w:val="decimal"/>
       <w:lvlText w:val=""/>
       <w:lvlJc w:val="left"/>
     </w:lvl>
-    <w:lvl w:ilvl="4" w:tplc="F648ECA0">
+    <w:lvl w:ilvl="4" w:tplc="0DE0AD5C">
       <w:numFmt w:val="decimal"/>
       <w:lvlText w:val=""/>
       <w:lvlJc w:val="left"/>
     </w:lvl>
-    <w:lvl w:ilvl="5" w:tplc="4502BB94">
+    <w:lvl w:ilvl="5" w:tplc="2FEA8498">
       <w:numFmt w:val="decimal"/>
       <w:lvlText w:val=""/>
       <w:lvlJc w:val="left"/>
     </w:lvl>
-    <w:lvl w:ilvl="6" w:tplc="8D06B098">
+    <w:lvl w:ilvl="6" w:tplc="41C2FFB8">
       <w:numFmt w:val="decimal"/>
       <w:lvlText w:val=""/>
       <w:lvlJc w:val="left"/>
     </w:lvl>
-    <w:lvl w:ilvl="7" w:tplc="69F2E238">
+    <w:lvl w:ilvl="7" w:tplc="CFD24F88">
       <w:numFmt w:val="decimal"/>
       <w:lvlText w:val=""/>
       <w:lvlJc w:val="left"/>
     </w:lvl>
-    <w:lvl w:ilvl="8" w:tplc="0C92B5C8">
+    <w:lvl w:ilvl="8" w:tplc="8E7A6146">
       <w:numFmt w:val="decimal"/>
       <w:lvlText w:val=""/>
       <w:lvlJc w:val="left"/>
     </w:lvl>
   </w:abstractNum>
-  <w:abstractNum w:abstractNumId="2" w15:restartNumberingAfterBreak="0">
-    <w:nsid w:val="68334C63"/>
-    <w:multiLevelType w:val="hybridMultilevel"/>
-    <w:tmpl w:val="7F848E2C"/>
-    <w:lvl w:ilvl="0" w:tplc="926CB012">
-      <w:start w:val="1"/>
-      <w:numFmt w:val="decimal"/>
-      <w:lvlText w:val="%1."/>
-      <w:lvlJc w:val="left"/>
-      <w:pPr>
-        <w:ind w:left="560" w:hanging="340"/>
-      </w:pPr>
-    </w:lvl>
-    <w:lvl w:ilvl="1" w:tplc="311ED0A6">
-      <w:numFmt w:val="decimal"/>
-      <w:lvlText w:val=""/>
-      <w:lvlJc w:val="left"/>
-    </w:lvl>
-    <w:lvl w:ilvl="2" w:tplc="1EF89732">
-      <w:numFmt w:val="decimal"/>
-      <w:lvlText w:val=""/>
-      <w:lvlJc w:val="left"/>
-    </w:lvl>
-    <w:lvl w:ilvl="3" w:tplc="BDC0ED8C">
-      <w:numFmt w:val="decimal"/>
-      <w:lvlText w:val=""/>
-      <w:lvlJc w:val="left"/>
-    </w:lvl>
-    <w:lvl w:ilvl="4" w:tplc="B7B05E5E">
-      <w:numFmt w:val="decimal"/>
-      <w:lvlText w:val=""/>
-      <w:lvlJc w:val="left"/>
-    </w:lvl>
-    <w:lvl w:ilvl="5" w:tplc="CA026A14">
-      <w:numFmt w:val="decimal"/>
-      <w:lvlText w:val=""/>
-      <w:lvlJc w:val="left"/>
-    </w:lvl>
-    <w:lvl w:ilvl="6" w:tplc="0E6E079A">
-      <w:numFmt w:val="decimal"/>
-      <w:lvlText w:val=""/>
-      <w:lvlJc w:val="left"/>
-    </w:lvl>
-    <w:lvl w:ilvl="7" w:tplc="DA28D802">
-      <w:numFmt w:val="decimal"/>
-      <w:lvlText w:val=""/>
-      <w:lvlJc w:val="left"/>
-    </w:lvl>
-    <w:lvl w:ilvl="8" w:tplc="653057F0">
-      <w:numFmt w:val="decimal"/>
-      <w:lvlText w:val=""/>
-      <w:lvlJc w:val="left"/>
-    </w:lvl>
-  </w:abstractNum>
-  <w:num w:numId="1" w16cid:durableId="1417821451">
+  <w:num w:numId="1" w16cid:durableId="461535487">
     <w:abstractNumId w:val="0"/>
     <w:lvlOverride w:ilvl="0">
       <w:startOverride w:val="1"/>
     </w:lvlOverride>
   </w:num>
-  <w:num w:numId="2" w16cid:durableId="1603953144">
-    <w:abstractNumId w:val="1"/>
+  <w:num w:numId="2" w16cid:durableId="1980567836">
+    <w:abstractNumId w:val="2"/>
     <w:lvlOverride w:ilvl="0">
       <w:startOverride w:val="1"/>
     </w:lvlOverride>
@@ -17988,7 +18404,7 @@
     <w:autoRedefine/>
     <w:uiPriority w:val="39"/>
     <w:unhideWhenUsed/>
-    <w:rsid w:val="000D1EFD"/>
+    <w:rsid w:val="00A72A5F"/>
     <w:pPr>
       <w:spacing w:after="100"/>
     </w:pPr>

--- a/public/documentos/BASE-01-ficha-del-proyecto-e-indice-de-la-documentacion.docx
+++ b/public/documentos/BASE-01-ficha-del-proyecto-e-indice-de-la-documentacion.docx
@@ -18,7 +18,7 @@
           <w:left w:w="10" w:type="dxa"/>
           <w:right w:w="10" w:type="dxa"/>
         </w:tblCellMar>
-        <w:tblLook w:val="0000" w:firstRow="0" w:lastRow="0" w:firstColumn="0" w:lastColumn="0" w:noHBand="0" w:noVBand="0"/>
+        <w:tblLook w:val="04A0" w:firstRow="1" w:lastRow="0" w:firstColumn="1" w:lastColumn="0" w:noHBand="0" w:noVBand="1"/>
       </w:tblPr>
       <w:tblGrid>
         <w:gridCol w:w="1757"/>
@@ -52,7 +52,7 @@
                 <w:noProof/>
               </w:rPr>
               <w:drawing>
-                <wp:inline distT="0" distB="0" distL="0" distR="0" wp14:anchorId="776ECDB0" wp14:editId="70D5D04C">
+                <wp:inline distT="0" distB="0" distL="0" distR="0" wp14:anchorId="2ADE7F0A" wp14:editId="34BC7EA5">
                   <wp:extent cx="990600" cy="990600"/>
                   <wp:effectExtent l="0" t="0" r="0" b="0"/>
                   <wp:docPr id="1" name="Imagen 1"/>
@@ -171,10 +171,10 @@
                 <w:noProof/>
               </w:rPr>
               <w:drawing>
-                <wp:inline distT="0" distB="0" distL="0" distR="0" wp14:anchorId="55A4DB16" wp14:editId="3075AEFD">
+                <wp:inline distT="0" distB="0" distL="0" distR="0" wp14:anchorId="3E535BE1" wp14:editId="1EF89BB6">
                   <wp:extent cx="800100" cy="800100"/>
                   <wp:effectExtent l="0" t="0" r="0" b="0"/>
-                  <wp:docPr id="1142691398" name="Imagen 1142691398"/>
+                  <wp:docPr id="1520395815" name="Imagen 1520395815"/>
                   <wp:cNvGraphicFramePr>
                     <a:graphicFrameLocks xmlns:a="http://schemas.openxmlformats.org/drawingml/2006/main" noChangeAspect="1"/>
                   </wp:cNvGraphicFramePr>
@@ -308,7 +308,7 @@
           <w:left w:w="10" w:type="dxa"/>
           <w:right w:w="10" w:type="dxa"/>
         </w:tblCellMar>
-        <w:tblLook w:val="0000" w:firstRow="0" w:lastRow="0" w:firstColumn="0" w:lastColumn="0" w:noHBand="0" w:noVBand="0"/>
+        <w:tblLook w:val="04A0" w:firstRow="1" w:lastRow="0" w:firstColumn="1" w:lastColumn="0" w:noHBand="0" w:noVBand="1"/>
       </w:tblPr>
       <w:tblGrid>
         <w:gridCol w:w="2636"/>
@@ -786,7 +786,7 @@
           <w:left w:w="10" w:type="dxa"/>
           <w:right w:w="10" w:type="dxa"/>
         </w:tblCellMar>
-        <w:tblLook w:val="0000" w:firstRow="0" w:lastRow="0" w:firstColumn="0" w:lastColumn="0" w:noHBand="0" w:noVBand="0"/>
+        <w:tblLook w:val="04A0" w:firstRow="1" w:lastRow="0" w:firstColumn="1" w:lastColumn="0" w:noHBand="0" w:noVBand="1"/>
       </w:tblPr>
       <w:tblGrid>
         <w:gridCol w:w="4042"/>
@@ -1399,7 +1399,7 @@
           <w:left w:w="10" w:type="dxa"/>
           <w:right w:w="10" w:type="dxa"/>
         </w:tblCellMar>
-        <w:tblLook w:val="0000" w:firstRow="0" w:lastRow="0" w:firstColumn="0" w:lastColumn="0" w:noHBand="0" w:noVBand="0"/>
+        <w:tblLook w:val="04A0" w:firstRow="1" w:lastRow="0" w:firstColumn="1" w:lastColumn="0" w:noHBand="0" w:noVBand="1"/>
       </w:tblPr>
       <w:tblGrid>
         <w:gridCol w:w="2636"/>
@@ -1817,7 +1817,7 @@
           <w:left w:w="10" w:type="dxa"/>
           <w:right w:w="10" w:type="dxa"/>
         </w:tblCellMar>
-        <w:tblLook w:val="0000" w:firstRow="0" w:lastRow="0" w:firstColumn="0" w:lastColumn="0" w:noHBand="0" w:noVBand="0"/>
+        <w:tblLook w:val="04A0" w:firstRow="1" w:lastRow="0" w:firstColumn="1" w:lastColumn="0" w:noHBand="0" w:noVBand="1"/>
       </w:tblPr>
       <w:tblGrid>
         <w:gridCol w:w="1054"/>
@@ -2158,7 +2158,7 @@
           <w:left w:w="10" w:type="dxa"/>
           <w:right w:w="10" w:type="dxa"/>
         </w:tblCellMar>
-        <w:tblLook w:val="0000" w:firstRow="0" w:lastRow="0" w:firstColumn="0" w:lastColumn="0" w:noHBand="0" w:noVBand="0"/>
+        <w:tblLook w:val="04A0" w:firstRow="1" w:lastRow="0" w:firstColumn="1" w:lastColumn="0" w:noHBand="0" w:noVBand="1"/>
       </w:tblPr>
       <w:tblGrid>
         <w:gridCol w:w="2636"/>
@@ -2498,7 +2498,7 @@
           <w:left w:w="10" w:type="dxa"/>
           <w:right w:w="10" w:type="dxa"/>
         </w:tblCellMar>
-        <w:tblLook w:val="0000" w:firstRow="0" w:lastRow="0" w:firstColumn="0" w:lastColumn="0" w:noHBand="0" w:noVBand="0"/>
+        <w:tblLook w:val="04A0" w:firstRow="1" w:lastRow="0" w:firstColumn="1" w:lastColumn="0" w:noHBand="0" w:noVBand="1"/>
       </w:tblPr>
       <w:tblGrid>
         <w:gridCol w:w="8787"/>
@@ -2585,7 +2585,7 @@
     <w:sdt>
       <w:sdtPr>
         <w:alias w:val="Contenido"/>
-        <w:id w:val="-882165441"/>
+        <w:id w:val="1542020905"/>
       </w:sdtPr>
       <w:sdtEndPr/>
       <w:sdtContent>
@@ -2611,7 +2611,7 @@
           <w:r>
             <w:fldChar w:fldCharType="separate"/>
           </w:r>
-          <w:hyperlink w:anchor="_Toc242538555" w:history="1">
+          <w:hyperlink w:anchor="_Toc242540129" w:history="1">
             <w:r>
               <w:rPr>
                 <w:rStyle w:val="Hipervnculo"/>
@@ -2635,7 +2635,7 @@
               <w:rPr>
                 <w:noProof/>
               </w:rPr>
-              <w:instrText xml:space="preserve"> PAGEREF _Toc242538555 \h </w:instrText>
+              <w:instrText xml:space="preserve"> PAGEREF _Toc242540129 \h </w:instrText>
             </w:r>
             <w:r>
               <w:rPr>
@@ -2675,7 +2675,7 @@
               <w14:ligatures w14:val="standardContextual"/>
             </w:rPr>
           </w:pPr>
-          <w:hyperlink w:anchor="_Toc242538556" w:history="1">
+          <w:hyperlink w:anchor="_Toc242540130" w:history="1">
             <w:r>
               <w:rPr>
                 <w:rStyle w:val="Hipervnculo"/>
@@ -2699,7 +2699,7 @@
               <w:rPr>
                 <w:noProof/>
               </w:rPr>
-              <w:instrText xml:space="preserve"> PAGEREF _Toc242538556 \h </w:instrText>
+              <w:instrText xml:space="preserve"> PAGEREF _Toc242540130 \h </w:instrText>
             </w:r>
             <w:r>
               <w:rPr>
@@ -2739,7 +2739,7 @@
               <w14:ligatures w14:val="standardContextual"/>
             </w:rPr>
           </w:pPr>
-          <w:hyperlink w:anchor="_Toc242538557" w:history="1">
+          <w:hyperlink w:anchor="_Toc242540131" w:history="1">
             <w:r>
               <w:rPr>
                 <w:rStyle w:val="Hipervnculo"/>
@@ -2763,7 +2763,7 @@
               <w:rPr>
                 <w:noProof/>
               </w:rPr>
-              <w:instrText xml:space="preserve"> PAGEREF _Toc242538557 \h </w:instrText>
+              <w:instrText xml:space="preserve"> PAGEREF _Toc242540131 \h </w:instrText>
             </w:r>
             <w:r>
               <w:rPr>
@@ -2803,7 +2803,7 @@
               <w14:ligatures w14:val="standardContextual"/>
             </w:rPr>
           </w:pPr>
-          <w:hyperlink w:anchor="_Toc242538558" w:history="1">
+          <w:hyperlink w:anchor="_Toc242540132" w:history="1">
             <w:r>
               <w:rPr>
                 <w:rStyle w:val="Hipervnculo"/>
@@ -2827,7 +2827,7 @@
               <w:rPr>
                 <w:noProof/>
               </w:rPr>
-              <w:instrText xml:space="preserve"> PAGEREF _Toc242538558 \h </w:instrText>
+              <w:instrText xml:space="preserve"> PAGEREF _Toc242540132 \h </w:instrText>
             </w:r>
             <w:r>
               <w:rPr>
@@ -2867,7 +2867,7 @@
               <w14:ligatures w14:val="standardContextual"/>
             </w:rPr>
           </w:pPr>
-          <w:hyperlink w:anchor="_Toc242538559" w:history="1">
+          <w:hyperlink w:anchor="_Toc242540133" w:history="1">
             <w:r>
               <w:rPr>
                 <w:rStyle w:val="Hipervnculo"/>
@@ -2891,7 +2891,7 @@
               <w:rPr>
                 <w:noProof/>
               </w:rPr>
-              <w:instrText xml:space="preserve"> PAGEREF _Toc242538559 \h </w:instrText>
+              <w:instrText xml:space="preserve"> PAGEREF _Toc242540133 \h </w:instrText>
             </w:r>
             <w:r>
               <w:rPr>
@@ -2931,7 +2931,7 @@
               <w14:ligatures w14:val="standardContextual"/>
             </w:rPr>
           </w:pPr>
-          <w:hyperlink w:anchor="_Toc242538560" w:history="1">
+          <w:hyperlink w:anchor="_Toc242540134" w:history="1">
             <w:r>
               <w:rPr>
                 <w:rStyle w:val="Hipervnculo"/>
@@ -2955,7 +2955,7 @@
               <w:rPr>
                 <w:noProof/>
               </w:rPr>
-              <w:instrText xml:space="preserve"> PAGEREF _Toc242538560 \h </w:instrText>
+              <w:instrText xml:space="preserve"> PAGEREF _Toc242540134 \h </w:instrText>
             </w:r>
             <w:r>
               <w:rPr>
@@ -2995,7 +2995,7 @@
               <w14:ligatures w14:val="standardContextual"/>
             </w:rPr>
           </w:pPr>
-          <w:hyperlink w:anchor="_Toc242538561" w:history="1">
+          <w:hyperlink w:anchor="_Toc242540135" w:history="1">
             <w:r>
               <w:rPr>
                 <w:rStyle w:val="Hipervnculo"/>
@@ -3019,7 +3019,7 @@
               <w:rPr>
                 <w:noProof/>
               </w:rPr>
-              <w:instrText xml:space="preserve"> PAGEREF _Toc242538561 \h </w:instrText>
+              <w:instrText xml:space="preserve"> PAGEREF _Toc242540135 \h </w:instrText>
             </w:r>
             <w:r>
               <w:rPr>
@@ -3069,7 +3069,7 @@
       <w:pPr>
         <w:pStyle w:val="Ttulo1"/>
       </w:pPr>
-      <w:bookmarkStart w:id="0" w:name="_Toc242538555"/>
+      <w:bookmarkStart w:id="0" w:name="_Toc242540129"/>
       <w:r>
         <w:lastRenderedPageBreak/>
         <w:t>1. Ficha del proyecto</w:t>
@@ -3092,7 +3092,7 @@
           <w:left w:w="10" w:type="dxa"/>
           <w:right w:w="10" w:type="dxa"/>
         </w:tblCellMar>
-        <w:tblLook w:val="0000" w:firstRow="0" w:lastRow="0" w:firstColumn="0" w:lastColumn="0" w:noHBand="0" w:noVBand="0"/>
+        <w:tblLook w:val="04A0" w:firstRow="1" w:lastRow="0" w:firstColumn="1" w:lastColumn="0" w:noHBand="0" w:noVBand="1"/>
       </w:tblPr>
       <w:tblGrid>
         <w:gridCol w:w="2636"/>
@@ -4082,7 +4082,7 @@
           <w:left w:w="10" w:type="dxa"/>
           <w:right w:w="10" w:type="dxa"/>
         </w:tblCellMar>
-        <w:tblLook w:val="0000" w:firstRow="0" w:lastRow="0" w:firstColumn="0" w:lastColumn="0" w:noHBand="0" w:noVBand="0"/>
+        <w:tblLook w:val="04A0" w:firstRow="1" w:lastRow="0" w:firstColumn="1" w:lastColumn="0" w:noHBand="0" w:noVBand="1"/>
       </w:tblPr>
       <w:tblGrid>
         <w:gridCol w:w="3514"/>
@@ -4657,7 +4657,7 @@
       <w:pPr>
         <w:pStyle w:val="Ttulo1"/>
       </w:pPr>
-      <w:bookmarkStart w:id="1" w:name="_Toc242538556"/>
+      <w:bookmarkStart w:id="1" w:name="_Toc242540130"/>
       <w:r>
         <w:t>2. Datos que no deben variar entre documentos</w:t>
       </w:r>
@@ -4714,7 +4714,7 @@
           <w:left w:w="10" w:type="dxa"/>
           <w:right w:w="10" w:type="dxa"/>
         </w:tblCellMar>
-        <w:tblLook w:val="0000" w:firstRow="0" w:lastRow="0" w:firstColumn="0" w:lastColumn="0" w:noHBand="0" w:noVBand="0"/>
+        <w:tblLook w:val="04A0" w:firstRow="1" w:lastRow="0" w:firstColumn="1" w:lastColumn="0" w:noHBand="0" w:noVBand="1"/>
       </w:tblPr>
       <w:tblGrid>
         <w:gridCol w:w="3339"/>
@@ -6707,7 +6707,7 @@
           <w:left w:w="10" w:type="dxa"/>
           <w:right w:w="10" w:type="dxa"/>
         </w:tblCellMar>
-        <w:tblLook w:val="0000" w:firstRow="0" w:lastRow="0" w:firstColumn="0" w:lastColumn="0" w:noHBand="0" w:noVBand="0"/>
+        <w:tblLook w:val="04A0" w:firstRow="1" w:lastRow="0" w:firstColumn="1" w:lastColumn="0" w:noHBand="0" w:noVBand="1"/>
       </w:tblPr>
       <w:tblGrid>
         <w:gridCol w:w="2636"/>
@@ -7113,7 +7113,7 @@
       <w:pPr>
         <w:pStyle w:val="Ttulo1"/>
       </w:pPr>
-      <w:bookmarkStart w:id="2" w:name="_Toc242538557"/>
+      <w:bookmarkStart w:id="2" w:name="_Toc242540131"/>
       <w:r>
         <w:t>3. Calendario</w:t>
       </w:r>
@@ -7161,7 +7161,7 @@
           <w:left w:w="10" w:type="dxa"/>
           <w:right w:w="10" w:type="dxa"/>
         </w:tblCellMar>
-        <w:tblLook w:val="0000" w:firstRow="0" w:lastRow="0" w:firstColumn="0" w:lastColumn="0" w:noHBand="0" w:noVBand="0"/>
+        <w:tblLook w:val="04A0" w:firstRow="1" w:lastRow="0" w:firstColumn="1" w:lastColumn="0" w:noHBand="0" w:noVBand="1"/>
       </w:tblPr>
       <w:tblGrid>
         <w:gridCol w:w="1757"/>
@@ -8854,7 +8854,7 @@
       <w:pPr>
         <w:pStyle w:val="Ttulo1"/>
       </w:pPr>
-      <w:bookmarkStart w:id="3" w:name="_Toc242538558"/>
+      <w:bookmarkStart w:id="3" w:name="_Toc242540132"/>
       <w:r>
         <w:lastRenderedPageBreak/>
         <w:t>4. Índice de documentos</w:t>
@@ -8903,7 +8903,7 @@
           <w:left w:w="10" w:type="dxa"/>
           <w:right w:w="10" w:type="dxa"/>
         </w:tblCellMar>
-        <w:tblLook w:val="0000" w:firstRow="0" w:lastRow="0" w:firstColumn="0" w:lastColumn="0" w:noHBand="0" w:noVBand="0"/>
+        <w:tblLook w:val="04A0" w:firstRow="1" w:lastRow="0" w:firstColumn="1" w:lastColumn="0" w:noHBand="0" w:noVBand="1"/>
       </w:tblPr>
       <w:tblGrid>
         <w:gridCol w:w="790"/>
@@ -14159,7 +14159,7 @@
       <w:pPr>
         <w:pStyle w:val="Ttulo1"/>
       </w:pPr>
-      <w:bookmarkStart w:id="4" w:name="_Toc242538559"/>
+      <w:bookmarkStart w:id="4" w:name="_Toc242540133"/>
       <w:r>
         <w:lastRenderedPageBreak/>
         <w:t>5. Cobertura de la Guía del PMBOK®</w:t>
@@ -14217,7 +14217,7 @@
           <w:left w:w="10" w:type="dxa"/>
           <w:right w:w="10" w:type="dxa"/>
         </w:tblCellMar>
-        <w:tblLook w:val="0000" w:firstRow="0" w:lastRow="0" w:firstColumn="0" w:lastColumn="0" w:noHBand="0" w:noVBand="0"/>
+        <w:tblLook w:val="04A0" w:firstRow="1" w:lastRow="0" w:firstColumn="1" w:lastColumn="0" w:noHBand="0" w:noVBand="1"/>
       </w:tblPr>
       <w:tblGrid>
         <w:gridCol w:w="1230"/>
@@ -15672,7 +15672,7 @@
       <w:pPr>
         <w:pStyle w:val="Ttulo1"/>
       </w:pPr>
-      <w:bookmarkStart w:id="5" w:name="_Toc242538560"/>
+      <w:bookmarkStart w:id="5" w:name="_Toc242540134"/>
       <w:r>
         <w:t>6. Documentos de la fase de formulación que siguen en uso</w:t>
       </w:r>
@@ -15720,7 +15720,7 @@
           <w:left w:w="10" w:type="dxa"/>
           <w:right w:w="10" w:type="dxa"/>
         </w:tblCellMar>
-        <w:tblLook w:val="0000" w:firstRow="0" w:lastRow="0" w:firstColumn="0" w:lastColumn="0" w:noHBand="0" w:noVBand="0"/>
+        <w:tblLook w:val="04A0" w:firstRow="1" w:lastRow="0" w:firstColumn="1" w:lastColumn="0" w:noHBand="0" w:noVBand="1"/>
       </w:tblPr>
       <w:tblGrid>
         <w:gridCol w:w="2987"/>
@@ -16958,7 +16958,7 @@
       <w:pPr>
         <w:pStyle w:val="Ttulo1"/>
       </w:pPr>
-      <w:bookmarkStart w:id="6" w:name="_Toc242538561"/>
+      <w:bookmarkStart w:id="6" w:name="_Toc242540135"/>
       <w:r>
         <w:lastRenderedPageBreak/>
         <w:t>7. Organización y mantenimiento</w:t>
@@ -17161,7 +17161,7 @@
           <w:left w:w="10" w:type="dxa"/>
           <w:right w:w="10" w:type="dxa"/>
         </w:tblCellMar>
-        <w:tblLook w:val="0000" w:firstRow="0" w:lastRow="0" w:firstColumn="0" w:lastColumn="0" w:noHBand="0" w:noVBand="0"/>
+        <w:tblLook w:val="04A0" w:firstRow="1" w:lastRow="0" w:firstColumn="1" w:lastColumn="0" w:noHBand="0" w:noVBand="1"/>
       </w:tblPr>
       <w:tblGrid>
         <w:gridCol w:w="8787"/>
@@ -17612,10 +17612,10 @@
 <file path=word/numbering.xml><?xml version="1.0" encoding="utf-8"?>
 <w:numbering xmlns:wpc="http://schemas.microsoft.com/office/word/2010/wordprocessingCanvas" xmlns:cx="http://schemas.microsoft.com/office/drawing/2014/chartex" xmlns:cx1="http://schemas.microsoft.com/office/drawing/2015/9/8/chartex" xmlns:cx2="http://schemas.microsoft.com/office/drawing/2015/10/21/chartex" xmlns:cx3="http://schemas.microsoft.com/office/drawing/2016/5/9/chartex" xmlns:cx4="http://schemas.microsoft.com/office/drawing/2016/5/10/chartex" xmlns:cx5="http://schemas.microsoft.com/office/drawing/2016/5/11/chartex" xmlns:cx6="http://schemas.microsoft.com/office/drawing/2016/5/12/chartex" xmlns:cx7="http://schemas.microsoft.com/office/drawing/2016/5/13/chartex" xmlns:cx8="http://schemas.microsoft.com/office/drawing/2016/5/14/chartex" xmlns:mc="http://schemas.openxmlformats.org/markup-compatibility/2006" xmlns:aink="http://schemas.microsoft.com/office/drawing/2016/ink" xmlns:am3d="http://schemas.microsoft.com/office/drawing/2017/model3d" xmlns:o="urn:schemas-microsoft-com:office:office" xmlns:oel="http://schemas.microsoft.com/office/2019/extlst" xmlns:r="http://schemas.openxmlformats.org/officeDocument/2006/relationships" xmlns:m="http://schemas.openxmlformats.org/officeDocument/2006/math" xmlns:v="urn:schemas-microsoft-com:vml" xmlns:wp14="http://schemas.microsoft.com/office/word/2010/wordprocessingDrawing" xmlns:wp="http://schemas.openxmlformats.org/drawingml/2006/wordprocessingDrawing" xmlns:w10="urn:schemas-microsoft-com:office:word" xmlns:w="http://schemas.openxmlformats.org/wordprocessingml/2006/main" xmlns:w14="http://schemas.microsoft.com/office/word/2010/wordml" xmlns:w15="http://schemas.microsoft.com/office/word/2012/wordml" xmlns:w16cex="http://schemas.microsoft.com/office/word/2018/wordml/cex" xmlns:w16cid="http://schemas.microsoft.com/office/word/2016/wordml/cid" xmlns:w16="http://schemas.microsoft.com/office/word/2018/wordml" xmlns:w16du="http://schemas.microsoft.com/office/word/2023/wordml/word16du" xmlns:w16sdtdh="http://schemas.microsoft.com/office/word/2020/wordml/sdtdatahash" xmlns:w16sdtfl="http://schemas.microsoft.com/office/word/2024/wordml/sdtformatlock" xmlns:w16se="http://schemas.microsoft.com/office/word/2015/wordml/symex" xmlns:wpg="http://schemas.microsoft.com/office/word/2010/wordprocessingGroup" xmlns:wpi="http://schemas.microsoft.com/office/word/2010/wordprocessingInk" xmlns:wne="http://schemas.microsoft.com/office/word/2006/wordml" xmlns:wps="http://schemas.microsoft.com/office/word/2010/wordprocessingShape" mc:Ignorable="w14 w15 w16se w16cid w16 w16cex w16sdtdh w16sdtfl w16du wp14">
   <w:abstractNum w:abstractNumId="0" w15:restartNumberingAfterBreak="0">
-    <w:nsid w:val="3BF4378B"/>
+    <w:nsid w:val="02A34DAA"/>
     <w:multiLevelType w:val="hybridMultilevel"/>
-    <w:tmpl w:val="9F5E6C00"/>
-    <w:lvl w:ilvl="0" w:tplc="D3227514">
+    <w:tmpl w:val="C0DEA7CA"/>
+    <w:lvl w:ilvl="0" w:tplc="A52CFC2A">
       <w:start w:val="1"/>
       <w:numFmt w:val="bullet"/>
       <w:lvlText w:val="●"/>
@@ -17624,7 +17624,7 @@
         <w:ind w:left="720" w:hanging="360"/>
       </w:pPr>
     </w:lvl>
-    <w:lvl w:ilvl="1" w:tplc="F0489F88">
+    <w:lvl w:ilvl="1" w:tplc="9D1A74EE">
       <w:start w:val="1"/>
       <w:numFmt w:val="bullet"/>
       <w:lvlText w:val="○"/>
@@ -17633,7 +17633,7 @@
         <w:ind w:left="1440" w:hanging="360"/>
       </w:pPr>
     </w:lvl>
-    <w:lvl w:ilvl="2" w:tplc="A1F4AF7E">
+    <w:lvl w:ilvl="2" w:tplc="6B8AEBEE">
       <w:start w:val="1"/>
       <w:numFmt w:val="bullet"/>
       <w:lvlText w:val="■"/>
@@ -17642,7 +17642,7 @@
         <w:ind w:left="2160" w:hanging="360"/>
       </w:pPr>
     </w:lvl>
-    <w:lvl w:ilvl="3" w:tplc="07D6F6D6">
+    <w:lvl w:ilvl="3" w:tplc="8A986960">
       <w:start w:val="1"/>
       <w:numFmt w:val="bullet"/>
       <w:lvlText w:val="●"/>
@@ -17651,7 +17651,7 @@
         <w:ind w:left="2880" w:hanging="360"/>
       </w:pPr>
     </w:lvl>
-    <w:lvl w:ilvl="4" w:tplc="00BED7FA">
+    <w:lvl w:ilvl="4" w:tplc="002C1436">
       <w:start w:val="1"/>
       <w:numFmt w:val="bullet"/>
       <w:lvlText w:val="○"/>
@@ -17660,7 +17660,7 @@
         <w:ind w:left="3600" w:hanging="360"/>
       </w:pPr>
     </w:lvl>
-    <w:lvl w:ilvl="5" w:tplc="3A1E18A8">
+    <w:lvl w:ilvl="5" w:tplc="CF3EFC1A">
       <w:start w:val="1"/>
       <w:numFmt w:val="bullet"/>
       <w:lvlText w:val="■"/>
@@ -17669,7 +17669,7 @@
         <w:ind w:left="4320" w:hanging="360"/>
       </w:pPr>
     </w:lvl>
-    <w:lvl w:ilvl="6" w:tplc="5B14968C">
+    <w:lvl w:ilvl="6" w:tplc="29C84144">
       <w:start w:val="1"/>
       <w:numFmt w:val="bullet"/>
       <w:lvlText w:val="●"/>
@@ -17678,7 +17678,7 @@
         <w:ind w:left="5040" w:hanging="360"/>
       </w:pPr>
     </w:lvl>
-    <w:lvl w:ilvl="7" w:tplc="04B03EF2">
+    <w:lvl w:ilvl="7" w:tplc="6380AB2E">
       <w:start w:val="1"/>
       <w:numFmt w:val="bullet"/>
       <w:lvlText w:val="●"/>
@@ -17687,7 +17687,7 @@
         <w:ind w:left="5760" w:hanging="360"/>
       </w:pPr>
     </w:lvl>
-    <w:lvl w:ilvl="8" w:tplc="229E8218">
+    <w:lvl w:ilvl="8" w:tplc="98403EE6">
       <w:start w:val="1"/>
       <w:numFmt w:val="bullet"/>
       <w:lvlText w:val="●"/>
@@ -17698,10 +17698,10 @@
     </w:lvl>
   </w:abstractNum>
   <w:abstractNum w:abstractNumId="1" w15:restartNumberingAfterBreak="0">
-    <w:nsid w:val="5F9222F6"/>
+    <w:nsid w:val="299F7829"/>
     <w:multiLevelType w:val="hybridMultilevel"/>
-    <w:tmpl w:val="DCDEEFDC"/>
-    <w:lvl w:ilvl="0" w:tplc="7916AC5E">
+    <w:tmpl w:val="3A923AEC"/>
+    <w:lvl w:ilvl="0" w:tplc="BE66F400">
       <w:start w:val="1"/>
       <w:numFmt w:val="decimal"/>
       <w:lvlText w:val="%1."/>
@@ -17710,52 +17710,52 @@
         <w:ind w:left="560" w:hanging="340"/>
       </w:pPr>
     </w:lvl>
-    <w:lvl w:ilvl="1" w:tplc="070E0B20">
+    <w:lvl w:ilvl="1" w:tplc="2422B126">
       <w:numFmt w:val="decimal"/>
       <w:lvlText w:val=""/>
       <w:lvlJc w:val="left"/>
     </w:lvl>
-    <w:lvl w:ilvl="2" w:tplc="42BE087E">
+    <w:lvl w:ilvl="2" w:tplc="A31AAD4E">
       <w:numFmt w:val="decimal"/>
       <w:lvlText w:val=""/>
       <w:lvlJc w:val="left"/>
     </w:lvl>
-    <w:lvl w:ilvl="3" w:tplc="0DD87996">
+    <w:lvl w:ilvl="3" w:tplc="0EA07B74">
       <w:numFmt w:val="decimal"/>
       <w:lvlText w:val=""/>
       <w:lvlJc w:val="left"/>
     </w:lvl>
-    <w:lvl w:ilvl="4" w:tplc="D8D62F44">
+    <w:lvl w:ilvl="4" w:tplc="9BC67E24">
       <w:numFmt w:val="decimal"/>
       <w:lvlText w:val=""/>
       <w:lvlJc w:val="left"/>
     </w:lvl>
-    <w:lvl w:ilvl="5" w:tplc="D42C402C">
+    <w:lvl w:ilvl="5" w:tplc="997A61DE">
       <w:numFmt w:val="decimal"/>
       <w:lvlText w:val=""/>
       <w:lvlJc w:val="left"/>
     </w:lvl>
-    <w:lvl w:ilvl="6" w:tplc="5E86B7FE">
+    <w:lvl w:ilvl="6" w:tplc="13E0ED7C">
       <w:numFmt w:val="decimal"/>
       <w:lvlText w:val=""/>
       <w:lvlJc w:val="left"/>
     </w:lvl>
-    <w:lvl w:ilvl="7" w:tplc="2DC8B5EC">
+    <w:lvl w:ilvl="7" w:tplc="74A6840C">
       <w:numFmt w:val="decimal"/>
       <w:lvlText w:val=""/>
       <w:lvlJc w:val="left"/>
     </w:lvl>
-    <w:lvl w:ilvl="8" w:tplc="D46E2628">
+    <w:lvl w:ilvl="8" w:tplc="5BDEB7C2">
       <w:numFmt w:val="decimal"/>
       <w:lvlText w:val=""/>
       <w:lvlJc w:val="left"/>
     </w:lvl>
   </w:abstractNum>
   <w:abstractNum w:abstractNumId="2" w15:restartNumberingAfterBreak="0">
-    <w:nsid w:val="75B44A8B"/>
+    <w:nsid w:val="5ADD08B4"/>
     <w:multiLevelType w:val="hybridMultilevel"/>
-    <w:tmpl w:val="06C4EEAA"/>
-    <w:lvl w:ilvl="0" w:tplc="B6C8A918">
+    <w:tmpl w:val="324E4CEA"/>
+    <w:lvl w:ilvl="0" w:tplc="FB06B64E">
       <w:start w:val="1"/>
       <w:numFmt w:val="bullet"/>
       <w:lvlText w:val="•"/>
@@ -17764,54 +17764,54 @@
         <w:ind w:left="560" w:hanging="280"/>
       </w:pPr>
     </w:lvl>
-    <w:lvl w:ilvl="1" w:tplc="AC7A4F92">
+    <w:lvl w:ilvl="1" w:tplc="427869AA">
       <w:numFmt w:val="decimal"/>
       <w:lvlText w:val=""/>
       <w:lvlJc w:val="left"/>
     </w:lvl>
-    <w:lvl w:ilvl="2" w:tplc="0792AA6C">
+    <w:lvl w:ilvl="2" w:tplc="39D0598E">
       <w:numFmt w:val="decimal"/>
       <w:lvlText w:val=""/>
       <w:lvlJc w:val="left"/>
     </w:lvl>
-    <w:lvl w:ilvl="3" w:tplc="77EAA818">
+    <w:lvl w:ilvl="3" w:tplc="22FA3D60">
       <w:numFmt w:val="decimal"/>
       <w:lvlText w:val=""/>
       <w:lvlJc w:val="left"/>
     </w:lvl>
-    <w:lvl w:ilvl="4" w:tplc="0DE0AD5C">
+    <w:lvl w:ilvl="4" w:tplc="DB98FD68">
       <w:numFmt w:val="decimal"/>
       <w:lvlText w:val=""/>
       <w:lvlJc w:val="left"/>
     </w:lvl>
-    <w:lvl w:ilvl="5" w:tplc="2FEA8498">
+    <w:lvl w:ilvl="5" w:tplc="17187640">
       <w:numFmt w:val="decimal"/>
       <w:lvlText w:val=""/>
       <w:lvlJc w:val="left"/>
     </w:lvl>
-    <w:lvl w:ilvl="6" w:tplc="41C2FFB8">
+    <w:lvl w:ilvl="6" w:tplc="F0E65B2C">
       <w:numFmt w:val="decimal"/>
       <w:lvlText w:val=""/>
       <w:lvlJc w:val="left"/>
     </w:lvl>
-    <w:lvl w:ilvl="7" w:tplc="CFD24F88">
+    <w:lvl w:ilvl="7" w:tplc="0B6C8928">
       <w:numFmt w:val="decimal"/>
       <w:lvlText w:val=""/>
       <w:lvlJc w:val="left"/>
     </w:lvl>
-    <w:lvl w:ilvl="8" w:tplc="8E7A6146">
+    <w:lvl w:ilvl="8" w:tplc="52562694">
       <w:numFmt w:val="decimal"/>
       <w:lvlText w:val=""/>
       <w:lvlJc w:val="left"/>
     </w:lvl>
   </w:abstractNum>
-  <w:num w:numId="1" w16cid:durableId="461535487">
+  <w:num w:numId="1" w16cid:durableId="1425220319">
     <w:abstractNumId w:val="0"/>
     <w:lvlOverride w:ilvl="0">
       <w:startOverride w:val="1"/>
     </w:lvlOverride>
   </w:num>
-  <w:num w:numId="2" w16cid:durableId="1980567836">
+  <w:num w:numId="2" w16cid:durableId="764419191">
     <w:abstractNumId w:val="2"/>
     <w:lvlOverride w:ilvl="0">
       <w:startOverride w:val="1"/>
@@ -18404,7 +18404,7 @@
     <w:autoRedefine/>
     <w:uiPriority w:val="39"/>
     <w:unhideWhenUsed/>
-    <w:rsid w:val="00A72A5F"/>
+    <w:rsid w:val="001D0C4D"/>
     <w:pPr>
       <w:spacing w:after="100"/>
     </w:pPr>

--- a/public/documentos/BASE-01-ficha-del-proyecto-e-indice-de-la-documentacion.docx
+++ b/public/documentos/BASE-01-ficha-del-proyecto-e-indice-de-la-documentacion.docx
@@ -52,7 +52,7 @@
                 <w:noProof/>
               </w:rPr>
               <w:drawing>
-                <wp:inline distT="0" distB="0" distL="0" distR="0" wp14:anchorId="2ADE7F0A" wp14:editId="34BC7EA5">
+                <wp:inline distT="0" distB="0" distL="0" distR="0" wp14:anchorId="3F8A7DB6" wp14:editId="3F057FF7">
                   <wp:extent cx="990600" cy="990600"/>
                   <wp:effectExtent l="0" t="0" r="0" b="0"/>
                   <wp:docPr id="1" name="Imagen 1"/>
@@ -171,10 +171,10 @@
                 <w:noProof/>
               </w:rPr>
               <w:drawing>
-                <wp:inline distT="0" distB="0" distL="0" distR="0" wp14:anchorId="3E535BE1" wp14:editId="1EF89BB6">
+                <wp:inline distT="0" distB="0" distL="0" distR="0" wp14:anchorId="510B0032" wp14:editId="2E13535C">
                   <wp:extent cx="800100" cy="800100"/>
                   <wp:effectExtent l="0" t="0" r="0" b="0"/>
-                  <wp:docPr id="1520395815" name="Imagen 1520395815"/>
+                  <wp:docPr id="1269725435" name="Imagen 1269725435"/>
                   <wp:cNvGraphicFramePr>
                     <a:graphicFrameLocks xmlns:a="http://schemas.openxmlformats.org/drawingml/2006/main" noChangeAspect="1"/>
                   </wp:cNvGraphicFramePr>
@@ -2585,7 +2585,7 @@
     <w:sdt>
       <w:sdtPr>
         <w:alias w:val="Contenido"/>
-        <w:id w:val="1542020905"/>
+        <w:id w:val="912581953"/>
       </w:sdtPr>
       <w:sdtEndPr/>
       <w:sdtContent>
@@ -2611,7 +2611,7 @@
           <w:r>
             <w:fldChar w:fldCharType="separate"/>
           </w:r>
-          <w:hyperlink w:anchor="_Toc242540129" w:history="1">
+          <w:hyperlink w:anchor="_Toc242543209" w:history="1">
             <w:r>
               <w:rPr>
                 <w:rStyle w:val="Hipervnculo"/>
@@ -2635,7 +2635,7 @@
               <w:rPr>
                 <w:noProof/>
               </w:rPr>
-              <w:instrText xml:space="preserve"> PAGEREF _Toc242540129 \h </w:instrText>
+              <w:instrText xml:space="preserve"> PAGEREF _Toc242543209 \h </w:instrText>
             </w:r>
             <w:r>
               <w:rPr>
@@ -2675,7 +2675,7 @@
               <w14:ligatures w14:val="standardContextual"/>
             </w:rPr>
           </w:pPr>
-          <w:hyperlink w:anchor="_Toc242540130" w:history="1">
+          <w:hyperlink w:anchor="_Toc242543210" w:history="1">
             <w:r>
               <w:rPr>
                 <w:rStyle w:val="Hipervnculo"/>
@@ -2699,7 +2699,7 @@
               <w:rPr>
                 <w:noProof/>
               </w:rPr>
-              <w:instrText xml:space="preserve"> PAGEREF _Toc242540130 \h </w:instrText>
+              <w:instrText xml:space="preserve"> PAGEREF _Toc242543210 \h </w:instrText>
             </w:r>
             <w:r>
               <w:rPr>
@@ -2739,7 +2739,7 @@
               <w14:ligatures w14:val="standardContextual"/>
             </w:rPr>
           </w:pPr>
-          <w:hyperlink w:anchor="_Toc242540131" w:history="1">
+          <w:hyperlink w:anchor="_Toc242543211" w:history="1">
             <w:r>
               <w:rPr>
                 <w:rStyle w:val="Hipervnculo"/>
@@ -2763,7 +2763,7 @@
               <w:rPr>
                 <w:noProof/>
               </w:rPr>
-              <w:instrText xml:space="preserve"> PAGEREF _Toc242540131 \h </w:instrText>
+              <w:instrText xml:space="preserve"> PAGEREF _Toc242543211 \h </w:instrText>
             </w:r>
             <w:r>
               <w:rPr>
@@ -2803,7 +2803,7 @@
               <w14:ligatures w14:val="standardContextual"/>
             </w:rPr>
           </w:pPr>
-          <w:hyperlink w:anchor="_Toc242540132" w:history="1">
+          <w:hyperlink w:anchor="_Toc242543212" w:history="1">
             <w:r>
               <w:rPr>
                 <w:rStyle w:val="Hipervnculo"/>
@@ -2827,7 +2827,7 @@
               <w:rPr>
                 <w:noProof/>
               </w:rPr>
-              <w:instrText xml:space="preserve"> PAGEREF _Toc242540132 \h </w:instrText>
+              <w:instrText xml:space="preserve"> PAGEREF _Toc242543212 \h </w:instrText>
             </w:r>
             <w:r>
               <w:rPr>
@@ -2867,7 +2867,7 @@
               <w14:ligatures w14:val="standardContextual"/>
             </w:rPr>
           </w:pPr>
-          <w:hyperlink w:anchor="_Toc242540133" w:history="1">
+          <w:hyperlink w:anchor="_Toc242543213" w:history="1">
             <w:r>
               <w:rPr>
                 <w:rStyle w:val="Hipervnculo"/>
@@ -2891,7 +2891,7 @@
               <w:rPr>
                 <w:noProof/>
               </w:rPr>
-              <w:instrText xml:space="preserve"> PAGEREF _Toc242540133 \h </w:instrText>
+              <w:instrText xml:space="preserve"> PAGEREF _Toc242543213 \h </w:instrText>
             </w:r>
             <w:r>
               <w:rPr>
@@ -2931,7 +2931,7 @@
               <w14:ligatures w14:val="standardContextual"/>
             </w:rPr>
           </w:pPr>
-          <w:hyperlink w:anchor="_Toc242540134" w:history="1">
+          <w:hyperlink w:anchor="_Toc242543214" w:history="1">
             <w:r>
               <w:rPr>
                 <w:rStyle w:val="Hipervnculo"/>
@@ -2955,7 +2955,7 @@
               <w:rPr>
                 <w:noProof/>
               </w:rPr>
-              <w:instrText xml:space="preserve"> PAGEREF _Toc242540134 \h </w:instrText>
+              <w:instrText xml:space="preserve"> PAGEREF _Toc242543214 \h </w:instrText>
             </w:r>
             <w:r>
               <w:rPr>
@@ -2995,7 +2995,7 @@
               <w14:ligatures w14:val="standardContextual"/>
             </w:rPr>
           </w:pPr>
-          <w:hyperlink w:anchor="_Toc242540135" w:history="1">
+          <w:hyperlink w:anchor="_Toc242543215" w:history="1">
             <w:r>
               <w:rPr>
                 <w:rStyle w:val="Hipervnculo"/>
@@ -3019,7 +3019,7 @@
               <w:rPr>
                 <w:noProof/>
               </w:rPr>
-              <w:instrText xml:space="preserve"> PAGEREF _Toc242540135 \h </w:instrText>
+              <w:instrText xml:space="preserve"> PAGEREF _Toc242543215 \h </w:instrText>
             </w:r>
             <w:r>
               <w:rPr>
@@ -3069,7 +3069,7 @@
       <w:pPr>
         <w:pStyle w:val="Ttulo1"/>
       </w:pPr>
-      <w:bookmarkStart w:id="0" w:name="_Toc242540129"/>
+      <w:bookmarkStart w:id="0" w:name="_Toc242543209"/>
       <w:r>
         <w:lastRenderedPageBreak/>
         <w:t>1. Ficha del proyecto</w:t>
@@ -4657,7 +4657,7 @@
       <w:pPr>
         <w:pStyle w:val="Ttulo1"/>
       </w:pPr>
-      <w:bookmarkStart w:id="1" w:name="_Toc242540130"/>
+      <w:bookmarkStart w:id="1" w:name="_Toc242543210"/>
       <w:r>
         <w:t>2. Datos que no deben variar entre documentos</w:t>
       </w:r>
@@ -7113,7 +7113,7 @@
       <w:pPr>
         <w:pStyle w:val="Ttulo1"/>
       </w:pPr>
-      <w:bookmarkStart w:id="2" w:name="_Toc242540131"/>
+      <w:bookmarkStart w:id="2" w:name="_Toc242543211"/>
       <w:r>
         <w:t>3. Calendario</w:t>
       </w:r>
@@ -8854,7 +8854,7 @@
       <w:pPr>
         <w:pStyle w:val="Ttulo1"/>
       </w:pPr>
-      <w:bookmarkStart w:id="3" w:name="_Toc242540132"/>
+      <w:bookmarkStart w:id="3" w:name="_Toc242543212"/>
       <w:r>
         <w:lastRenderedPageBreak/>
         <w:t>4. Índice de documentos</w:t>
@@ -8884,7 +8884,7 @@
           <w:sz w:val="18"/>
           <w:szCs w:val="18"/>
         </w:rPr>
-        <w:t>Documentos emitidos (24)</w:t>
+        <w:t>Documentos emitidos (25)</w:t>
       </w:r>
     </w:p>
     <w:tbl>
@@ -13963,6 +13963,216 @@
                 <w:sz w:val="15"/>
                 <w:szCs w:val="15"/>
               </w:rPr>
+              <w:t>ALC-05</w:t>
+            </w:r>
+          </w:p>
+        </w:tc>
+        <w:tc>
+          <w:tcPr>
+            <w:tcW w:w="2196" w:type="dxa"/>
+            <w:tcBorders>
+              <w:top w:val="single" w:sz="4" w:space="0" w:color="B8C2CC"/>
+              <w:left w:val="single" w:sz="4" w:space="0" w:color="B8C2CC"/>
+              <w:bottom w:val="single" w:sz="4" w:space="0" w:color="B8C2CC"/>
+              <w:right w:val="single" w:sz="4" w:space="0" w:color="B8C2CC"/>
+            </w:tcBorders>
+            <w:shd w:val="clear" w:color="auto" w:fill="F5F7FA"/>
+            <w:tcMar>
+              <w:top w:w="55" w:type="dxa"/>
+              <w:left w:w="85" w:type="dxa"/>
+              <w:bottom w:w="55" w:type="dxa"/>
+              <w:right w:w="85" w:type="dxa"/>
+            </w:tcMar>
+            <w:vAlign w:val="center"/>
+          </w:tcPr>
+          <w:p>
+            <w:pPr>
+              <w:spacing w:line="250" w:lineRule="auto"/>
+            </w:pPr>
+            <w:r>
+              <w:rPr>
+                <w:rFonts w:ascii="Arial" w:eastAsia="Arial" w:hAnsi="Arial" w:cs="Arial"/>
+                <w:color w:val="1A1A1A"/>
+                <w:sz w:val="15"/>
+                <w:szCs w:val="15"/>
+              </w:rPr>
+              <w:t>Informe de avance del producto por EDT N.º 1</w:t>
+            </w:r>
+          </w:p>
+        </w:tc>
+        <w:tc>
+          <w:tcPr>
+            <w:tcW w:w="966" w:type="dxa"/>
+            <w:tcBorders>
+              <w:top w:val="single" w:sz="4" w:space="0" w:color="B8C2CC"/>
+              <w:left w:val="single" w:sz="4" w:space="0" w:color="B8C2CC"/>
+              <w:bottom w:val="single" w:sz="4" w:space="0" w:color="B8C2CC"/>
+              <w:right w:val="single" w:sz="4" w:space="0" w:color="B8C2CC"/>
+            </w:tcBorders>
+            <w:shd w:val="clear" w:color="auto" w:fill="F5F7FA"/>
+            <w:tcMar>
+              <w:top w:w="55" w:type="dxa"/>
+              <w:left w:w="85" w:type="dxa"/>
+              <w:bottom w:w="55" w:type="dxa"/>
+              <w:right w:w="85" w:type="dxa"/>
+            </w:tcMar>
+            <w:vAlign w:val="center"/>
+          </w:tcPr>
+          <w:p>
+            <w:pPr>
+              <w:spacing w:line="250" w:lineRule="auto"/>
+            </w:pPr>
+            <w:r>
+              <w:rPr>
+                <w:rFonts w:ascii="Arial" w:eastAsia="Arial" w:hAnsi="Arial" w:cs="Arial"/>
+                <w:color w:val="1A1A1A"/>
+                <w:sz w:val="15"/>
+                <w:szCs w:val="15"/>
+              </w:rPr>
+              <w:t>Alcance</w:t>
+            </w:r>
+          </w:p>
+        </w:tc>
+        <w:tc>
+          <w:tcPr>
+            <w:tcW w:w="1933" w:type="dxa"/>
+            <w:tcBorders>
+              <w:top w:val="single" w:sz="4" w:space="0" w:color="B8C2CC"/>
+              <w:left w:val="single" w:sz="4" w:space="0" w:color="B8C2CC"/>
+              <w:bottom w:val="single" w:sz="4" w:space="0" w:color="B8C2CC"/>
+              <w:right w:val="single" w:sz="4" w:space="0" w:color="B8C2CC"/>
+            </w:tcBorders>
+            <w:shd w:val="clear" w:color="auto" w:fill="F5F7FA"/>
+            <w:tcMar>
+              <w:top w:w="55" w:type="dxa"/>
+              <w:left w:w="85" w:type="dxa"/>
+              <w:bottom w:w="55" w:type="dxa"/>
+              <w:right w:w="85" w:type="dxa"/>
+            </w:tcMar>
+            <w:vAlign w:val="center"/>
+          </w:tcPr>
+          <w:p>
+            <w:pPr>
+              <w:spacing w:line="250" w:lineRule="auto"/>
+            </w:pPr>
+            <w:r>
+              <w:rPr>
+                <w:rFonts w:ascii="Arial" w:eastAsia="Arial" w:hAnsi="Arial" w:cs="Arial"/>
+                <w:color w:val="1A1A1A"/>
+                <w:sz w:val="15"/>
+                <w:szCs w:val="15"/>
+              </w:rPr>
+              <w:t>Monitorear y controlar el alcance</w:t>
+            </w:r>
+          </w:p>
+        </w:tc>
+        <w:tc>
+          <w:tcPr>
+            <w:tcW w:w="1142" w:type="dxa"/>
+            <w:tcBorders>
+              <w:top w:val="single" w:sz="4" w:space="0" w:color="B8C2CC"/>
+              <w:left w:val="single" w:sz="4" w:space="0" w:color="B8C2CC"/>
+              <w:bottom w:val="single" w:sz="4" w:space="0" w:color="B8C2CC"/>
+              <w:right w:val="single" w:sz="4" w:space="0" w:color="B8C2CC"/>
+            </w:tcBorders>
+            <w:shd w:val="clear" w:color="auto" w:fill="F5F7FA"/>
+            <w:tcMar>
+              <w:top w:w="55" w:type="dxa"/>
+              <w:left w:w="85" w:type="dxa"/>
+              <w:bottom w:w="55" w:type="dxa"/>
+              <w:right w:w="85" w:type="dxa"/>
+            </w:tcMar>
+            <w:vAlign w:val="center"/>
+          </w:tcPr>
+          <w:p>
+            <w:pPr>
+              <w:spacing w:line="250" w:lineRule="auto"/>
+            </w:pPr>
+            <w:r>
+              <w:rPr>
+                <w:rFonts w:ascii="Arial" w:eastAsia="Arial" w:hAnsi="Arial" w:cs="Arial"/>
+                <w:color w:val="1A1A1A"/>
+                <w:sz w:val="15"/>
+                <w:szCs w:val="15"/>
+              </w:rPr>
+              <w:t>Monitoreo y control</w:t>
+            </w:r>
+          </w:p>
+        </w:tc>
+        <w:tc>
+          <w:tcPr>
+            <w:tcW w:w="1760" w:type="dxa"/>
+            <w:tcBorders>
+              <w:top w:val="single" w:sz="4" w:space="0" w:color="B8C2CC"/>
+              <w:left w:val="single" w:sz="4" w:space="0" w:color="B8C2CC"/>
+              <w:bottom w:val="single" w:sz="4" w:space="0" w:color="B8C2CC"/>
+              <w:right w:val="single" w:sz="4" w:space="0" w:color="B8C2CC"/>
+            </w:tcBorders>
+            <w:shd w:val="clear" w:color="auto" w:fill="F5F7FA"/>
+            <w:tcMar>
+              <w:top w:w="55" w:type="dxa"/>
+              <w:left w:w="85" w:type="dxa"/>
+              <w:bottom w:w="55" w:type="dxa"/>
+              <w:right w:w="85" w:type="dxa"/>
+            </w:tcMar>
+            <w:vAlign w:val="center"/>
+          </w:tcPr>
+          <w:p>
+            <w:pPr>
+              <w:spacing w:line="250" w:lineRule="auto"/>
+            </w:pPr>
+            <w:r>
+              <w:rPr>
+                <w:rFonts w:ascii="Arial" w:eastAsia="Arial" w:hAnsi="Arial" w:cs="Arial"/>
+                <w:color w:val="1A1A1A"/>
+                <w:sz w:val="15"/>
+                <w:szCs w:val="15"/>
+              </w:rPr>
+              <w:t>03 - Alcance/3.5 Controlar el alcance</w:t>
+            </w:r>
+          </w:p>
+        </w:tc>
+      </w:tr>
+      <w:tr>
+        <w:tblPrEx>
+          <w:tblCellMar>
+            <w:top w:w="0" w:type="dxa"/>
+            <w:bottom w:w="0" w:type="dxa"/>
+          </w:tblCellMar>
+        </w:tblPrEx>
+        <w:trPr>
+          <w:cantSplit/>
+        </w:trPr>
+        <w:tc>
+          <w:tcPr>
+            <w:tcW w:w="790" w:type="dxa"/>
+            <w:tcBorders>
+              <w:top w:val="single" w:sz="4" w:space="0" w:color="B8C2CC"/>
+              <w:left w:val="single" w:sz="4" w:space="0" w:color="B8C2CC"/>
+              <w:bottom w:val="single" w:sz="4" w:space="0" w:color="B8C2CC"/>
+              <w:right w:val="single" w:sz="4" w:space="0" w:color="B8C2CC"/>
+            </w:tcBorders>
+            <w:tcMar>
+              <w:top w:w="55" w:type="dxa"/>
+              <w:left w:w="85" w:type="dxa"/>
+              <w:bottom w:w="55" w:type="dxa"/>
+              <w:right w:w="85" w:type="dxa"/>
+            </w:tcMar>
+            <w:vAlign w:val="center"/>
+          </w:tcPr>
+          <w:p>
+            <w:pPr>
+              <w:spacing w:line="250" w:lineRule="auto"/>
+            </w:pPr>
+            <w:r>
+              <w:rPr>
+                <w:rFonts w:ascii="Arial" w:eastAsia="Arial" w:hAnsi="Arial" w:cs="Arial"/>
+                <w:b/>
+                <w:bCs/>
+                <w:color w:val="1A1A1A"/>
+                <w:sz w:val="15"/>
+                <w:szCs w:val="15"/>
+              </w:rPr>
               <w:t>CRO-01</w:t>
             </w:r>
           </w:p>
@@ -13976,7 +14186,6 @@
               <w:bottom w:val="single" w:sz="4" w:space="0" w:color="B8C2CC"/>
               <w:right w:val="single" w:sz="4" w:space="0" w:color="B8C2CC"/>
             </w:tcBorders>
-            <w:shd w:val="clear" w:color="auto" w:fill="F5F7FA"/>
             <w:tcMar>
               <w:top w:w="55" w:type="dxa"/>
               <w:left w:w="85" w:type="dxa"/>
@@ -14009,7 +14218,6 @@
               <w:bottom w:val="single" w:sz="4" w:space="0" w:color="B8C2CC"/>
               <w:right w:val="single" w:sz="4" w:space="0" w:color="B8C2CC"/>
             </w:tcBorders>
-            <w:shd w:val="clear" w:color="auto" w:fill="F5F7FA"/>
             <w:tcMar>
               <w:top w:w="55" w:type="dxa"/>
               <w:left w:w="85" w:type="dxa"/>
@@ -14042,7 +14250,6 @@
               <w:bottom w:val="single" w:sz="4" w:space="0" w:color="B8C2CC"/>
               <w:right w:val="single" w:sz="4" w:space="0" w:color="B8C2CC"/>
             </w:tcBorders>
-            <w:shd w:val="clear" w:color="auto" w:fill="F5F7FA"/>
             <w:tcMar>
               <w:top w:w="55" w:type="dxa"/>
               <w:left w:w="85" w:type="dxa"/>
@@ -14075,7 +14282,6 @@
               <w:bottom w:val="single" w:sz="4" w:space="0" w:color="B8C2CC"/>
               <w:right w:val="single" w:sz="4" w:space="0" w:color="B8C2CC"/>
             </w:tcBorders>
-            <w:shd w:val="clear" w:color="auto" w:fill="F5F7FA"/>
             <w:tcMar>
               <w:top w:w="55" w:type="dxa"/>
               <w:left w:w="85" w:type="dxa"/>
@@ -14108,7 +14314,6 @@
               <w:bottom w:val="single" w:sz="4" w:space="0" w:color="B8C2CC"/>
               <w:right w:val="single" w:sz="4" w:space="0" w:color="B8C2CC"/>
             </w:tcBorders>
-            <w:shd w:val="clear" w:color="auto" w:fill="F5F7FA"/>
             <w:tcMar>
               <w:top w:w="55" w:type="dxa"/>
               <w:left w:w="85" w:type="dxa"/>
@@ -14147,6 +14352,7 @@
           <w:sz w:val="16"/>
           <w:szCs w:val="16"/>
         </w:rPr>
+        <w:lastRenderedPageBreak/>
         <w:t>Cada documento está en Word y en PDF dentro de su carpeta. Los PDF también se publican en el blog.</w:t>
       </w:r>
     </w:p>
@@ -14159,9 +14365,8 @@
       <w:pPr>
         <w:pStyle w:val="Ttulo1"/>
       </w:pPr>
-      <w:bookmarkStart w:id="4" w:name="_Toc242540133"/>
+      <w:bookmarkStart w:id="4" w:name="_Toc242543213"/>
       <w:r>
-        <w:lastRenderedPageBreak/>
         <w:t>5. Cobertura de la Guía del PMBOK®</w:t>
       </w:r>
       <w:bookmarkEnd w:id="4"/>
@@ -14701,7 +14906,7 @@
                 <w:sz w:val="18"/>
                 <w:szCs w:val="18"/>
               </w:rPr>
-              <w:t>2</w:t>
+              <w:t>3</w:t>
             </w:r>
           </w:p>
         </w:tc>
@@ -14769,7 +14974,7 @@
                 <w:sz w:val="18"/>
                 <w:szCs w:val="18"/>
               </w:rPr>
-              <w:t>Los requisitos, la EDT y su diccionario vienen del curso anterior. El control y la validación están planificados y empiezan con los sprints.</w:t>
+              <w:t>Los requisitos, la EDT y su diccionario vienen del curso anterior. El control tiene su primer informe de avance por EDT; la validación empieza con los sprints.</w:t>
             </w:r>
           </w:p>
         </w:tc>
@@ -15672,7 +15877,7 @@
       <w:pPr>
         <w:pStyle w:val="Ttulo1"/>
       </w:pPr>
-      <w:bookmarkStart w:id="5" w:name="_Toc242540134"/>
+      <w:bookmarkStart w:id="5" w:name="_Toc242543214"/>
       <w:r>
         <w:t>6. Documentos de la fase de formulación que siguen en uso</w:t>
       </w:r>
@@ -16958,7 +17163,7 @@
       <w:pPr>
         <w:pStyle w:val="Ttulo1"/>
       </w:pPr>
-      <w:bookmarkStart w:id="6" w:name="_Toc242540135"/>
+      <w:bookmarkStart w:id="6" w:name="_Toc242543215"/>
       <w:r>
         <w:lastRenderedPageBreak/>
         <w:t>7. Organización y mantenimiento</w:t>
@@ -17612,10 +17817,64 @@
 <file path=word/numbering.xml><?xml version="1.0" encoding="utf-8"?>
 <w:numbering xmlns:wpc="http://schemas.microsoft.com/office/word/2010/wordprocessingCanvas" xmlns:cx="http://schemas.microsoft.com/office/drawing/2014/chartex" xmlns:cx1="http://schemas.microsoft.com/office/drawing/2015/9/8/chartex" xmlns:cx2="http://schemas.microsoft.com/office/drawing/2015/10/21/chartex" xmlns:cx3="http://schemas.microsoft.com/office/drawing/2016/5/9/chartex" xmlns:cx4="http://schemas.microsoft.com/office/drawing/2016/5/10/chartex" xmlns:cx5="http://schemas.microsoft.com/office/drawing/2016/5/11/chartex" xmlns:cx6="http://schemas.microsoft.com/office/drawing/2016/5/12/chartex" xmlns:cx7="http://schemas.microsoft.com/office/drawing/2016/5/13/chartex" xmlns:cx8="http://schemas.microsoft.com/office/drawing/2016/5/14/chartex" xmlns:mc="http://schemas.openxmlformats.org/markup-compatibility/2006" xmlns:aink="http://schemas.microsoft.com/office/drawing/2016/ink" xmlns:am3d="http://schemas.microsoft.com/office/drawing/2017/model3d" xmlns:o="urn:schemas-microsoft-com:office:office" xmlns:oel="http://schemas.microsoft.com/office/2019/extlst" xmlns:r="http://schemas.openxmlformats.org/officeDocument/2006/relationships" xmlns:m="http://schemas.openxmlformats.org/officeDocument/2006/math" xmlns:v="urn:schemas-microsoft-com:vml" xmlns:wp14="http://schemas.microsoft.com/office/word/2010/wordprocessingDrawing" xmlns:wp="http://schemas.openxmlformats.org/drawingml/2006/wordprocessingDrawing" xmlns:w10="urn:schemas-microsoft-com:office:word" xmlns:w="http://schemas.openxmlformats.org/wordprocessingml/2006/main" xmlns:w14="http://schemas.microsoft.com/office/word/2010/wordml" xmlns:w15="http://schemas.microsoft.com/office/word/2012/wordml" xmlns:w16cex="http://schemas.microsoft.com/office/word/2018/wordml/cex" xmlns:w16cid="http://schemas.microsoft.com/office/word/2016/wordml/cid" xmlns:w16="http://schemas.microsoft.com/office/word/2018/wordml" xmlns:w16du="http://schemas.microsoft.com/office/word/2023/wordml/word16du" xmlns:w16sdtdh="http://schemas.microsoft.com/office/word/2020/wordml/sdtdatahash" xmlns:w16sdtfl="http://schemas.microsoft.com/office/word/2024/wordml/sdtformatlock" xmlns:w16se="http://schemas.microsoft.com/office/word/2015/wordml/symex" xmlns:wpg="http://schemas.microsoft.com/office/word/2010/wordprocessingGroup" xmlns:wpi="http://schemas.microsoft.com/office/word/2010/wordprocessingInk" xmlns:wne="http://schemas.microsoft.com/office/word/2006/wordml" xmlns:wps="http://schemas.microsoft.com/office/word/2010/wordprocessingShape" mc:Ignorable="w14 w15 w16se w16cid w16 w16cex w16sdtdh w16sdtfl w16du wp14">
   <w:abstractNum w:abstractNumId="0" w15:restartNumberingAfterBreak="0">
-    <w:nsid w:val="02A34DAA"/>
+    <w:nsid w:val="18B91909"/>
     <w:multiLevelType w:val="hybridMultilevel"/>
-    <w:tmpl w:val="C0DEA7CA"/>
-    <w:lvl w:ilvl="0" w:tplc="A52CFC2A">
+    <w:tmpl w:val="416ACEEA"/>
+    <w:lvl w:ilvl="0" w:tplc="9A80CCFC">
+      <w:start w:val="1"/>
+      <w:numFmt w:val="decimal"/>
+      <w:lvlText w:val="%1."/>
+      <w:lvlJc w:val="left"/>
+      <w:pPr>
+        <w:ind w:left="560" w:hanging="340"/>
+      </w:pPr>
+    </w:lvl>
+    <w:lvl w:ilvl="1" w:tplc="90627682">
+      <w:numFmt w:val="decimal"/>
+      <w:lvlText w:val=""/>
+      <w:lvlJc w:val="left"/>
+    </w:lvl>
+    <w:lvl w:ilvl="2" w:tplc="FA3A4552">
+      <w:numFmt w:val="decimal"/>
+      <w:lvlText w:val=""/>
+      <w:lvlJc w:val="left"/>
+    </w:lvl>
+    <w:lvl w:ilvl="3" w:tplc="E0C229F4">
+      <w:numFmt w:val="decimal"/>
+      <w:lvlText w:val=""/>
+      <w:lvlJc w:val="left"/>
+    </w:lvl>
+    <w:lvl w:ilvl="4" w:tplc="ED207D50">
+      <w:numFmt w:val="decimal"/>
+      <w:lvlText w:val=""/>
+      <w:lvlJc w:val="left"/>
+    </w:lvl>
+    <w:lvl w:ilvl="5" w:tplc="EBF6EDDA">
+      <w:numFmt w:val="decimal"/>
+      <w:lvlText w:val=""/>
+      <w:lvlJc w:val="left"/>
+    </w:lvl>
+    <w:lvl w:ilvl="6" w:tplc="6EFC3A04">
+      <w:numFmt w:val="decimal"/>
+      <w:lvlText w:val=""/>
+      <w:lvlJc w:val="left"/>
+    </w:lvl>
+    <w:lvl w:ilvl="7" w:tplc="2C4A56F6">
+      <w:numFmt w:val="decimal"/>
+      <w:lvlText w:val=""/>
+      <w:lvlJc w:val="left"/>
+    </w:lvl>
+    <w:lvl w:ilvl="8" w:tplc="A2307A6A">
+      <w:numFmt w:val="decimal"/>
+      <w:lvlText w:val=""/>
+      <w:lvlJc w:val="left"/>
+    </w:lvl>
+  </w:abstractNum>
+  <w:abstractNum w:abstractNumId="1" w15:restartNumberingAfterBreak="0">
+    <w:nsid w:val="1EA54722"/>
+    <w:multiLevelType w:val="hybridMultilevel"/>
+    <w:tmpl w:val="D616BE82"/>
+    <w:lvl w:ilvl="0" w:tplc="F79A5870">
       <w:start w:val="1"/>
       <w:numFmt w:val="bullet"/>
       <w:lvlText w:val="●"/>
@@ -17624,7 +17883,7 @@
         <w:ind w:left="720" w:hanging="360"/>
       </w:pPr>
     </w:lvl>
-    <w:lvl w:ilvl="1" w:tplc="9D1A74EE">
+    <w:lvl w:ilvl="1" w:tplc="2E4A26AE">
       <w:start w:val="1"/>
       <w:numFmt w:val="bullet"/>
       <w:lvlText w:val="○"/>
@@ -17633,7 +17892,7 @@
         <w:ind w:left="1440" w:hanging="360"/>
       </w:pPr>
     </w:lvl>
-    <w:lvl w:ilvl="2" w:tplc="6B8AEBEE">
+    <w:lvl w:ilvl="2" w:tplc="57AE41B2">
       <w:start w:val="1"/>
       <w:numFmt w:val="bullet"/>
       <w:lvlText w:val="■"/>
@@ -17642,7 +17901,7 @@
         <w:ind w:left="2160" w:hanging="360"/>
       </w:pPr>
     </w:lvl>
-    <w:lvl w:ilvl="3" w:tplc="8A986960">
+    <w:lvl w:ilvl="3" w:tplc="95C2C36A">
       <w:start w:val="1"/>
       <w:numFmt w:val="bullet"/>
       <w:lvlText w:val="●"/>
@@ -17651,7 +17910,7 @@
         <w:ind w:left="2880" w:hanging="360"/>
       </w:pPr>
     </w:lvl>
-    <w:lvl w:ilvl="4" w:tplc="002C1436">
+    <w:lvl w:ilvl="4" w:tplc="35D0C44C">
       <w:start w:val="1"/>
       <w:numFmt w:val="bullet"/>
       <w:lvlText w:val="○"/>
@@ -17660,7 +17919,7 @@
         <w:ind w:left="3600" w:hanging="360"/>
       </w:pPr>
     </w:lvl>
-    <w:lvl w:ilvl="5" w:tplc="CF3EFC1A">
+    <w:lvl w:ilvl="5" w:tplc="0C08D282">
       <w:start w:val="1"/>
       <w:numFmt w:val="bullet"/>
       <w:lvlText w:val="■"/>
@@ -17669,7 +17928,7 @@
         <w:ind w:left="4320" w:hanging="360"/>
       </w:pPr>
     </w:lvl>
-    <w:lvl w:ilvl="6" w:tplc="29C84144">
+    <w:lvl w:ilvl="6" w:tplc="71D0990C">
       <w:start w:val="1"/>
       <w:numFmt w:val="bullet"/>
       <w:lvlText w:val="●"/>
@@ -17678,7 +17937,7 @@
         <w:ind w:left="5040" w:hanging="360"/>
       </w:pPr>
     </w:lvl>
-    <w:lvl w:ilvl="7" w:tplc="6380AB2E">
+    <w:lvl w:ilvl="7" w:tplc="07CEC162">
       <w:start w:val="1"/>
       <w:numFmt w:val="bullet"/>
       <w:lvlText w:val="●"/>
@@ -17687,7 +17946,7 @@
         <w:ind w:left="5760" w:hanging="360"/>
       </w:pPr>
     </w:lvl>
-    <w:lvl w:ilvl="8" w:tplc="98403EE6">
+    <w:lvl w:ilvl="8" w:tplc="5316CB20">
       <w:start w:val="1"/>
       <w:numFmt w:val="bullet"/>
       <w:lvlText w:val="●"/>
@@ -17697,65 +17956,11 @@
       </w:pPr>
     </w:lvl>
   </w:abstractNum>
-  <w:abstractNum w:abstractNumId="1" w15:restartNumberingAfterBreak="0">
-    <w:nsid w:val="299F7829"/>
+  <w:abstractNum w:abstractNumId="2" w15:restartNumberingAfterBreak="0">
+    <w:nsid w:val="732D4B44"/>
     <w:multiLevelType w:val="hybridMultilevel"/>
-    <w:tmpl w:val="3A923AEC"/>
-    <w:lvl w:ilvl="0" w:tplc="BE66F400">
-      <w:start w:val="1"/>
-      <w:numFmt w:val="decimal"/>
-      <w:lvlText w:val="%1."/>
-      <w:lvlJc w:val="left"/>
-      <w:pPr>
-        <w:ind w:left="560" w:hanging="340"/>
-      </w:pPr>
-    </w:lvl>
-    <w:lvl w:ilvl="1" w:tplc="2422B126">
-      <w:numFmt w:val="decimal"/>
-      <w:lvlText w:val=""/>
-      <w:lvlJc w:val="left"/>
-    </w:lvl>
-    <w:lvl w:ilvl="2" w:tplc="A31AAD4E">
-      <w:numFmt w:val="decimal"/>
-      <w:lvlText w:val=""/>
-      <w:lvlJc w:val="left"/>
-    </w:lvl>
-    <w:lvl w:ilvl="3" w:tplc="0EA07B74">
-      <w:numFmt w:val="decimal"/>
-      <w:lvlText w:val=""/>
-      <w:lvlJc w:val="left"/>
-    </w:lvl>
-    <w:lvl w:ilvl="4" w:tplc="9BC67E24">
-      <w:numFmt w:val="decimal"/>
-      <w:lvlText w:val=""/>
-      <w:lvlJc w:val="left"/>
-    </w:lvl>
-    <w:lvl w:ilvl="5" w:tplc="997A61DE">
-      <w:numFmt w:val="decimal"/>
-      <w:lvlText w:val=""/>
-      <w:lvlJc w:val="left"/>
-    </w:lvl>
-    <w:lvl w:ilvl="6" w:tplc="13E0ED7C">
-      <w:numFmt w:val="decimal"/>
-      <w:lvlText w:val=""/>
-      <w:lvlJc w:val="left"/>
-    </w:lvl>
-    <w:lvl w:ilvl="7" w:tplc="74A6840C">
-      <w:numFmt w:val="decimal"/>
-      <w:lvlText w:val=""/>
-      <w:lvlJc w:val="left"/>
-    </w:lvl>
-    <w:lvl w:ilvl="8" w:tplc="5BDEB7C2">
-      <w:numFmt w:val="decimal"/>
-      <w:lvlText w:val=""/>
-      <w:lvlJc w:val="left"/>
-    </w:lvl>
-  </w:abstractNum>
-  <w:abstractNum w:abstractNumId="2" w15:restartNumberingAfterBreak="0">
-    <w:nsid w:val="5ADD08B4"/>
-    <w:multiLevelType w:val="hybridMultilevel"/>
-    <w:tmpl w:val="324E4CEA"/>
-    <w:lvl w:ilvl="0" w:tplc="FB06B64E">
+    <w:tmpl w:val="44BC54DC"/>
+    <w:lvl w:ilvl="0" w:tplc="DD72DBBC">
       <w:start w:val="1"/>
       <w:numFmt w:val="bullet"/>
       <w:lvlText w:val="•"/>
@@ -17764,54 +17969,54 @@
         <w:ind w:left="560" w:hanging="280"/>
       </w:pPr>
     </w:lvl>
-    <w:lvl w:ilvl="1" w:tplc="427869AA">
+    <w:lvl w:ilvl="1" w:tplc="722ECB32">
       <w:numFmt w:val="decimal"/>
       <w:lvlText w:val=""/>
       <w:lvlJc w:val="left"/>
     </w:lvl>
-    <w:lvl w:ilvl="2" w:tplc="39D0598E">
+    <w:lvl w:ilvl="2" w:tplc="D116BC9C">
       <w:numFmt w:val="decimal"/>
       <w:lvlText w:val=""/>
       <w:lvlJc w:val="left"/>
     </w:lvl>
-    <w:lvl w:ilvl="3" w:tplc="22FA3D60">
+    <w:lvl w:ilvl="3" w:tplc="30BE34DC">
       <w:numFmt w:val="decimal"/>
       <w:lvlText w:val=""/>
       <w:lvlJc w:val="left"/>
     </w:lvl>
-    <w:lvl w:ilvl="4" w:tplc="DB98FD68">
+    <w:lvl w:ilvl="4" w:tplc="63C60398">
       <w:numFmt w:val="decimal"/>
       <w:lvlText w:val=""/>
       <w:lvlJc w:val="left"/>
     </w:lvl>
-    <w:lvl w:ilvl="5" w:tplc="17187640">
+    <w:lvl w:ilvl="5" w:tplc="5E6009BC">
       <w:numFmt w:val="decimal"/>
       <w:lvlText w:val=""/>
       <w:lvlJc w:val="left"/>
     </w:lvl>
-    <w:lvl w:ilvl="6" w:tplc="F0E65B2C">
+    <w:lvl w:ilvl="6" w:tplc="AECC704A">
       <w:numFmt w:val="decimal"/>
       <w:lvlText w:val=""/>
       <w:lvlJc w:val="left"/>
     </w:lvl>
-    <w:lvl w:ilvl="7" w:tplc="0B6C8928">
+    <w:lvl w:ilvl="7" w:tplc="38BE601C">
       <w:numFmt w:val="decimal"/>
       <w:lvlText w:val=""/>
       <w:lvlJc w:val="left"/>
     </w:lvl>
-    <w:lvl w:ilvl="8" w:tplc="52562694">
+    <w:lvl w:ilvl="8" w:tplc="6C8CD362">
       <w:numFmt w:val="decimal"/>
       <w:lvlText w:val=""/>
       <w:lvlJc w:val="left"/>
     </w:lvl>
   </w:abstractNum>
-  <w:num w:numId="1" w16cid:durableId="1425220319">
-    <w:abstractNumId w:val="0"/>
+  <w:num w:numId="1" w16cid:durableId="959653190">
+    <w:abstractNumId w:val="1"/>
     <w:lvlOverride w:ilvl="0">
       <w:startOverride w:val="1"/>
     </w:lvlOverride>
   </w:num>
-  <w:num w:numId="2" w16cid:durableId="764419191">
+  <w:num w:numId="2" w16cid:durableId="1034037630">
     <w:abstractNumId w:val="2"/>
     <w:lvlOverride w:ilvl="0">
       <w:startOverride w:val="1"/>
@@ -18404,7 +18609,7 @@
     <w:autoRedefine/>
     <w:uiPriority w:val="39"/>
     <w:unhideWhenUsed/>
-    <w:rsid w:val="001D0C4D"/>
+    <w:rsid w:val="00FD5657"/>
     <w:pPr>
       <w:spacing w:after="100"/>
     </w:pPr>

--- a/public/documentos/BASE-01-ficha-del-proyecto-e-indice-de-la-documentacion.docx
+++ b/public/documentos/BASE-01-ficha-del-proyecto-e-indice-de-la-documentacion.docx
@@ -52,7 +52,7 @@
                 <w:noProof/>
               </w:rPr>
               <w:drawing>
-                <wp:inline distT="0" distB="0" distL="0" distR="0" wp14:anchorId="3F8A7DB6" wp14:editId="3F057FF7">
+                <wp:inline distT="0" distB="0" distL="0" distR="0" wp14:anchorId="5AD121F8" wp14:editId="241116D0">
                   <wp:extent cx="990600" cy="990600"/>
                   <wp:effectExtent l="0" t="0" r="0" b="0"/>
                   <wp:docPr id="1" name="Imagen 1"/>
@@ -171,10 +171,10 @@
                 <w:noProof/>
               </w:rPr>
               <w:drawing>
-                <wp:inline distT="0" distB="0" distL="0" distR="0" wp14:anchorId="510B0032" wp14:editId="2E13535C">
+                <wp:inline distT="0" distB="0" distL="0" distR="0" wp14:anchorId="3EA4FCBC" wp14:editId="5A808399">
                   <wp:extent cx="800100" cy="800100"/>
                   <wp:effectExtent l="0" t="0" r="0" b="0"/>
-                  <wp:docPr id="1269725435" name="Imagen 1269725435"/>
+                  <wp:docPr id="2123429041" name="Imagen 2123429041"/>
                   <wp:cNvGraphicFramePr>
                     <a:graphicFrameLocks xmlns:a="http://schemas.openxmlformats.org/drawingml/2006/main" noChangeAspect="1"/>
                   </wp:cNvGraphicFramePr>
@@ -2585,7 +2585,7 @@
     <w:sdt>
       <w:sdtPr>
         <w:alias w:val="Contenido"/>
-        <w:id w:val="912581953"/>
+        <w:id w:val="-1516385332"/>
       </w:sdtPr>
       <w:sdtEndPr/>
       <w:sdtContent>
@@ -2611,7 +2611,7 @@
           <w:r>
             <w:fldChar w:fldCharType="separate"/>
           </w:r>
-          <w:hyperlink w:anchor="_Toc242543209" w:history="1">
+          <w:hyperlink w:anchor="_Toc242545237" w:history="1">
             <w:r>
               <w:rPr>
                 <w:rStyle w:val="Hipervnculo"/>
@@ -2635,7 +2635,7 @@
               <w:rPr>
                 <w:noProof/>
               </w:rPr>
-              <w:instrText xml:space="preserve"> PAGEREF _Toc242543209 \h </w:instrText>
+              <w:instrText xml:space="preserve"> PAGEREF _Toc242545237 \h </w:instrText>
             </w:r>
             <w:r>
               <w:rPr>
@@ -2675,7 +2675,7 @@
               <w14:ligatures w14:val="standardContextual"/>
             </w:rPr>
           </w:pPr>
-          <w:hyperlink w:anchor="_Toc242543210" w:history="1">
+          <w:hyperlink w:anchor="_Toc242545238" w:history="1">
             <w:r>
               <w:rPr>
                 <w:rStyle w:val="Hipervnculo"/>
@@ -2699,7 +2699,7 @@
               <w:rPr>
                 <w:noProof/>
               </w:rPr>
-              <w:instrText xml:space="preserve"> PAGEREF _Toc242543210 \h </w:instrText>
+              <w:instrText xml:space="preserve"> PAGEREF _Toc242545238 \h </w:instrText>
             </w:r>
             <w:r>
               <w:rPr>
@@ -2739,7 +2739,7 @@
               <w14:ligatures w14:val="standardContextual"/>
             </w:rPr>
           </w:pPr>
-          <w:hyperlink w:anchor="_Toc242543211" w:history="1">
+          <w:hyperlink w:anchor="_Toc242545239" w:history="1">
             <w:r>
               <w:rPr>
                 <w:rStyle w:val="Hipervnculo"/>
@@ -2763,7 +2763,7 @@
               <w:rPr>
                 <w:noProof/>
               </w:rPr>
-              <w:instrText xml:space="preserve"> PAGEREF _Toc242543211 \h </w:instrText>
+              <w:instrText xml:space="preserve"> PAGEREF _Toc242545239 \h </w:instrText>
             </w:r>
             <w:r>
               <w:rPr>
@@ -2803,7 +2803,7 @@
               <w14:ligatures w14:val="standardContextual"/>
             </w:rPr>
           </w:pPr>
-          <w:hyperlink w:anchor="_Toc242543212" w:history="1">
+          <w:hyperlink w:anchor="_Toc242545240" w:history="1">
             <w:r>
               <w:rPr>
                 <w:rStyle w:val="Hipervnculo"/>
@@ -2827,7 +2827,7 @@
               <w:rPr>
                 <w:noProof/>
               </w:rPr>
-              <w:instrText xml:space="preserve"> PAGEREF _Toc242543212 \h </w:instrText>
+              <w:instrText xml:space="preserve"> PAGEREF _Toc242545240 \h </w:instrText>
             </w:r>
             <w:r>
               <w:rPr>
@@ -2867,7 +2867,7 @@
               <w14:ligatures w14:val="standardContextual"/>
             </w:rPr>
           </w:pPr>
-          <w:hyperlink w:anchor="_Toc242543213" w:history="1">
+          <w:hyperlink w:anchor="_Toc242545241" w:history="1">
             <w:r>
               <w:rPr>
                 <w:rStyle w:val="Hipervnculo"/>
@@ -2891,7 +2891,7 @@
               <w:rPr>
                 <w:noProof/>
               </w:rPr>
-              <w:instrText xml:space="preserve"> PAGEREF _Toc242543213 \h </w:instrText>
+              <w:instrText xml:space="preserve"> PAGEREF _Toc242545241 \h </w:instrText>
             </w:r>
             <w:r>
               <w:rPr>
@@ -2931,7 +2931,7 @@
               <w14:ligatures w14:val="standardContextual"/>
             </w:rPr>
           </w:pPr>
-          <w:hyperlink w:anchor="_Toc242543214" w:history="1">
+          <w:hyperlink w:anchor="_Toc242545242" w:history="1">
             <w:r>
               <w:rPr>
                 <w:rStyle w:val="Hipervnculo"/>
@@ -2955,7 +2955,7 @@
               <w:rPr>
                 <w:noProof/>
               </w:rPr>
-              <w:instrText xml:space="preserve"> PAGEREF _Toc242543214 \h </w:instrText>
+              <w:instrText xml:space="preserve"> PAGEREF _Toc242545242 \h </w:instrText>
             </w:r>
             <w:r>
               <w:rPr>
@@ -2995,7 +2995,7 @@
               <w14:ligatures w14:val="standardContextual"/>
             </w:rPr>
           </w:pPr>
-          <w:hyperlink w:anchor="_Toc242543215" w:history="1">
+          <w:hyperlink w:anchor="_Toc242545243" w:history="1">
             <w:r>
               <w:rPr>
                 <w:rStyle w:val="Hipervnculo"/>
@@ -3019,7 +3019,7 @@
               <w:rPr>
                 <w:noProof/>
               </w:rPr>
-              <w:instrText xml:space="preserve"> PAGEREF _Toc242543215 \h </w:instrText>
+              <w:instrText xml:space="preserve"> PAGEREF _Toc242545243 \h </w:instrText>
             </w:r>
             <w:r>
               <w:rPr>
@@ -3069,7 +3069,7 @@
       <w:pPr>
         <w:pStyle w:val="Ttulo1"/>
       </w:pPr>
-      <w:bookmarkStart w:id="0" w:name="_Toc242543209"/>
+      <w:bookmarkStart w:id="0" w:name="_Toc242545237"/>
       <w:r>
         <w:lastRenderedPageBreak/>
         <w:t>1. Ficha del proyecto</w:t>
@@ -4657,7 +4657,7 @@
       <w:pPr>
         <w:pStyle w:val="Ttulo1"/>
       </w:pPr>
-      <w:bookmarkStart w:id="1" w:name="_Toc242543210"/>
+      <w:bookmarkStart w:id="1" w:name="_Toc242545238"/>
       <w:r>
         <w:t>2. Datos que no deben variar entre documentos</w:t>
       </w:r>
@@ -7113,7 +7113,7 @@
       <w:pPr>
         <w:pStyle w:val="Ttulo1"/>
       </w:pPr>
-      <w:bookmarkStart w:id="2" w:name="_Toc242543211"/>
+      <w:bookmarkStart w:id="2" w:name="_Toc242545239"/>
       <w:r>
         <w:t>3. Calendario</w:t>
       </w:r>
@@ -8854,7 +8854,7 @@
       <w:pPr>
         <w:pStyle w:val="Ttulo1"/>
       </w:pPr>
-      <w:bookmarkStart w:id="3" w:name="_Toc242543212"/>
+      <w:bookmarkStart w:id="3" w:name="_Toc242545240"/>
       <w:r>
         <w:lastRenderedPageBreak/>
         <w:t>4. Índice de documentos</w:t>
@@ -14365,7 +14365,7 @@
       <w:pPr>
         <w:pStyle w:val="Ttulo1"/>
       </w:pPr>
-      <w:bookmarkStart w:id="4" w:name="_Toc242543213"/>
+      <w:bookmarkStart w:id="4" w:name="_Toc242545241"/>
       <w:r>
         <w:t>5. Cobertura de la Guía del PMBOK®</w:t>
       </w:r>
@@ -15877,7 +15877,7 @@
       <w:pPr>
         <w:pStyle w:val="Ttulo1"/>
       </w:pPr>
-      <w:bookmarkStart w:id="5" w:name="_Toc242543214"/>
+      <w:bookmarkStart w:id="5" w:name="_Toc242545242"/>
       <w:r>
         <w:t>6. Documentos de la fase de formulación que siguen en uso</w:t>
       </w:r>
@@ -17163,7 +17163,7 @@
       <w:pPr>
         <w:pStyle w:val="Ttulo1"/>
       </w:pPr>
-      <w:bookmarkStart w:id="6" w:name="_Toc242543215"/>
+      <w:bookmarkStart w:id="6" w:name="_Toc242545243"/>
       <w:r>
         <w:lastRenderedPageBreak/>
         <w:t>7. Organización y mantenimiento</w:t>
@@ -17817,64 +17817,10 @@
 <file path=word/numbering.xml><?xml version="1.0" encoding="utf-8"?>
 <w:numbering xmlns:wpc="http://schemas.microsoft.com/office/word/2010/wordprocessingCanvas" xmlns:cx="http://schemas.microsoft.com/office/drawing/2014/chartex" xmlns:cx1="http://schemas.microsoft.com/office/drawing/2015/9/8/chartex" xmlns:cx2="http://schemas.microsoft.com/office/drawing/2015/10/21/chartex" xmlns:cx3="http://schemas.microsoft.com/office/drawing/2016/5/9/chartex" xmlns:cx4="http://schemas.microsoft.com/office/drawing/2016/5/10/chartex" xmlns:cx5="http://schemas.microsoft.com/office/drawing/2016/5/11/chartex" xmlns:cx6="http://schemas.microsoft.com/office/drawing/2016/5/12/chartex" xmlns:cx7="http://schemas.microsoft.com/office/drawing/2016/5/13/chartex" xmlns:cx8="http://schemas.microsoft.com/office/drawing/2016/5/14/chartex" xmlns:mc="http://schemas.openxmlformats.org/markup-compatibility/2006" xmlns:aink="http://schemas.microsoft.com/office/drawing/2016/ink" xmlns:am3d="http://schemas.microsoft.com/office/drawing/2017/model3d" xmlns:o="urn:schemas-microsoft-com:office:office" xmlns:oel="http://schemas.microsoft.com/office/2019/extlst" xmlns:r="http://schemas.openxmlformats.org/officeDocument/2006/relationships" xmlns:m="http://schemas.openxmlformats.org/officeDocument/2006/math" xmlns:v="urn:schemas-microsoft-com:vml" xmlns:wp14="http://schemas.microsoft.com/office/word/2010/wordprocessingDrawing" xmlns:wp="http://schemas.openxmlformats.org/drawingml/2006/wordprocessingDrawing" xmlns:w10="urn:schemas-microsoft-com:office:word" xmlns:w="http://schemas.openxmlformats.org/wordprocessingml/2006/main" xmlns:w14="http://schemas.microsoft.com/office/word/2010/wordml" xmlns:w15="http://schemas.microsoft.com/office/word/2012/wordml" xmlns:w16cex="http://schemas.microsoft.com/office/word/2018/wordml/cex" xmlns:w16cid="http://schemas.microsoft.com/office/word/2016/wordml/cid" xmlns:w16="http://schemas.microsoft.com/office/word/2018/wordml" xmlns:w16du="http://schemas.microsoft.com/office/word/2023/wordml/word16du" xmlns:w16sdtdh="http://schemas.microsoft.com/office/word/2020/wordml/sdtdatahash" xmlns:w16sdtfl="http://schemas.microsoft.com/office/word/2024/wordml/sdtformatlock" xmlns:w16se="http://schemas.microsoft.com/office/word/2015/wordml/symex" xmlns:wpg="http://schemas.microsoft.com/office/word/2010/wordprocessingGroup" xmlns:wpi="http://schemas.microsoft.com/office/word/2010/wordprocessingInk" xmlns:wne="http://schemas.microsoft.com/office/word/2006/wordml" xmlns:wps="http://schemas.microsoft.com/office/word/2010/wordprocessingShape" mc:Ignorable="w14 w15 w16se w16cid w16 w16cex w16sdtdh w16sdtfl w16du wp14">
   <w:abstractNum w:abstractNumId="0" w15:restartNumberingAfterBreak="0">
-    <w:nsid w:val="18B91909"/>
+    <w:nsid w:val="17AA0A12"/>
     <w:multiLevelType w:val="hybridMultilevel"/>
-    <w:tmpl w:val="416ACEEA"/>
-    <w:lvl w:ilvl="0" w:tplc="9A80CCFC">
-      <w:start w:val="1"/>
-      <w:numFmt w:val="decimal"/>
-      <w:lvlText w:val="%1."/>
-      <w:lvlJc w:val="left"/>
-      <w:pPr>
-        <w:ind w:left="560" w:hanging="340"/>
-      </w:pPr>
-    </w:lvl>
-    <w:lvl w:ilvl="1" w:tplc="90627682">
-      <w:numFmt w:val="decimal"/>
-      <w:lvlText w:val=""/>
-      <w:lvlJc w:val="left"/>
-    </w:lvl>
-    <w:lvl w:ilvl="2" w:tplc="FA3A4552">
-      <w:numFmt w:val="decimal"/>
-      <w:lvlText w:val=""/>
-      <w:lvlJc w:val="left"/>
-    </w:lvl>
-    <w:lvl w:ilvl="3" w:tplc="E0C229F4">
-      <w:numFmt w:val="decimal"/>
-      <w:lvlText w:val=""/>
-      <w:lvlJc w:val="left"/>
-    </w:lvl>
-    <w:lvl w:ilvl="4" w:tplc="ED207D50">
-      <w:numFmt w:val="decimal"/>
-      <w:lvlText w:val=""/>
-      <w:lvlJc w:val="left"/>
-    </w:lvl>
-    <w:lvl w:ilvl="5" w:tplc="EBF6EDDA">
-      <w:numFmt w:val="decimal"/>
-      <w:lvlText w:val=""/>
-      <w:lvlJc w:val="left"/>
-    </w:lvl>
-    <w:lvl w:ilvl="6" w:tplc="6EFC3A04">
-      <w:numFmt w:val="decimal"/>
-      <w:lvlText w:val=""/>
-      <w:lvlJc w:val="left"/>
-    </w:lvl>
-    <w:lvl w:ilvl="7" w:tplc="2C4A56F6">
-      <w:numFmt w:val="decimal"/>
-      <w:lvlText w:val=""/>
-      <w:lvlJc w:val="left"/>
-    </w:lvl>
-    <w:lvl w:ilvl="8" w:tplc="A2307A6A">
-      <w:numFmt w:val="decimal"/>
-      <w:lvlText w:val=""/>
-      <w:lvlJc w:val="left"/>
-    </w:lvl>
-  </w:abstractNum>
-  <w:abstractNum w:abstractNumId="1" w15:restartNumberingAfterBreak="0">
-    <w:nsid w:val="1EA54722"/>
-    <w:multiLevelType w:val="hybridMultilevel"/>
-    <w:tmpl w:val="D616BE82"/>
-    <w:lvl w:ilvl="0" w:tplc="F79A5870">
+    <w:tmpl w:val="536CA93E"/>
+    <w:lvl w:ilvl="0" w:tplc="2796FDD4">
       <w:start w:val="1"/>
       <w:numFmt w:val="bullet"/>
       <w:lvlText w:val="●"/>
@@ -17883,7 +17829,7 @@
         <w:ind w:left="720" w:hanging="360"/>
       </w:pPr>
     </w:lvl>
-    <w:lvl w:ilvl="1" w:tplc="2E4A26AE">
+    <w:lvl w:ilvl="1" w:tplc="4EB04490">
       <w:start w:val="1"/>
       <w:numFmt w:val="bullet"/>
       <w:lvlText w:val="○"/>
@@ -17892,7 +17838,7 @@
         <w:ind w:left="1440" w:hanging="360"/>
       </w:pPr>
     </w:lvl>
-    <w:lvl w:ilvl="2" w:tplc="57AE41B2">
+    <w:lvl w:ilvl="2" w:tplc="DA08FEA6">
       <w:start w:val="1"/>
       <w:numFmt w:val="bullet"/>
       <w:lvlText w:val="■"/>
@@ -17901,7 +17847,7 @@
         <w:ind w:left="2160" w:hanging="360"/>
       </w:pPr>
     </w:lvl>
-    <w:lvl w:ilvl="3" w:tplc="95C2C36A">
+    <w:lvl w:ilvl="3" w:tplc="BC3E0ED4">
       <w:start w:val="1"/>
       <w:numFmt w:val="bullet"/>
       <w:lvlText w:val="●"/>
@@ -17910,7 +17856,7 @@
         <w:ind w:left="2880" w:hanging="360"/>
       </w:pPr>
     </w:lvl>
-    <w:lvl w:ilvl="4" w:tplc="35D0C44C">
+    <w:lvl w:ilvl="4" w:tplc="3E5466AC">
       <w:start w:val="1"/>
       <w:numFmt w:val="bullet"/>
       <w:lvlText w:val="○"/>
@@ -17919,7 +17865,7 @@
         <w:ind w:left="3600" w:hanging="360"/>
       </w:pPr>
     </w:lvl>
-    <w:lvl w:ilvl="5" w:tplc="0C08D282">
+    <w:lvl w:ilvl="5" w:tplc="66C85C20">
       <w:start w:val="1"/>
       <w:numFmt w:val="bullet"/>
       <w:lvlText w:val="■"/>
@@ -17928,7 +17874,7 @@
         <w:ind w:left="4320" w:hanging="360"/>
       </w:pPr>
     </w:lvl>
-    <w:lvl w:ilvl="6" w:tplc="71D0990C">
+    <w:lvl w:ilvl="6" w:tplc="98CC4EAC">
       <w:start w:val="1"/>
       <w:numFmt w:val="bullet"/>
       <w:lvlText w:val="●"/>
@@ -17937,7 +17883,7 @@
         <w:ind w:left="5040" w:hanging="360"/>
       </w:pPr>
     </w:lvl>
-    <w:lvl w:ilvl="7" w:tplc="07CEC162">
+    <w:lvl w:ilvl="7" w:tplc="6A6AE018">
       <w:start w:val="1"/>
       <w:numFmt w:val="bullet"/>
       <w:lvlText w:val="●"/>
@@ -17946,7 +17892,7 @@
         <w:ind w:left="5760" w:hanging="360"/>
       </w:pPr>
     </w:lvl>
-    <w:lvl w:ilvl="8" w:tplc="5316CB20">
+    <w:lvl w:ilvl="8" w:tplc="996077E4">
       <w:start w:val="1"/>
       <w:numFmt w:val="bullet"/>
       <w:lvlText w:val="●"/>
@@ -17956,11 +17902,65 @@
       </w:pPr>
     </w:lvl>
   </w:abstractNum>
+  <w:abstractNum w:abstractNumId="1" w15:restartNumberingAfterBreak="0">
+    <w:nsid w:val="2B9F33C7"/>
+    <w:multiLevelType w:val="hybridMultilevel"/>
+    <w:tmpl w:val="1E109BE4"/>
+    <w:lvl w:ilvl="0" w:tplc="FED269AA">
+      <w:start w:val="1"/>
+      <w:numFmt w:val="decimal"/>
+      <w:lvlText w:val="%1."/>
+      <w:lvlJc w:val="left"/>
+      <w:pPr>
+        <w:ind w:left="560" w:hanging="340"/>
+      </w:pPr>
+    </w:lvl>
+    <w:lvl w:ilvl="1" w:tplc="04BAD606">
+      <w:numFmt w:val="decimal"/>
+      <w:lvlText w:val=""/>
+      <w:lvlJc w:val="left"/>
+    </w:lvl>
+    <w:lvl w:ilvl="2" w:tplc="380698DC">
+      <w:numFmt w:val="decimal"/>
+      <w:lvlText w:val=""/>
+      <w:lvlJc w:val="left"/>
+    </w:lvl>
+    <w:lvl w:ilvl="3" w:tplc="ABFC8644">
+      <w:numFmt w:val="decimal"/>
+      <w:lvlText w:val=""/>
+      <w:lvlJc w:val="left"/>
+    </w:lvl>
+    <w:lvl w:ilvl="4" w:tplc="604817DA">
+      <w:numFmt w:val="decimal"/>
+      <w:lvlText w:val=""/>
+      <w:lvlJc w:val="left"/>
+    </w:lvl>
+    <w:lvl w:ilvl="5" w:tplc="5AB66772">
+      <w:numFmt w:val="decimal"/>
+      <w:lvlText w:val=""/>
+      <w:lvlJc w:val="left"/>
+    </w:lvl>
+    <w:lvl w:ilvl="6" w:tplc="E86E5FA6">
+      <w:numFmt w:val="decimal"/>
+      <w:lvlText w:val=""/>
+      <w:lvlJc w:val="left"/>
+    </w:lvl>
+    <w:lvl w:ilvl="7" w:tplc="FE8CFAF6">
+      <w:numFmt w:val="decimal"/>
+      <w:lvlText w:val=""/>
+      <w:lvlJc w:val="left"/>
+    </w:lvl>
+    <w:lvl w:ilvl="8" w:tplc="77D8F820">
+      <w:numFmt w:val="decimal"/>
+      <w:lvlText w:val=""/>
+      <w:lvlJc w:val="left"/>
+    </w:lvl>
+  </w:abstractNum>
   <w:abstractNum w:abstractNumId="2" w15:restartNumberingAfterBreak="0">
-    <w:nsid w:val="732D4B44"/>
+    <w:nsid w:val="4C81262D"/>
     <w:multiLevelType w:val="hybridMultilevel"/>
-    <w:tmpl w:val="44BC54DC"/>
-    <w:lvl w:ilvl="0" w:tplc="DD72DBBC">
+    <w:tmpl w:val="881073C4"/>
+    <w:lvl w:ilvl="0" w:tplc="B6847C9A">
       <w:start w:val="1"/>
       <w:numFmt w:val="bullet"/>
       <w:lvlText w:val="•"/>
@@ -17969,54 +17969,54 @@
         <w:ind w:left="560" w:hanging="280"/>
       </w:pPr>
     </w:lvl>
-    <w:lvl w:ilvl="1" w:tplc="722ECB32">
+    <w:lvl w:ilvl="1" w:tplc="8F6EEF9C">
       <w:numFmt w:val="decimal"/>
       <w:lvlText w:val=""/>
       <w:lvlJc w:val="left"/>
     </w:lvl>
-    <w:lvl w:ilvl="2" w:tplc="D116BC9C">
+    <w:lvl w:ilvl="2" w:tplc="E6725518">
       <w:numFmt w:val="decimal"/>
       <w:lvlText w:val=""/>
       <w:lvlJc w:val="left"/>
     </w:lvl>
-    <w:lvl w:ilvl="3" w:tplc="30BE34DC">
+    <w:lvl w:ilvl="3" w:tplc="119AA692">
       <w:numFmt w:val="decimal"/>
       <w:lvlText w:val=""/>
       <w:lvlJc w:val="left"/>
     </w:lvl>
-    <w:lvl w:ilvl="4" w:tplc="63C60398">
+    <w:lvl w:ilvl="4" w:tplc="D72AE4B8">
       <w:numFmt w:val="decimal"/>
       <w:lvlText w:val=""/>
       <w:lvlJc w:val="left"/>
     </w:lvl>
-    <w:lvl w:ilvl="5" w:tplc="5E6009BC">
+    <w:lvl w:ilvl="5" w:tplc="033E9900">
       <w:numFmt w:val="decimal"/>
       <w:lvlText w:val=""/>
       <w:lvlJc w:val="left"/>
     </w:lvl>
-    <w:lvl w:ilvl="6" w:tplc="AECC704A">
+    <w:lvl w:ilvl="6" w:tplc="3676C9BC">
       <w:numFmt w:val="decimal"/>
       <w:lvlText w:val=""/>
       <w:lvlJc w:val="left"/>
     </w:lvl>
-    <w:lvl w:ilvl="7" w:tplc="38BE601C">
+    <w:lvl w:ilvl="7" w:tplc="DF4E343A">
       <w:numFmt w:val="decimal"/>
       <w:lvlText w:val=""/>
       <w:lvlJc w:val="left"/>
     </w:lvl>
-    <w:lvl w:ilvl="8" w:tplc="6C8CD362">
+    <w:lvl w:ilvl="8" w:tplc="F986323C">
       <w:numFmt w:val="decimal"/>
       <w:lvlText w:val=""/>
       <w:lvlJc w:val="left"/>
     </w:lvl>
   </w:abstractNum>
-  <w:num w:numId="1" w16cid:durableId="959653190">
-    <w:abstractNumId w:val="1"/>
+  <w:num w:numId="1" w16cid:durableId="1284119897">
+    <w:abstractNumId w:val="0"/>
     <w:lvlOverride w:ilvl="0">
       <w:startOverride w:val="1"/>
     </w:lvlOverride>
   </w:num>
-  <w:num w:numId="2" w16cid:durableId="1034037630">
+  <w:num w:numId="2" w16cid:durableId="38361446">
     <w:abstractNumId w:val="2"/>
     <w:lvlOverride w:ilvl="0">
       <w:startOverride w:val="1"/>
@@ -18609,7 +18609,7 @@
     <w:autoRedefine/>
     <w:uiPriority w:val="39"/>
     <w:unhideWhenUsed/>
-    <w:rsid w:val="00FD5657"/>
+    <w:rsid w:val="00B036F0"/>
     <w:pPr>
       <w:spacing w:after="100"/>
     </w:pPr>

--- a/public/documentos/BASE-01-ficha-del-proyecto-e-indice-de-la-documentacion.docx
+++ b/public/documentos/BASE-01-ficha-del-proyecto-e-indice-de-la-documentacion.docx
@@ -52,7 +52,7 @@
                 <w:noProof/>
               </w:rPr>
               <w:drawing>
-                <wp:inline distT="0" distB="0" distL="0" distR="0" wp14:anchorId="5AD121F8" wp14:editId="241116D0">
+                <wp:inline distT="0" distB="0" distL="0" distR="0" wp14:anchorId="1D2FC350" wp14:editId="4C64A7E8">
                   <wp:extent cx="990600" cy="990600"/>
                   <wp:effectExtent l="0" t="0" r="0" b="0"/>
                   <wp:docPr id="1" name="Imagen 1"/>
@@ -171,10 +171,10 @@
                 <w:noProof/>
               </w:rPr>
               <w:drawing>
-                <wp:inline distT="0" distB="0" distL="0" distR="0" wp14:anchorId="3EA4FCBC" wp14:editId="5A808399">
+                <wp:inline distT="0" distB="0" distL="0" distR="0" wp14:anchorId="4C8A52EF" wp14:editId="719C8AFD">
                   <wp:extent cx="800100" cy="800100"/>
                   <wp:effectExtent l="0" t="0" r="0" b="0"/>
-                  <wp:docPr id="2123429041" name="Imagen 2123429041"/>
+                  <wp:docPr id="668010308" name="Imagen 668010308"/>
                   <wp:cNvGraphicFramePr>
                     <a:graphicFrameLocks xmlns:a="http://schemas.openxmlformats.org/drawingml/2006/main" noChangeAspect="1"/>
                   </wp:cNvGraphicFramePr>
@@ -2585,7 +2585,7 @@
     <w:sdt>
       <w:sdtPr>
         <w:alias w:val="Contenido"/>
-        <w:id w:val="-1516385332"/>
+        <w:id w:val="982664606"/>
       </w:sdtPr>
       <w:sdtEndPr/>
       <w:sdtContent>
@@ -2611,7 +2611,7 @@
           <w:r>
             <w:fldChar w:fldCharType="separate"/>
           </w:r>
-          <w:hyperlink w:anchor="_Toc242545237" w:history="1">
+          <w:hyperlink w:anchor="_Toc242549451" w:history="1">
             <w:r>
               <w:rPr>
                 <w:rStyle w:val="Hipervnculo"/>
@@ -2635,7 +2635,7 @@
               <w:rPr>
                 <w:noProof/>
               </w:rPr>
-              <w:instrText xml:space="preserve"> PAGEREF _Toc242545237 \h </w:instrText>
+              <w:instrText xml:space="preserve"> PAGEREF _Toc242549451 \h </w:instrText>
             </w:r>
             <w:r>
               <w:rPr>
@@ -2675,7 +2675,7 @@
               <w14:ligatures w14:val="standardContextual"/>
             </w:rPr>
           </w:pPr>
-          <w:hyperlink w:anchor="_Toc242545238" w:history="1">
+          <w:hyperlink w:anchor="_Toc242549452" w:history="1">
             <w:r>
               <w:rPr>
                 <w:rStyle w:val="Hipervnculo"/>
@@ -2699,7 +2699,7 @@
               <w:rPr>
                 <w:noProof/>
               </w:rPr>
-              <w:instrText xml:space="preserve"> PAGEREF _Toc242545238 \h </w:instrText>
+              <w:instrText xml:space="preserve"> PAGEREF _Toc242549452 \h </w:instrText>
             </w:r>
             <w:r>
               <w:rPr>
@@ -2739,7 +2739,7 @@
               <w14:ligatures w14:val="standardContextual"/>
             </w:rPr>
           </w:pPr>
-          <w:hyperlink w:anchor="_Toc242545239" w:history="1">
+          <w:hyperlink w:anchor="_Toc242549453" w:history="1">
             <w:r>
               <w:rPr>
                 <w:rStyle w:val="Hipervnculo"/>
@@ -2763,7 +2763,7 @@
               <w:rPr>
                 <w:noProof/>
               </w:rPr>
-              <w:instrText xml:space="preserve"> PAGEREF _Toc242545239 \h </w:instrText>
+              <w:instrText xml:space="preserve"> PAGEREF _Toc242549453 \h </w:instrText>
             </w:r>
             <w:r>
               <w:rPr>
@@ -2803,7 +2803,7 @@
               <w14:ligatures w14:val="standardContextual"/>
             </w:rPr>
           </w:pPr>
-          <w:hyperlink w:anchor="_Toc242545240" w:history="1">
+          <w:hyperlink w:anchor="_Toc242549454" w:history="1">
             <w:r>
               <w:rPr>
                 <w:rStyle w:val="Hipervnculo"/>
@@ -2827,7 +2827,7 @@
               <w:rPr>
                 <w:noProof/>
               </w:rPr>
-              <w:instrText xml:space="preserve"> PAGEREF _Toc242545240 \h </w:instrText>
+              <w:instrText xml:space="preserve"> PAGEREF _Toc242549454 \h </w:instrText>
             </w:r>
             <w:r>
               <w:rPr>
@@ -2867,7 +2867,7 @@
               <w14:ligatures w14:val="standardContextual"/>
             </w:rPr>
           </w:pPr>
-          <w:hyperlink w:anchor="_Toc242545241" w:history="1">
+          <w:hyperlink w:anchor="_Toc242549455" w:history="1">
             <w:r>
               <w:rPr>
                 <w:rStyle w:val="Hipervnculo"/>
@@ -2891,7 +2891,7 @@
               <w:rPr>
                 <w:noProof/>
               </w:rPr>
-              <w:instrText xml:space="preserve"> PAGEREF _Toc242545241 \h </w:instrText>
+              <w:instrText xml:space="preserve"> PAGEREF _Toc242549455 \h </w:instrText>
             </w:r>
             <w:r>
               <w:rPr>
@@ -2931,7 +2931,7 @@
               <w14:ligatures w14:val="standardContextual"/>
             </w:rPr>
           </w:pPr>
-          <w:hyperlink w:anchor="_Toc242545242" w:history="1">
+          <w:hyperlink w:anchor="_Toc242549456" w:history="1">
             <w:r>
               <w:rPr>
                 <w:rStyle w:val="Hipervnculo"/>
@@ -2955,7 +2955,7 @@
               <w:rPr>
                 <w:noProof/>
               </w:rPr>
-              <w:instrText xml:space="preserve"> PAGEREF _Toc242545242 \h </w:instrText>
+              <w:instrText xml:space="preserve"> PAGEREF _Toc242549456 \h </w:instrText>
             </w:r>
             <w:r>
               <w:rPr>
@@ -2995,7 +2995,7 @@
               <w14:ligatures w14:val="standardContextual"/>
             </w:rPr>
           </w:pPr>
-          <w:hyperlink w:anchor="_Toc242545243" w:history="1">
+          <w:hyperlink w:anchor="_Toc242549457" w:history="1">
             <w:r>
               <w:rPr>
                 <w:rStyle w:val="Hipervnculo"/>
@@ -3019,7 +3019,7 @@
               <w:rPr>
                 <w:noProof/>
               </w:rPr>
-              <w:instrText xml:space="preserve"> PAGEREF _Toc242545243 \h </w:instrText>
+              <w:instrText xml:space="preserve"> PAGEREF _Toc242549457 \h </w:instrText>
             </w:r>
             <w:r>
               <w:rPr>
@@ -3069,7 +3069,7 @@
       <w:pPr>
         <w:pStyle w:val="Ttulo1"/>
       </w:pPr>
-      <w:bookmarkStart w:id="0" w:name="_Toc242545237"/>
+      <w:bookmarkStart w:id="0" w:name="_Toc242549451"/>
       <w:r>
         <w:lastRenderedPageBreak/>
         <w:t>1. Ficha del proyecto</w:t>
@@ -4657,7 +4657,7 @@
       <w:pPr>
         <w:pStyle w:val="Ttulo1"/>
       </w:pPr>
-      <w:bookmarkStart w:id="1" w:name="_Toc242545238"/>
+      <w:bookmarkStart w:id="1" w:name="_Toc242549452"/>
       <w:r>
         <w:t>2. Datos que no deben variar entre documentos</w:t>
       </w:r>
@@ -7113,7 +7113,7 @@
       <w:pPr>
         <w:pStyle w:val="Ttulo1"/>
       </w:pPr>
-      <w:bookmarkStart w:id="2" w:name="_Toc242545239"/>
+      <w:bookmarkStart w:id="2" w:name="_Toc242549453"/>
       <w:r>
         <w:t>3. Calendario</w:t>
       </w:r>
@@ -8854,7 +8854,7 @@
       <w:pPr>
         <w:pStyle w:val="Ttulo1"/>
       </w:pPr>
-      <w:bookmarkStart w:id="3" w:name="_Toc242545240"/>
+      <w:bookmarkStart w:id="3" w:name="_Toc242549454"/>
       <w:r>
         <w:lastRenderedPageBreak/>
         <w:t>4. Índice de documentos</w:t>
@@ -14365,7 +14365,7 @@
       <w:pPr>
         <w:pStyle w:val="Ttulo1"/>
       </w:pPr>
-      <w:bookmarkStart w:id="4" w:name="_Toc242545241"/>
+      <w:bookmarkStart w:id="4" w:name="_Toc242549455"/>
       <w:r>
         <w:t>5. Cobertura de la Guía del PMBOK®</w:t>
       </w:r>
@@ -15877,7 +15877,7 @@
       <w:pPr>
         <w:pStyle w:val="Ttulo1"/>
       </w:pPr>
-      <w:bookmarkStart w:id="5" w:name="_Toc242545242"/>
+      <w:bookmarkStart w:id="5" w:name="_Toc242549456"/>
       <w:r>
         <w:t>6. Documentos de la fase de formulación que siguen en uso</w:t>
       </w:r>
@@ -17163,7 +17163,7 @@
       <w:pPr>
         <w:pStyle w:val="Ttulo1"/>
       </w:pPr>
-      <w:bookmarkStart w:id="6" w:name="_Toc242545243"/>
+      <w:bookmarkStart w:id="6" w:name="_Toc242549457"/>
       <w:r>
         <w:lastRenderedPageBreak/>
         <w:t>7. Organización y mantenimiento</w:t>
@@ -17817,10 +17817,118 @@
 <file path=word/numbering.xml><?xml version="1.0" encoding="utf-8"?>
 <w:numbering xmlns:wpc="http://schemas.microsoft.com/office/word/2010/wordprocessingCanvas" xmlns:cx="http://schemas.microsoft.com/office/drawing/2014/chartex" xmlns:cx1="http://schemas.microsoft.com/office/drawing/2015/9/8/chartex" xmlns:cx2="http://schemas.microsoft.com/office/drawing/2015/10/21/chartex" xmlns:cx3="http://schemas.microsoft.com/office/drawing/2016/5/9/chartex" xmlns:cx4="http://schemas.microsoft.com/office/drawing/2016/5/10/chartex" xmlns:cx5="http://schemas.microsoft.com/office/drawing/2016/5/11/chartex" xmlns:cx6="http://schemas.microsoft.com/office/drawing/2016/5/12/chartex" xmlns:cx7="http://schemas.microsoft.com/office/drawing/2016/5/13/chartex" xmlns:cx8="http://schemas.microsoft.com/office/drawing/2016/5/14/chartex" xmlns:mc="http://schemas.openxmlformats.org/markup-compatibility/2006" xmlns:aink="http://schemas.microsoft.com/office/drawing/2016/ink" xmlns:am3d="http://schemas.microsoft.com/office/drawing/2017/model3d" xmlns:o="urn:schemas-microsoft-com:office:office" xmlns:oel="http://schemas.microsoft.com/office/2019/extlst" xmlns:r="http://schemas.openxmlformats.org/officeDocument/2006/relationships" xmlns:m="http://schemas.openxmlformats.org/officeDocument/2006/math" xmlns:v="urn:schemas-microsoft-com:vml" xmlns:wp14="http://schemas.microsoft.com/office/word/2010/wordprocessingDrawing" xmlns:wp="http://schemas.openxmlformats.org/drawingml/2006/wordprocessingDrawing" xmlns:w10="urn:schemas-microsoft-com:office:word" xmlns:w="http://schemas.openxmlformats.org/wordprocessingml/2006/main" xmlns:w14="http://schemas.microsoft.com/office/word/2010/wordml" xmlns:w15="http://schemas.microsoft.com/office/word/2012/wordml" xmlns:w16cex="http://schemas.microsoft.com/office/word/2018/wordml/cex" xmlns:w16cid="http://schemas.microsoft.com/office/word/2016/wordml/cid" xmlns:w16="http://schemas.microsoft.com/office/word/2018/wordml" xmlns:w16du="http://schemas.microsoft.com/office/word/2023/wordml/word16du" xmlns:w16sdtdh="http://schemas.microsoft.com/office/word/2020/wordml/sdtdatahash" xmlns:w16sdtfl="http://schemas.microsoft.com/office/word/2024/wordml/sdtformatlock" xmlns:w16se="http://schemas.microsoft.com/office/word/2015/wordml/symex" xmlns:wpg="http://schemas.microsoft.com/office/word/2010/wordprocessingGroup" xmlns:wpi="http://schemas.microsoft.com/office/word/2010/wordprocessingInk" xmlns:wne="http://schemas.microsoft.com/office/word/2006/wordml" xmlns:wps="http://schemas.microsoft.com/office/word/2010/wordprocessingShape" mc:Ignorable="w14 w15 w16se w16cid w16 w16cex w16sdtdh w16sdtfl w16du wp14">
   <w:abstractNum w:abstractNumId="0" w15:restartNumberingAfterBreak="0">
-    <w:nsid w:val="17AA0A12"/>
+    <w:nsid w:val="03F636F1"/>
     <w:multiLevelType w:val="hybridMultilevel"/>
-    <w:tmpl w:val="536CA93E"/>
-    <w:lvl w:ilvl="0" w:tplc="2796FDD4">
+    <w:tmpl w:val="E9248E56"/>
+    <w:lvl w:ilvl="0" w:tplc="23D85F8E">
+      <w:start w:val="1"/>
+      <w:numFmt w:val="bullet"/>
+      <w:lvlText w:val="•"/>
+      <w:lvlJc w:val="left"/>
+      <w:pPr>
+        <w:ind w:left="560" w:hanging="280"/>
+      </w:pPr>
+    </w:lvl>
+    <w:lvl w:ilvl="1" w:tplc="56B030A6">
+      <w:numFmt w:val="decimal"/>
+      <w:lvlText w:val=""/>
+      <w:lvlJc w:val="left"/>
+    </w:lvl>
+    <w:lvl w:ilvl="2" w:tplc="AE8824B6">
+      <w:numFmt w:val="decimal"/>
+      <w:lvlText w:val=""/>
+      <w:lvlJc w:val="left"/>
+    </w:lvl>
+    <w:lvl w:ilvl="3" w:tplc="B1E8B456">
+      <w:numFmt w:val="decimal"/>
+      <w:lvlText w:val=""/>
+      <w:lvlJc w:val="left"/>
+    </w:lvl>
+    <w:lvl w:ilvl="4" w:tplc="C3ECC48C">
+      <w:numFmt w:val="decimal"/>
+      <w:lvlText w:val=""/>
+      <w:lvlJc w:val="left"/>
+    </w:lvl>
+    <w:lvl w:ilvl="5" w:tplc="AE126A82">
+      <w:numFmt w:val="decimal"/>
+      <w:lvlText w:val=""/>
+      <w:lvlJc w:val="left"/>
+    </w:lvl>
+    <w:lvl w:ilvl="6" w:tplc="701656F4">
+      <w:numFmt w:val="decimal"/>
+      <w:lvlText w:val=""/>
+      <w:lvlJc w:val="left"/>
+    </w:lvl>
+    <w:lvl w:ilvl="7" w:tplc="62301F72">
+      <w:numFmt w:val="decimal"/>
+      <w:lvlText w:val=""/>
+      <w:lvlJc w:val="left"/>
+    </w:lvl>
+    <w:lvl w:ilvl="8" w:tplc="B97A1FB0">
+      <w:numFmt w:val="decimal"/>
+      <w:lvlText w:val=""/>
+      <w:lvlJc w:val="left"/>
+    </w:lvl>
+  </w:abstractNum>
+  <w:abstractNum w:abstractNumId="1" w15:restartNumberingAfterBreak="0">
+    <w:nsid w:val="39B17CA2"/>
+    <w:multiLevelType w:val="hybridMultilevel"/>
+    <w:tmpl w:val="3AFAFF92"/>
+    <w:lvl w:ilvl="0" w:tplc="2078F430">
+      <w:start w:val="1"/>
+      <w:numFmt w:val="decimal"/>
+      <w:lvlText w:val="%1."/>
+      <w:lvlJc w:val="left"/>
+      <w:pPr>
+        <w:ind w:left="560" w:hanging="340"/>
+      </w:pPr>
+    </w:lvl>
+    <w:lvl w:ilvl="1" w:tplc="61DCB030">
+      <w:numFmt w:val="decimal"/>
+      <w:lvlText w:val=""/>
+      <w:lvlJc w:val="left"/>
+    </w:lvl>
+    <w:lvl w:ilvl="2" w:tplc="D6E6DF96">
+      <w:numFmt w:val="decimal"/>
+      <w:lvlText w:val=""/>
+      <w:lvlJc w:val="left"/>
+    </w:lvl>
+    <w:lvl w:ilvl="3" w:tplc="232829B2">
+      <w:numFmt w:val="decimal"/>
+      <w:lvlText w:val=""/>
+      <w:lvlJc w:val="left"/>
+    </w:lvl>
+    <w:lvl w:ilvl="4" w:tplc="DB3C3F06">
+      <w:numFmt w:val="decimal"/>
+      <w:lvlText w:val=""/>
+      <w:lvlJc w:val="left"/>
+    </w:lvl>
+    <w:lvl w:ilvl="5" w:tplc="4D2AB3B4">
+      <w:numFmt w:val="decimal"/>
+      <w:lvlText w:val=""/>
+      <w:lvlJc w:val="left"/>
+    </w:lvl>
+    <w:lvl w:ilvl="6" w:tplc="79A89ECE">
+      <w:numFmt w:val="decimal"/>
+      <w:lvlText w:val=""/>
+      <w:lvlJc w:val="left"/>
+    </w:lvl>
+    <w:lvl w:ilvl="7" w:tplc="E5AA3F78">
+      <w:numFmt w:val="decimal"/>
+      <w:lvlText w:val=""/>
+      <w:lvlJc w:val="left"/>
+    </w:lvl>
+    <w:lvl w:ilvl="8" w:tplc="6DE0A7BE">
+      <w:numFmt w:val="decimal"/>
+      <w:lvlText w:val=""/>
+      <w:lvlJc w:val="left"/>
+    </w:lvl>
+  </w:abstractNum>
+  <w:abstractNum w:abstractNumId="2" w15:restartNumberingAfterBreak="0">
+    <w:nsid w:val="750A5F90"/>
+    <w:multiLevelType w:val="hybridMultilevel"/>
+    <w:tmpl w:val="17C8A2A8"/>
+    <w:lvl w:ilvl="0" w:tplc="732A9702">
       <w:start w:val="1"/>
       <w:numFmt w:val="bullet"/>
       <w:lvlText w:val="●"/>
@@ -17829,7 +17937,7 @@
         <w:ind w:left="720" w:hanging="360"/>
       </w:pPr>
     </w:lvl>
-    <w:lvl w:ilvl="1" w:tplc="4EB04490">
+    <w:lvl w:ilvl="1" w:tplc="C6285FB4">
       <w:start w:val="1"/>
       <w:numFmt w:val="bullet"/>
       <w:lvlText w:val="○"/>
@@ -17838,7 +17946,7 @@
         <w:ind w:left="1440" w:hanging="360"/>
       </w:pPr>
     </w:lvl>
-    <w:lvl w:ilvl="2" w:tplc="DA08FEA6">
+    <w:lvl w:ilvl="2" w:tplc="DC7E7228">
       <w:start w:val="1"/>
       <w:numFmt w:val="bullet"/>
       <w:lvlText w:val="■"/>
@@ -17847,7 +17955,7 @@
         <w:ind w:left="2160" w:hanging="360"/>
       </w:pPr>
     </w:lvl>
-    <w:lvl w:ilvl="3" w:tplc="BC3E0ED4">
+    <w:lvl w:ilvl="3" w:tplc="F93E4630">
       <w:start w:val="1"/>
       <w:numFmt w:val="bullet"/>
       <w:lvlText w:val="●"/>
@@ -17856,7 +17964,7 @@
         <w:ind w:left="2880" w:hanging="360"/>
       </w:pPr>
     </w:lvl>
-    <w:lvl w:ilvl="4" w:tplc="3E5466AC">
+    <w:lvl w:ilvl="4" w:tplc="321E3A74">
       <w:start w:val="1"/>
       <w:numFmt w:val="bullet"/>
       <w:lvlText w:val="○"/>
@@ -17865,7 +17973,7 @@
         <w:ind w:left="3600" w:hanging="360"/>
       </w:pPr>
     </w:lvl>
-    <w:lvl w:ilvl="5" w:tplc="66C85C20">
+    <w:lvl w:ilvl="5" w:tplc="D1727A16">
       <w:start w:val="1"/>
       <w:numFmt w:val="bullet"/>
       <w:lvlText w:val="■"/>
@@ -17874,7 +17982,7 @@
         <w:ind w:left="4320" w:hanging="360"/>
       </w:pPr>
     </w:lvl>
-    <w:lvl w:ilvl="6" w:tplc="98CC4EAC">
+    <w:lvl w:ilvl="6" w:tplc="14CAD2F2">
       <w:start w:val="1"/>
       <w:numFmt w:val="bullet"/>
       <w:lvlText w:val="●"/>
@@ -17883,7 +17991,7 @@
         <w:ind w:left="5040" w:hanging="360"/>
       </w:pPr>
     </w:lvl>
-    <w:lvl w:ilvl="7" w:tplc="6A6AE018">
+    <w:lvl w:ilvl="7" w:tplc="47084DCE">
       <w:start w:val="1"/>
       <w:numFmt w:val="bullet"/>
       <w:lvlText w:val="●"/>
@@ -17892,7 +18000,7 @@
         <w:ind w:left="5760" w:hanging="360"/>
       </w:pPr>
     </w:lvl>
-    <w:lvl w:ilvl="8" w:tplc="996077E4">
+    <w:lvl w:ilvl="8" w:tplc="281AD662">
       <w:start w:val="1"/>
       <w:numFmt w:val="bullet"/>
       <w:lvlText w:val="●"/>
@@ -17902,122 +18010,14 @@
       </w:pPr>
     </w:lvl>
   </w:abstractNum>
-  <w:abstractNum w:abstractNumId="1" w15:restartNumberingAfterBreak="0">
-    <w:nsid w:val="2B9F33C7"/>
-    <w:multiLevelType w:val="hybridMultilevel"/>
-    <w:tmpl w:val="1E109BE4"/>
-    <w:lvl w:ilvl="0" w:tplc="FED269AA">
-      <w:start w:val="1"/>
-      <w:numFmt w:val="decimal"/>
-      <w:lvlText w:val="%1."/>
-      <w:lvlJc w:val="left"/>
-      <w:pPr>
-        <w:ind w:left="560" w:hanging="340"/>
-      </w:pPr>
-    </w:lvl>
-    <w:lvl w:ilvl="1" w:tplc="04BAD606">
-      <w:numFmt w:val="decimal"/>
-      <w:lvlText w:val=""/>
-      <w:lvlJc w:val="left"/>
-    </w:lvl>
-    <w:lvl w:ilvl="2" w:tplc="380698DC">
-      <w:numFmt w:val="decimal"/>
-      <w:lvlText w:val=""/>
-      <w:lvlJc w:val="left"/>
-    </w:lvl>
-    <w:lvl w:ilvl="3" w:tplc="ABFC8644">
-      <w:numFmt w:val="decimal"/>
-      <w:lvlText w:val=""/>
-      <w:lvlJc w:val="left"/>
-    </w:lvl>
-    <w:lvl w:ilvl="4" w:tplc="604817DA">
-      <w:numFmt w:val="decimal"/>
-      <w:lvlText w:val=""/>
-      <w:lvlJc w:val="left"/>
-    </w:lvl>
-    <w:lvl w:ilvl="5" w:tplc="5AB66772">
-      <w:numFmt w:val="decimal"/>
-      <w:lvlText w:val=""/>
-      <w:lvlJc w:val="left"/>
-    </w:lvl>
-    <w:lvl w:ilvl="6" w:tplc="E86E5FA6">
-      <w:numFmt w:val="decimal"/>
-      <w:lvlText w:val=""/>
-      <w:lvlJc w:val="left"/>
-    </w:lvl>
-    <w:lvl w:ilvl="7" w:tplc="FE8CFAF6">
-      <w:numFmt w:val="decimal"/>
-      <w:lvlText w:val=""/>
-      <w:lvlJc w:val="left"/>
-    </w:lvl>
-    <w:lvl w:ilvl="8" w:tplc="77D8F820">
-      <w:numFmt w:val="decimal"/>
-      <w:lvlText w:val=""/>
-      <w:lvlJc w:val="left"/>
-    </w:lvl>
-  </w:abstractNum>
-  <w:abstractNum w:abstractNumId="2" w15:restartNumberingAfterBreak="0">
-    <w:nsid w:val="4C81262D"/>
-    <w:multiLevelType w:val="hybridMultilevel"/>
-    <w:tmpl w:val="881073C4"/>
-    <w:lvl w:ilvl="0" w:tplc="B6847C9A">
-      <w:start w:val="1"/>
-      <w:numFmt w:val="bullet"/>
-      <w:lvlText w:val="•"/>
-      <w:lvlJc w:val="left"/>
-      <w:pPr>
-        <w:ind w:left="560" w:hanging="280"/>
-      </w:pPr>
-    </w:lvl>
-    <w:lvl w:ilvl="1" w:tplc="8F6EEF9C">
-      <w:numFmt w:val="decimal"/>
-      <w:lvlText w:val=""/>
-      <w:lvlJc w:val="left"/>
-    </w:lvl>
-    <w:lvl w:ilvl="2" w:tplc="E6725518">
-      <w:numFmt w:val="decimal"/>
-      <w:lvlText w:val=""/>
-      <w:lvlJc w:val="left"/>
-    </w:lvl>
-    <w:lvl w:ilvl="3" w:tplc="119AA692">
-      <w:numFmt w:val="decimal"/>
-      <w:lvlText w:val=""/>
-      <w:lvlJc w:val="left"/>
-    </w:lvl>
-    <w:lvl w:ilvl="4" w:tplc="D72AE4B8">
-      <w:numFmt w:val="decimal"/>
-      <w:lvlText w:val=""/>
-      <w:lvlJc w:val="left"/>
-    </w:lvl>
-    <w:lvl w:ilvl="5" w:tplc="033E9900">
-      <w:numFmt w:val="decimal"/>
-      <w:lvlText w:val=""/>
-      <w:lvlJc w:val="left"/>
-    </w:lvl>
-    <w:lvl w:ilvl="6" w:tplc="3676C9BC">
-      <w:numFmt w:val="decimal"/>
-      <w:lvlText w:val=""/>
-      <w:lvlJc w:val="left"/>
-    </w:lvl>
-    <w:lvl w:ilvl="7" w:tplc="DF4E343A">
-      <w:numFmt w:val="decimal"/>
-      <w:lvlText w:val=""/>
-      <w:lvlJc w:val="left"/>
-    </w:lvl>
-    <w:lvl w:ilvl="8" w:tplc="F986323C">
-      <w:numFmt w:val="decimal"/>
-      <w:lvlText w:val=""/>
-      <w:lvlJc w:val="left"/>
-    </w:lvl>
-  </w:abstractNum>
-  <w:num w:numId="1" w16cid:durableId="1284119897">
-    <w:abstractNumId w:val="0"/>
+  <w:num w:numId="1" w16cid:durableId="1025792742">
+    <w:abstractNumId w:val="2"/>
     <w:lvlOverride w:ilvl="0">
       <w:startOverride w:val="1"/>
     </w:lvlOverride>
   </w:num>
-  <w:num w:numId="2" w16cid:durableId="38361446">
-    <w:abstractNumId w:val="2"/>
+  <w:num w:numId="2" w16cid:durableId="1340304866">
+    <w:abstractNumId w:val="0"/>
     <w:lvlOverride w:ilvl="0">
       <w:startOverride w:val="1"/>
     </w:lvlOverride>
@@ -18609,7 +18609,7 @@
     <w:autoRedefine/>
     <w:uiPriority w:val="39"/>
     <w:unhideWhenUsed/>
-    <w:rsid w:val="00B036F0"/>
+    <w:rsid w:val="00463891"/>
     <w:pPr>
       <w:spacing w:after="100"/>
     </w:pPr>

--- a/public/documentos/BASE-01-ficha-del-proyecto-e-indice-de-la-documentacion.docx
+++ b/public/documentos/BASE-01-ficha-del-proyecto-e-indice-de-la-documentacion.docx
@@ -52,7 +52,7 @@
                 <w:noProof/>
               </w:rPr>
               <w:drawing>
-                <wp:inline distT="0" distB="0" distL="0" distR="0" wp14:anchorId="1D2FC350" wp14:editId="4C64A7E8">
+                <wp:inline distT="0" distB="0" distL="0" distR="0" wp14:anchorId="146C2216" wp14:editId="13646742">
                   <wp:extent cx="990600" cy="990600"/>
                   <wp:effectExtent l="0" t="0" r="0" b="0"/>
                   <wp:docPr id="1" name="Imagen 1"/>
@@ -171,10 +171,10 @@
                 <w:noProof/>
               </w:rPr>
               <w:drawing>
-                <wp:inline distT="0" distB="0" distL="0" distR="0" wp14:anchorId="4C8A52EF" wp14:editId="719C8AFD">
+                <wp:inline distT="0" distB="0" distL="0" distR="0" wp14:anchorId="0DDA0A79" wp14:editId="00D07FFB">
                   <wp:extent cx="800100" cy="800100"/>
                   <wp:effectExtent l="0" t="0" r="0" b="0"/>
-                  <wp:docPr id="668010308" name="Imagen 668010308"/>
+                  <wp:docPr id="268126608" name="Imagen 268126608"/>
                   <wp:cNvGraphicFramePr>
                     <a:graphicFrameLocks xmlns:a="http://schemas.openxmlformats.org/drawingml/2006/main" noChangeAspect="1"/>
                   </wp:cNvGraphicFramePr>
@@ -1117,7 +1117,7 @@
                 <w:sz w:val="17"/>
                 <w:szCs w:val="17"/>
               </w:rPr>
-              <w:t>Responsable del modelo de Machine Learning</w:t>
+              <w:t>Responsable del modelo de Machine Learning y Product Owner</w:t>
             </w:r>
           </w:p>
         </w:tc>
@@ -2585,7 +2585,7 @@
     <w:sdt>
       <w:sdtPr>
         <w:alias w:val="Contenido"/>
-        <w:id w:val="982664606"/>
+        <w:id w:val="-1832821977"/>
       </w:sdtPr>
       <w:sdtEndPr/>
       <w:sdtContent>
@@ -2611,7 +2611,7 @@
           <w:r>
             <w:fldChar w:fldCharType="separate"/>
           </w:r>
-          <w:hyperlink w:anchor="_Toc242549451" w:history="1">
+          <w:hyperlink w:anchor="_Toc243091503" w:history="1">
             <w:r>
               <w:rPr>
                 <w:rStyle w:val="Hipervnculo"/>
@@ -2635,7 +2635,7 @@
               <w:rPr>
                 <w:noProof/>
               </w:rPr>
-              <w:instrText xml:space="preserve"> PAGEREF _Toc242549451 \h </w:instrText>
+              <w:instrText xml:space="preserve"> PAGEREF _Toc243091503 \h </w:instrText>
             </w:r>
             <w:r>
               <w:rPr>
@@ -2675,7 +2675,7 @@
               <w14:ligatures w14:val="standardContextual"/>
             </w:rPr>
           </w:pPr>
-          <w:hyperlink w:anchor="_Toc242549452" w:history="1">
+          <w:hyperlink w:anchor="_Toc243091504" w:history="1">
             <w:r>
               <w:rPr>
                 <w:rStyle w:val="Hipervnculo"/>
@@ -2699,7 +2699,7 @@
               <w:rPr>
                 <w:noProof/>
               </w:rPr>
-              <w:instrText xml:space="preserve"> PAGEREF _Toc242549452 \h </w:instrText>
+              <w:instrText xml:space="preserve"> PAGEREF _Toc243091504 \h </w:instrText>
             </w:r>
             <w:r>
               <w:rPr>
@@ -2739,7 +2739,7 @@
               <w14:ligatures w14:val="standardContextual"/>
             </w:rPr>
           </w:pPr>
-          <w:hyperlink w:anchor="_Toc242549453" w:history="1">
+          <w:hyperlink w:anchor="_Toc243091505" w:history="1">
             <w:r>
               <w:rPr>
                 <w:rStyle w:val="Hipervnculo"/>
@@ -2763,7 +2763,7 @@
               <w:rPr>
                 <w:noProof/>
               </w:rPr>
-              <w:instrText xml:space="preserve"> PAGEREF _Toc242549453 \h </w:instrText>
+              <w:instrText xml:space="preserve"> PAGEREF _Toc243091505 \h </w:instrText>
             </w:r>
             <w:r>
               <w:rPr>
@@ -2803,7 +2803,7 @@
               <w14:ligatures w14:val="standardContextual"/>
             </w:rPr>
           </w:pPr>
-          <w:hyperlink w:anchor="_Toc242549454" w:history="1">
+          <w:hyperlink w:anchor="_Toc243091506" w:history="1">
             <w:r>
               <w:rPr>
                 <w:rStyle w:val="Hipervnculo"/>
@@ -2827,7 +2827,7 @@
               <w:rPr>
                 <w:noProof/>
               </w:rPr>
-              <w:instrText xml:space="preserve"> PAGEREF _Toc242549454 \h </w:instrText>
+              <w:instrText xml:space="preserve"> PAGEREF _Toc243091506 \h </w:instrText>
             </w:r>
             <w:r>
               <w:rPr>
@@ -2867,7 +2867,7 @@
               <w14:ligatures w14:val="standardContextual"/>
             </w:rPr>
           </w:pPr>
-          <w:hyperlink w:anchor="_Toc242549455" w:history="1">
+          <w:hyperlink w:anchor="_Toc243091507" w:history="1">
             <w:r>
               <w:rPr>
                 <w:rStyle w:val="Hipervnculo"/>
@@ -2891,7 +2891,7 @@
               <w:rPr>
                 <w:noProof/>
               </w:rPr>
-              <w:instrText xml:space="preserve"> PAGEREF _Toc242549455 \h </w:instrText>
+              <w:instrText xml:space="preserve"> PAGEREF _Toc243091507 \h </w:instrText>
             </w:r>
             <w:r>
               <w:rPr>
@@ -2931,7 +2931,7 @@
               <w14:ligatures w14:val="standardContextual"/>
             </w:rPr>
           </w:pPr>
-          <w:hyperlink w:anchor="_Toc242549456" w:history="1">
+          <w:hyperlink w:anchor="_Toc243091508" w:history="1">
             <w:r>
               <w:rPr>
                 <w:rStyle w:val="Hipervnculo"/>
@@ -2955,7 +2955,7 @@
               <w:rPr>
                 <w:noProof/>
               </w:rPr>
-              <w:instrText xml:space="preserve"> PAGEREF _Toc242549456 \h </w:instrText>
+              <w:instrText xml:space="preserve"> PAGEREF _Toc243091508 \h </w:instrText>
             </w:r>
             <w:r>
               <w:rPr>
@@ -2995,7 +2995,7 @@
               <w14:ligatures w14:val="standardContextual"/>
             </w:rPr>
           </w:pPr>
-          <w:hyperlink w:anchor="_Toc242549457" w:history="1">
+          <w:hyperlink w:anchor="_Toc243091509" w:history="1">
             <w:r>
               <w:rPr>
                 <w:rStyle w:val="Hipervnculo"/>
@@ -3019,7 +3019,7 @@
               <w:rPr>
                 <w:noProof/>
               </w:rPr>
-              <w:instrText xml:space="preserve"> PAGEREF _Toc242549457 \h </w:instrText>
+              <w:instrText xml:space="preserve"> PAGEREF _Toc243091509 \h </w:instrText>
             </w:r>
             <w:r>
               <w:rPr>
@@ -3069,7 +3069,7 @@
       <w:pPr>
         <w:pStyle w:val="Ttulo1"/>
       </w:pPr>
-      <w:bookmarkStart w:id="0" w:name="_Toc242549451"/>
+      <w:bookmarkStart w:id="0" w:name="_Toc243091503"/>
       <w:r>
         <w:lastRenderedPageBreak/>
         <w:t>1. Ficha del proyecto</w:t>
@@ -4423,7 +4423,7 @@
                 <w:sz w:val="18"/>
                 <w:szCs w:val="18"/>
               </w:rPr>
-              <w:t>Responsable del modelo de Machine Learning</w:t>
+              <w:t>Responsable del modelo de Machine Learning y Product Owner</w:t>
             </w:r>
           </w:p>
         </w:tc>
@@ -4657,7 +4657,7 @@
       <w:pPr>
         <w:pStyle w:val="Ttulo1"/>
       </w:pPr>
-      <w:bookmarkStart w:id="1" w:name="_Toc242549452"/>
+      <w:bookmarkStart w:id="1" w:name="_Toc243091504"/>
       <w:r>
         <w:t>2. Datos que no deben variar entre documentos</w:t>
       </w:r>
@@ -6648,7 +6648,7 @@
                 <w:sz w:val="15"/>
                 <w:szCs w:val="15"/>
               </w:rPr>
-              <w:t>10</w:t>
+              <w:t>11</w:t>
             </w:r>
           </w:p>
         </w:tc>
@@ -7113,7 +7113,7 @@
       <w:pPr>
         <w:pStyle w:val="Ttulo1"/>
       </w:pPr>
-      <w:bookmarkStart w:id="2" w:name="_Toc242549453"/>
+      <w:bookmarkStart w:id="2" w:name="_Toc243091505"/>
       <w:r>
         <w:t>3. Calendario</w:t>
       </w:r>
@@ -8854,7 +8854,7 @@
       <w:pPr>
         <w:pStyle w:val="Ttulo1"/>
       </w:pPr>
-      <w:bookmarkStart w:id="3" w:name="_Toc242549454"/>
+      <w:bookmarkStart w:id="3" w:name="_Toc243091506"/>
       <w:r>
         <w:lastRenderedPageBreak/>
         <w:t>4. Índice de documentos</w:t>
@@ -8884,7 +8884,7 @@
           <w:sz w:val="18"/>
           <w:szCs w:val="18"/>
         </w:rPr>
-        <w:t>Documentos emitidos (25)</w:t>
+        <w:t>Documentos emitidos (26)</w:t>
       </w:r>
     </w:p>
     <w:tbl>
@@ -11677,7 +11677,7 @@
                 <w:sz w:val="15"/>
                 <w:szCs w:val="15"/>
               </w:rPr>
-              <w:t>INT-01</w:t>
+              <w:t>GOB-12</w:t>
             </w:r>
           </w:p>
         </w:tc>
@@ -11709,7 +11709,7 @@
                 <w:sz w:val="15"/>
                 <w:szCs w:val="15"/>
               </w:rPr>
-              <w:t>Registro y análisis de interesados</w:t>
+              <w:t>Acta de la reunión de inicio</w:t>
             </w:r>
           </w:p>
         </w:tc>
@@ -11741,7 +11741,7 @@
                 <w:sz w:val="15"/>
                 <w:szCs w:val="15"/>
               </w:rPr>
-              <w:t>Interesados</w:t>
+              <w:t>Gobernanza</w:t>
             </w:r>
           </w:p>
         </w:tc>
@@ -11773,7 +11773,7 @@
                 <w:sz w:val="15"/>
                 <w:szCs w:val="15"/>
               </w:rPr>
-              <w:t>Identificar a los interesados</w:t>
+              <w:t>Iniciar el proyecto o fase</w:t>
             </w:r>
           </w:p>
         </w:tc>
@@ -11837,7 +11837,7 @@
                 <w:sz w:val="15"/>
                 <w:szCs w:val="15"/>
               </w:rPr>
-              <w:t>02 - Interesados/2.1 Identificar</w:t>
+              <w:t>01 - Gobernanza/1.1 Iniciar el proyecto</w:t>
             </w:r>
           </w:p>
         </w:tc>
@@ -11883,7 +11883,7 @@
                 <w:sz w:val="15"/>
                 <w:szCs w:val="15"/>
               </w:rPr>
-              <w:t>INT-02</w:t>
+              <w:t>INT-01</w:t>
             </w:r>
           </w:p>
         </w:tc>
@@ -11916,7 +11916,7 @@
                 <w:sz w:val="15"/>
                 <w:szCs w:val="15"/>
               </w:rPr>
-              <w:t>Plan de involucramiento de los interesados</w:t>
+              <w:t>Registro y análisis de interesados</w:t>
             </w:r>
           </w:p>
         </w:tc>
@@ -11982,7 +11982,7 @@
                 <w:sz w:val="15"/>
                 <w:szCs w:val="15"/>
               </w:rPr>
-              <w:t>Planificar el involucramiento de los interesados</w:t>
+              <w:t>Identificar a los interesados</w:t>
             </w:r>
           </w:p>
         </w:tc>
@@ -12015,7 +12015,7 @@
                 <w:sz w:val="15"/>
                 <w:szCs w:val="15"/>
               </w:rPr>
-              <w:t>Planificación</w:t>
+              <w:t>Iniciación</w:t>
             </w:r>
           </w:p>
         </w:tc>
@@ -12048,7 +12048,7 @@
                 <w:sz w:val="15"/>
                 <w:szCs w:val="15"/>
               </w:rPr>
-              <w:t>02 - Interesados/2.2 Planificar</w:t>
+              <w:t>02 - Interesados/2.1 Identificar</w:t>
             </w:r>
           </w:p>
         </w:tc>
@@ -12093,7 +12093,7 @@
                 <w:sz w:val="15"/>
                 <w:szCs w:val="15"/>
               </w:rPr>
-              <w:t>INT-04</w:t>
+              <w:t>INT-02</w:t>
             </w:r>
           </w:p>
         </w:tc>
@@ -12125,7 +12125,7 @@
                 <w:sz w:val="15"/>
                 <w:szCs w:val="15"/>
               </w:rPr>
-              <w:t>Bitácora de involucramiento y reglas básicas</w:t>
+              <w:t>Plan de involucramiento de los interesados</w:t>
             </w:r>
           </w:p>
         </w:tc>
@@ -12189,7 +12189,7 @@
                 <w:sz w:val="15"/>
                 <w:szCs w:val="15"/>
               </w:rPr>
-              <w:t>Gestionar el involucramiento de los interesados</w:t>
+              <w:t>Planificar el involucramiento de los interesados</w:t>
             </w:r>
           </w:p>
         </w:tc>
@@ -12221,7 +12221,7 @@
                 <w:sz w:val="15"/>
                 <w:szCs w:val="15"/>
               </w:rPr>
-              <w:t>Ejecución</w:t>
+              <w:t>Planificación</w:t>
             </w:r>
           </w:p>
         </w:tc>
@@ -12253,7 +12253,7 @@
                 <w:sz w:val="15"/>
                 <w:szCs w:val="15"/>
               </w:rPr>
-              <w:t>02 - Interesados/2.3 Gestionar</w:t>
+              <w:t>02 - Interesados/2.2 Planificar</w:t>
             </w:r>
           </w:p>
         </w:tc>
@@ -12299,7 +12299,7 @@
                 <w:sz w:val="15"/>
                 <w:szCs w:val="15"/>
               </w:rPr>
-              <w:t>INT-05</w:t>
+              <w:t>INT-04</w:t>
             </w:r>
           </w:p>
         </w:tc>
@@ -12332,7 +12332,7 @@
                 <w:sz w:val="15"/>
                 <w:szCs w:val="15"/>
               </w:rPr>
-              <w:t>Informe de seguimiento del involucramiento N.º 1</w:t>
+              <w:t>Bitácora de involucramiento y reglas básicas</w:t>
             </w:r>
           </w:p>
         </w:tc>
@@ -12398,7 +12398,7 @@
                 <w:sz w:val="15"/>
                 <w:szCs w:val="15"/>
               </w:rPr>
-              <w:t>Monitorear el involucramiento de los interesados</w:t>
+              <w:t>Gestionar el involucramiento de los interesados</w:t>
             </w:r>
           </w:p>
         </w:tc>
@@ -12431,7 +12431,7 @@
                 <w:sz w:val="15"/>
                 <w:szCs w:val="15"/>
               </w:rPr>
-              <w:t>Monitoreo y control</w:t>
+              <w:t>Ejecución</w:t>
             </w:r>
           </w:p>
         </w:tc>
@@ -12464,7 +12464,7 @@
                 <w:sz w:val="15"/>
                 <w:szCs w:val="15"/>
               </w:rPr>
-              <w:t>02 - Interesados/2.4 Monitorear</w:t>
+              <w:t>02 - Interesados/2.3 Gestionar</w:t>
             </w:r>
           </w:p>
         </w:tc>
@@ -12509,7 +12509,7 @@
                 <w:sz w:val="15"/>
                 <w:szCs w:val="15"/>
               </w:rPr>
-              <w:t>INT-03</w:t>
+              <w:t>INT-05</w:t>
             </w:r>
           </w:p>
         </w:tc>
@@ -12541,7 +12541,7 @@
                 <w:sz w:val="15"/>
                 <w:szCs w:val="15"/>
               </w:rPr>
-              <w:t>Plan de gestión de las comunicaciones</w:t>
+              <w:t>Informe de seguimiento del involucramiento N.º 1</w:t>
             </w:r>
           </w:p>
         </w:tc>
@@ -12605,7 +12605,7 @@
                 <w:sz w:val="15"/>
                 <w:szCs w:val="15"/>
               </w:rPr>
-              <w:t>Planificar la gestión de las comunicaciones</w:t>
+              <w:t>Monitorear el involucramiento de los interesados</w:t>
             </w:r>
           </w:p>
         </w:tc>
@@ -12637,7 +12637,7 @@
                 <w:sz w:val="15"/>
                 <w:szCs w:val="15"/>
               </w:rPr>
-              <w:t>Planificación</w:t>
+              <w:t>Monitoreo y control</w:t>
             </w:r>
           </w:p>
         </w:tc>
@@ -12669,7 +12669,7 @@
                 <w:sz w:val="15"/>
                 <w:szCs w:val="15"/>
               </w:rPr>
-              <w:t>02 - Interesados/2.5 Comunicaciones</w:t>
+              <w:t>02 - Interesados/2.4 Monitorear</w:t>
             </w:r>
           </w:p>
         </w:tc>
@@ -12715,7 +12715,7 @@
                 <w:sz w:val="15"/>
                 <w:szCs w:val="15"/>
               </w:rPr>
-              <w:t>INT-06</w:t>
+              <w:t>INT-03</w:t>
             </w:r>
           </w:p>
         </w:tc>
@@ -12748,7 +12748,7 @@
                 <w:sz w:val="15"/>
                 <w:szCs w:val="15"/>
               </w:rPr>
-              <w:t>Registro de comunicaciones</w:t>
+              <w:t>Plan de gestión de las comunicaciones</w:t>
             </w:r>
           </w:p>
         </w:tc>
@@ -12814,7 +12814,7 @@
                 <w:sz w:val="15"/>
                 <w:szCs w:val="15"/>
               </w:rPr>
-              <w:t>Gestionar las comunicaciones</w:t>
+              <w:t>Planificar la gestión de las comunicaciones</w:t>
             </w:r>
           </w:p>
         </w:tc>
@@ -12847,7 +12847,7 @@
                 <w:sz w:val="15"/>
                 <w:szCs w:val="15"/>
               </w:rPr>
-              <w:t>Ejecución</w:t>
+              <w:t>Planificación</w:t>
             </w:r>
           </w:p>
         </w:tc>
@@ -12925,7 +12925,7 @@
                 <w:sz w:val="15"/>
                 <w:szCs w:val="15"/>
               </w:rPr>
-              <w:t>INT-07</w:t>
+              <w:t>INT-06</w:t>
             </w:r>
           </w:p>
         </w:tc>
@@ -12957,7 +12957,7 @@
                 <w:sz w:val="15"/>
                 <w:szCs w:val="15"/>
               </w:rPr>
-              <w:t>Informe de monitoreo de las comunicaciones N.º 1</w:t>
+              <w:t>Registro de comunicaciones</w:t>
             </w:r>
           </w:p>
         </w:tc>
@@ -13021,7 +13021,7 @@
                 <w:sz w:val="15"/>
                 <w:szCs w:val="15"/>
               </w:rPr>
-              <w:t>Monitorear las comunicaciones</w:t>
+              <w:t>Gestionar las comunicaciones</w:t>
             </w:r>
           </w:p>
         </w:tc>
@@ -13053,7 +13053,7 @@
                 <w:sz w:val="15"/>
                 <w:szCs w:val="15"/>
               </w:rPr>
-              <w:t>Monitoreo y control</w:t>
+              <w:t>Ejecución</w:t>
             </w:r>
           </w:p>
         </w:tc>
@@ -13131,7 +13131,7 @@
                 <w:sz w:val="15"/>
                 <w:szCs w:val="15"/>
               </w:rPr>
-              <w:t>ALC-01</w:t>
+              <w:t>INT-07</w:t>
             </w:r>
           </w:p>
         </w:tc>
@@ -13164,7 +13164,7 @@
                 <w:sz w:val="15"/>
                 <w:szCs w:val="15"/>
               </w:rPr>
-              <w:t>Plan de gestión del alcance y de los requisitos</w:t>
+              <w:t>Informe de monitoreo de las comunicaciones N.º 2</w:t>
             </w:r>
           </w:p>
         </w:tc>
@@ -13197,7 +13197,7 @@
                 <w:sz w:val="15"/>
                 <w:szCs w:val="15"/>
               </w:rPr>
-              <w:t>Alcance</w:t>
+              <w:t>Interesados</w:t>
             </w:r>
           </w:p>
         </w:tc>
@@ -13230,7 +13230,7 @@
                 <w:sz w:val="15"/>
                 <w:szCs w:val="15"/>
               </w:rPr>
-              <w:t>Planificar la gestión del alcance</w:t>
+              <w:t>Monitorear las comunicaciones</w:t>
             </w:r>
           </w:p>
         </w:tc>
@@ -13263,7 +13263,7 @@
                 <w:sz w:val="15"/>
                 <w:szCs w:val="15"/>
               </w:rPr>
-              <w:t>Planificación</w:t>
+              <w:t>Monitoreo y control</w:t>
             </w:r>
           </w:p>
         </w:tc>
@@ -13296,7 +13296,7 @@
                 <w:sz w:val="15"/>
                 <w:szCs w:val="15"/>
               </w:rPr>
-              <w:t>03 - Alcance/3.1 Planificar</w:t>
+              <w:t>02 - Interesados/2.5 Comunicaciones</w:t>
             </w:r>
           </w:p>
         </w:tc>
@@ -13341,7 +13341,7 @@
                 <w:sz w:val="15"/>
                 <w:szCs w:val="15"/>
               </w:rPr>
-              <w:t>ALC-02</w:t>
+              <w:t>ALC-01</w:t>
             </w:r>
           </w:p>
         </w:tc>
@@ -13373,7 +13373,7 @@
                 <w:sz w:val="15"/>
                 <w:szCs w:val="15"/>
               </w:rPr>
-              <w:t>Enunciado del alcance del proyecto</w:t>
+              <w:t>Plan de gestión del alcance y de los requisitos</w:t>
             </w:r>
           </w:p>
         </w:tc>
@@ -13437,7 +13437,7 @@
                 <w:sz w:val="15"/>
                 <w:szCs w:val="15"/>
               </w:rPr>
-              <w:t>Definir el alcance</w:t>
+              <w:t>Planificar la gestión del alcance</w:t>
             </w:r>
           </w:p>
         </w:tc>
@@ -13501,7 +13501,7 @@
                 <w:sz w:val="15"/>
                 <w:szCs w:val="15"/>
               </w:rPr>
-              <w:t>03 - Alcance/3.2 Definir el alcance</w:t>
+              <w:t>03 - Alcance/3.1 Planificar</w:t>
             </w:r>
           </w:p>
         </w:tc>
@@ -13547,7 +13547,7 @@
                 <w:sz w:val="15"/>
                 <w:szCs w:val="15"/>
               </w:rPr>
-              <w:t>ALC-03</w:t>
+              <w:t>ALC-02</w:t>
             </w:r>
           </w:p>
         </w:tc>
@@ -13580,7 +13580,7 @@
                 <w:sz w:val="15"/>
                 <w:szCs w:val="15"/>
               </w:rPr>
-              <w:t>Plan de gestión de la calidad</w:t>
+              <w:t>Enunciado del alcance del proyecto</w:t>
             </w:r>
           </w:p>
         </w:tc>
@@ -13646,7 +13646,7 @@
                 <w:sz w:val="15"/>
                 <w:szCs w:val="15"/>
               </w:rPr>
-              <w:t>Planificar la gestión del alcance</w:t>
+              <w:t>Definir el alcance</w:t>
             </w:r>
           </w:p>
         </w:tc>
@@ -13712,7 +13712,7 @@
                 <w:sz w:val="15"/>
                 <w:szCs w:val="15"/>
               </w:rPr>
-              <w:t>03 - Alcance/3.3 Calidad</w:t>
+              <w:t>03 - Alcance/3.2 Definir el alcance</w:t>
             </w:r>
           </w:p>
         </w:tc>
@@ -13757,7 +13757,7 @@
                 <w:sz w:val="15"/>
                 <w:szCs w:val="15"/>
               </w:rPr>
-              <w:t>ALC-04</w:t>
+              <w:t>ALC-03</w:t>
             </w:r>
           </w:p>
         </w:tc>
@@ -13789,7 +13789,7 @@
                 <w:sz w:val="15"/>
                 <w:szCs w:val="15"/>
               </w:rPr>
-              <w:t>Procedimiento de validación del alcance</w:t>
+              <w:t>Plan de gestión de la calidad</w:t>
             </w:r>
           </w:p>
         </w:tc>
@@ -13853,7 +13853,7 @@
                 <w:sz w:val="15"/>
                 <w:szCs w:val="15"/>
               </w:rPr>
-              <w:t>Validar el alcance</w:t>
+              <w:t>Planificar la gestión del alcance</w:t>
             </w:r>
           </w:p>
         </w:tc>
@@ -13885,7 +13885,7 @@
                 <w:sz w:val="15"/>
                 <w:szCs w:val="15"/>
               </w:rPr>
-              <w:t>Monitoreo y control</w:t>
+              <w:t>Planificación</w:t>
             </w:r>
           </w:p>
         </w:tc>
@@ -13917,7 +13917,7 @@
                 <w:sz w:val="15"/>
                 <w:szCs w:val="15"/>
               </w:rPr>
-              <w:t>03 - Alcance/3.4 Validar el alcance</w:t>
+              <w:t>03 - Alcance/3.3 Calidad</w:t>
             </w:r>
           </w:p>
         </w:tc>
@@ -13963,7 +13963,7 @@
                 <w:sz w:val="15"/>
                 <w:szCs w:val="15"/>
               </w:rPr>
-              <w:t>ALC-05</w:t>
+              <w:t>ALC-04</w:t>
             </w:r>
           </w:p>
         </w:tc>
@@ -13996,7 +13996,7 @@
                 <w:sz w:val="15"/>
                 <w:szCs w:val="15"/>
               </w:rPr>
-              <w:t>Informe de avance del producto por EDT N.º 1</w:t>
+              <w:t>Procedimiento de validación del alcance</w:t>
             </w:r>
           </w:p>
         </w:tc>
@@ -14062,7 +14062,7 @@
                 <w:sz w:val="15"/>
                 <w:szCs w:val="15"/>
               </w:rPr>
-              <w:t>Monitorear y controlar el alcance</w:t>
+              <w:t>Validar el alcance</w:t>
             </w:r>
           </w:p>
         </w:tc>
@@ -14128,7 +14128,7 @@
                 <w:sz w:val="15"/>
                 <w:szCs w:val="15"/>
               </w:rPr>
-              <w:t>03 - Alcance/3.5 Controlar el alcance</w:t>
+              <w:t>03 - Alcance/3.4 Validar el alcance</w:t>
             </w:r>
           </w:p>
         </w:tc>
@@ -14173,6 +14173,213 @@
                 <w:sz w:val="15"/>
                 <w:szCs w:val="15"/>
               </w:rPr>
+              <w:t>ALC-05</w:t>
+            </w:r>
+          </w:p>
+        </w:tc>
+        <w:tc>
+          <w:tcPr>
+            <w:tcW w:w="2196" w:type="dxa"/>
+            <w:tcBorders>
+              <w:top w:val="single" w:sz="4" w:space="0" w:color="B8C2CC"/>
+              <w:left w:val="single" w:sz="4" w:space="0" w:color="B8C2CC"/>
+              <w:bottom w:val="single" w:sz="4" w:space="0" w:color="B8C2CC"/>
+              <w:right w:val="single" w:sz="4" w:space="0" w:color="B8C2CC"/>
+            </w:tcBorders>
+            <w:tcMar>
+              <w:top w:w="55" w:type="dxa"/>
+              <w:left w:w="85" w:type="dxa"/>
+              <w:bottom w:w="55" w:type="dxa"/>
+              <w:right w:w="85" w:type="dxa"/>
+            </w:tcMar>
+            <w:vAlign w:val="center"/>
+          </w:tcPr>
+          <w:p>
+            <w:pPr>
+              <w:spacing w:line="250" w:lineRule="auto"/>
+            </w:pPr>
+            <w:r>
+              <w:rPr>
+                <w:rFonts w:ascii="Arial" w:eastAsia="Arial" w:hAnsi="Arial" w:cs="Arial"/>
+                <w:color w:val="1A1A1A"/>
+                <w:sz w:val="15"/>
+                <w:szCs w:val="15"/>
+              </w:rPr>
+              <w:t>Informe de avance del producto por EDT N.º 2</w:t>
+            </w:r>
+          </w:p>
+        </w:tc>
+        <w:tc>
+          <w:tcPr>
+            <w:tcW w:w="966" w:type="dxa"/>
+            <w:tcBorders>
+              <w:top w:val="single" w:sz="4" w:space="0" w:color="B8C2CC"/>
+              <w:left w:val="single" w:sz="4" w:space="0" w:color="B8C2CC"/>
+              <w:bottom w:val="single" w:sz="4" w:space="0" w:color="B8C2CC"/>
+              <w:right w:val="single" w:sz="4" w:space="0" w:color="B8C2CC"/>
+            </w:tcBorders>
+            <w:tcMar>
+              <w:top w:w="55" w:type="dxa"/>
+              <w:left w:w="85" w:type="dxa"/>
+              <w:bottom w:w="55" w:type="dxa"/>
+              <w:right w:w="85" w:type="dxa"/>
+            </w:tcMar>
+            <w:vAlign w:val="center"/>
+          </w:tcPr>
+          <w:p>
+            <w:pPr>
+              <w:spacing w:line="250" w:lineRule="auto"/>
+            </w:pPr>
+            <w:r>
+              <w:rPr>
+                <w:rFonts w:ascii="Arial" w:eastAsia="Arial" w:hAnsi="Arial" w:cs="Arial"/>
+                <w:color w:val="1A1A1A"/>
+                <w:sz w:val="15"/>
+                <w:szCs w:val="15"/>
+              </w:rPr>
+              <w:t>Alcance</w:t>
+            </w:r>
+          </w:p>
+        </w:tc>
+        <w:tc>
+          <w:tcPr>
+            <w:tcW w:w="1933" w:type="dxa"/>
+            <w:tcBorders>
+              <w:top w:val="single" w:sz="4" w:space="0" w:color="B8C2CC"/>
+              <w:left w:val="single" w:sz="4" w:space="0" w:color="B8C2CC"/>
+              <w:bottom w:val="single" w:sz="4" w:space="0" w:color="B8C2CC"/>
+              <w:right w:val="single" w:sz="4" w:space="0" w:color="B8C2CC"/>
+            </w:tcBorders>
+            <w:tcMar>
+              <w:top w:w="55" w:type="dxa"/>
+              <w:left w:w="85" w:type="dxa"/>
+              <w:bottom w:w="55" w:type="dxa"/>
+              <w:right w:w="85" w:type="dxa"/>
+            </w:tcMar>
+            <w:vAlign w:val="center"/>
+          </w:tcPr>
+          <w:p>
+            <w:pPr>
+              <w:spacing w:line="250" w:lineRule="auto"/>
+            </w:pPr>
+            <w:r>
+              <w:rPr>
+                <w:rFonts w:ascii="Arial" w:eastAsia="Arial" w:hAnsi="Arial" w:cs="Arial"/>
+                <w:color w:val="1A1A1A"/>
+                <w:sz w:val="15"/>
+                <w:szCs w:val="15"/>
+              </w:rPr>
+              <w:t>Monitorear y controlar el alcance</w:t>
+            </w:r>
+          </w:p>
+        </w:tc>
+        <w:tc>
+          <w:tcPr>
+            <w:tcW w:w="1142" w:type="dxa"/>
+            <w:tcBorders>
+              <w:top w:val="single" w:sz="4" w:space="0" w:color="B8C2CC"/>
+              <w:left w:val="single" w:sz="4" w:space="0" w:color="B8C2CC"/>
+              <w:bottom w:val="single" w:sz="4" w:space="0" w:color="B8C2CC"/>
+              <w:right w:val="single" w:sz="4" w:space="0" w:color="B8C2CC"/>
+            </w:tcBorders>
+            <w:tcMar>
+              <w:top w:w="55" w:type="dxa"/>
+              <w:left w:w="85" w:type="dxa"/>
+              <w:bottom w:w="55" w:type="dxa"/>
+              <w:right w:w="85" w:type="dxa"/>
+            </w:tcMar>
+            <w:vAlign w:val="center"/>
+          </w:tcPr>
+          <w:p>
+            <w:pPr>
+              <w:spacing w:line="250" w:lineRule="auto"/>
+            </w:pPr>
+            <w:r>
+              <w:rPr>
+                <w:rFonts w:ascii="Arial" w:eastAsia="Arial" w:hAnsi="Arial" w:cs="Arial"/>
+                <w:color w:val="1A1A1A"/>
+                <w:sz w:val="15"/>
+                <w:szCs w:val="15"/>
+              </w:rPr>
+              <w:t>Monitoreo y control</w:t>
+            </w:r>
+          </w:p>
+        </w:tc>
+        <w:tc>
+          <w:tcPr>
+            <w:tcW w:w="1760" w:type="dxa"/>
+            <w:tcBorders>
+              <w:top w:val="single" w:sz="4" w:space="0" w:color="B8C2CC"/>
+              <w:left w:val="single" w:sz="4" w:space="0" w:color="B8C2CC"/>
+              <w:bottom w:val="single" w:sz="4" w:space="0" w:color="B8C2CC"/>
+              <w:right w:val="single" w:sz="4" w:space="0" w:color="B8C2CC"/>
+            </w:tcBorders>
+            <w:tcMar>
+              <w:top w:w="55" w:type="dxa"/>
+              <w:left w:w="85" w:type="dxa"/>
+              <w:bottom w:w="55" w:type="dxa"/>
+              <w:right w:w="85" w:type="dxa"/>
+            </w:tcMar>
+            <w:vAlign w:val="center"/>
+          </w:tcPr>
+          <w:p>
+            <w:pPr>
+              <w:spacing w:line="250" w:lineRule="auto"/>
+            </w:pPr>
+            <w:r>
+              <w:rPr>
+                <w:rFonts w:ascii="Arial" w:eastAsia="Arial" w:hAnsi="Arial" w:cs="Arial"/>
+                <w:color w:val="1A1A1A"/>
+                <w:sz w:val="15"/>
+                <w:szCs w:val="15"/>
+              </w:rPr>
+              <w:t>03 - Alcance/3.5 Controlar el alcance</w:t>
+            </w:r>
+          </w:p>
+        </w:tc>
+      </w:tr>
+      <w:tr>
+        <w:tblPrEx>
+          <w:tblCellMar>
+            <w:top w:w="0" w:type="dxa"/>
+            <w:bottom w:w="0" w:type="dxa"/>
+          </w:tblCellMar>
+        </w:tblPrEx>
+        <w:trPr>
+          <w:cantSplit/>
+        </w:trPr>
+        <w:tc>
+          <w:tcPr>
+            <w:tcW w:w="790" w:type="dxa"/>
+            <w:tcBorders>
+              <w:top w:val="single" w:sz="4" w:space="0" w:color="B8C2CC"/>
+              <w:left w:val="single" w:sz="4" w:space="0" w:color="B8C2CC"/>
+              <w:bottom w:val="single" w:sz="4" w:space="0" w:color="B8C2CC"/>
+              <w:right w:val="single" w:sz="4" w:space="0" w:color="B8C2CC"/>
+            </w:tcBorders>
+            <w:shd w:val="clear" w:color="auto" w:fill="F5F7FA"/>
+            <w:tcMar>
+              <w:top w:w="55" w:type="dxa"/>
+              <w:left w:w="85" w:type="dxa"/>
+              <w:bottom w:w="55" w:type="dxa"/>
+              <w:right w:w="85" w:type="dxa"/>
+            </w:tcMar>
+            <w:vAlign w:val="center"/>
+          </w:tcPr>
+          <w:p>
+            <w:pPr>
+              <w:spacing w:line="250" w:lineRule="auto"/>
+            </w:pPr>
+            <w:r>
+              <w:rPr>
+                <w:rFonts w:ascii="Arial" w:eastAsia="Arial" w:hAnsi="Arial" w:cs="Arial"/>
+                <w:b/>
+                <w:bCs/>
+                <w:color w:val="1A1A1A"/>
+                <w:sz w:val="15"/>
+                <w:szCs w:val="15"/>
+              </w:rPr>
+              <w:lastRenderedPageBreak/>
               <w:t>CRO-01</w:t>
             </w:r>
           </w:p>
@@ -14186,6 +14393,7 @@
               <w:bottom w:val="single" w:sz="4" w:space="0" w:color="B8C2CC"/>
               <w:right w:val="single" w:sz="4" w:space="0" w:color="B8C2CC"/>
             </w:tcBorders>
+            <w:shd w:val="clear" w:color="auto" w:fill="F5F7FA"/>
             <w:tcMar>
               <w:top w:w="55" w:type="dxa"/>
               <w:left w:w="85" w:type="dxa"/>
@@ -14218,6 +14426,7 @@
               <w:bottom w:val="single" w:sz="4" w:space="0" w:color="B8C2CC"/>
               <w:right w:val="single" w:sz="4" w:space="0" w:color="B8C2CC"/>
             </w:tcBorders>
+            <w:shd w:val="clear" w:color="auto" w:fill="F5F7FA"/>
             <w:tcMar>
               <w:top w:w="55" w:type="dxa"/>
               <w:left w:w="85" w:type="dxa"/>
@@ -14250,6 +14459,7 @@
               <w:bottom w:val="single" w:sz="4" w:space="0" w:color="B8C2CC"/>
               <w:right w:val="single" w:sz="4" w:space="0" w:color="B8C2CC"/>
             </w:tcBorders>
+            <w:shd w:val="clear" w:color="auto" w:fill="F5F7FA"/>
             <w:tcMar>
               <w:top w:w="55" w:type="dxa"/>
               <w:left w:w="85" w:type="dxa"/>
@@ -14282,6 +14492,7 @@
               <w:bottom w:val="single" w:sz="4" w:space="0" w:color="B8C2CC"/>
               <w:right w:val="single" w:sz="4" w:space="0" w:color="B8C2CC"/>
             </w:tcBorders>
+            <w:shd w:val="clear" w:color="auto" w:fill="F5F7FA"/>
             <w:tcMar>
               <w:top w:w="55" w:type="dxa"/>
               <w:left w:w="85" w:type="dxa"/>
@@ -14314,6 +14525,7 @@
               <w:bottom w:val="single" w:sz="4" w:space="0" w:color="B8C2CC"/>
               <w:right w:val="single" w:sz="4" w:space="0" w:color="B8C2CC"/>
             </w:tcBorders>
+            <w:shd w:val="clear" w:color="auto" w:fill="F5F7FA"/>
             <w:tcMar>
               <w:top w:w="55" w:type="dxa"/>
               <w:left w:w="85" w:type="dxa"/>
@@ -14352,7 +14564,6 @@
           <w:sz w:val="16"/>
           <w:szCs w:val="16"/>
         </w:rPr>
-        <w:lastRenderedPageBreak/>
         <w:t>Cada documento está en Word y en PDF dentro de su carpeta. Los PDF también se publican en el blog.</w:t>
       </w:r>
     </w:p>
@@ -14365,7 +14576,7 @@
       <w:pPr>
         <w:pStyle w:val="Ttulo1"/>
       </w:pPr>
-      <w:bookmarkStart w:id="4" w:name="_Toc242549455"/>
+      <w:bookmarkStart w:id="4" w:name="_Toc243091507"/>
       <w:r>
         <w:t>5. Cobertura de la Guía del PMBOK®</w:t>
       </w:r>
@@ -15877,7 +16088,7 @@
       <w:pPr>
         <w:pStyle w:val="Ttulo1"/>
       </w:pPr>
-      <w:bookmarkStart w:id="5" w:name="_Toc242549456"/>
+      <w:bookmarkStart w:id="5" w:name="_Toc243091508"/>
       <w:r>
         <w:t>6. Documentos de la fase de formulación que siguen en uso</w:t>
       </w:r>
@@ -17066,6 +17277,7 @@
                 <w:sz w:val="18"/>
                 <w:szCs w:val="18"/>
               </w:rPr>
+              <w:lastRenderedPageBreak/>
               <w:t>Prototipo</w:t>
             </w:r>
           </w:p>
@@ -17163,9 +17375,8 @@
       <w:pPr>
         <w:pStyle w:val="Ttulo1"/>
       </w:pPr>
-      <w:bookmarkStart w:id="6" w:name="_Toc242549457"/>
+      <w:bookmarkStart w:id="6" w:name="_Toc243091509"/>
       <w:r>
-        <w:lastRenderedPageBreak/>
         <w:t>7. Organización y mantenimiento</w:t>
       </w:r>
       <w:bookmarkEnd w:id="6"/>
@@ -17817,10 +18028,10 @@
 <file path=word/numbering.xml><?xml version="1.0" encoding="utf-8"?>
 <w:numbering xmlns:wpc="http://schemas.microsoft.com/office/word/2010/wordprocessingCanvas" xmlns:cx="http://schemas.microsoft.com/office/drawing/2014/chartex" xmlns:cx1="http://schemas.microsoft.com/office/drawing/2015/9/8/chartex" xmlns:cx2="http://schemas.microsoft.com/office/drawing/2015/10/21/chartex" xmlns:cx3="http://schemas.microsoft.com/office/drawing/2016/5/9/chartex" xmlns:cx4="http://schemas.microsoft.com/office/drawing/2016/5/10/chartex" xmlns:cx5="http://schemas.microsoft.com/office/drawing/2016/5/11/chartex" xmlns:cx6="http://schemas.microsoft.com/office/drawing/2016/5/12/chartex" xmlns:cx7="http://schemas.microsoft.com/office/drawing/2016/5/13/chartex" xmlns:cx8="http://schemas.microsoft.com/office/drawing/2016/5/14/chartex" xmlns:mc="http://schemas.openxmlformats.org/markup-compatibility/2006" xmlns:aink="http://schemas.microsoft.com/office/drawing/2016/ink" xmlns:am3d="http://schemas.microsoft.com/office/drawing/2017/model3d" xmlns:o="urn:schemas-microsoft-com:office:office" xmlns:oel="http://schemas.microsoft.com/office/2019/extlst" xmlns:r="http://schemas.openxmlformats.org/officeDocument/2006/relationships" xmlns:m="http://schemas.openxmlformats.org/officeDocument/2006/math" xmlns:v="urn:schemas-microsoft-com:vml" xmlns:wp14="http://schemas.microsoft.com/office/word/2010/wordprocessingDrawing" xmlns:wp="http://schemas.openxmlformats.org/drawingml/2006/wordprocessingDrawing" xmlns:w10="urn:schemas-microsoft-com:office:word" xmlns:w="http://schemas.openxmlformats.org/wordprocessingml/2006/main" xmlns:w14="http://schemas.microsoft.com/office/word/2010/wordml" xmlns:w15="http://schemas.microsoft.com/office/word/2012/wordml" xmlns:w16cex="http://schemas.microsoft.com/office/word/2018/wordml/cex" xmlns:w16cid="http://schemas.microsoft.com/office/word/2016/wordml/cid" xmlns:w16="http://schemas.microsoft.com/office/word/2018/wordml" xmlns:w16du="http://schemas.microsoft.com/office/word/2023/wordml/word16du" xmlns:w16sdtdh="http://schemas.microsoft.com/office/word/2020/wordml/sdtdatahash" xmlns:w16sdtfl="http://schemas.microsoft.com/office/word/2024/wordml/sdtformatlock" xmlns:w16se="http://schemas.microsoft.com/office/word/2015/wordml/symex" xmlns:wpg="http://schemas.microsoft.com/office/word/2010/wordprocessingGroup" xmlns:wpi="http://schemas.microsoft.com/office/word/2010/wordprocessingInk" xmlns:wne="http://schemas.microsoft.com/office/word/2006/wordml" xmlns:wps="http://schemas.microsoft.com/office/word/2010/wordprocessingShape" mc:Ignorable="w14 w15 w16se w16cid w16 w16cex w16sdtdh w16sdtfl w16du wp14">
   <w:abstractNum w:abstractNumId="0" w15:restartNumberingAfterBreak="0">
-    <w:nsid w:val="03F636F1"/>
+    <w:nsid w:val="63A872C5"/>
     <w:multiLevelType w:val="hybridMultilevel"/>
-    <w:tmpl w:val="E9248E56"/>
-    <w:lvl w:ilvl="0" w:tplc="23D85F8E">
+    <w:tmpl w:val="75C4687C"/>
+    <w:lvl w:ilvl="0" w:tplc="DF36CFD4">
       <w:start w:val="1"/>
       <w:numFmt w:val="bullet"/>
       <w:lvlText w:val="•"/>
@@ -17829,52 +18040,52 @@
         <w:ind w:left="560" w:hanging="280"/>
       </w:pPr>
     </w:lvl>
-    <w:lvl w:ilvl="1" w:tplc="56B030A6">
+    <w:lvl w:ilvl="1" w:tplc="A7F032BA">
       <w:numFmt w:val="decimal"/>
       <w:lvlText w:val=""/>
       <w:lvlJc w:val="left"/>
     </w:lvl>
-    <w:lvl w:ilvl="2" w:tplc="AE8824B6">
+    <w:lvl w:ilvl="2" w:tplc="8370FCB4">
       <w:numFmt w:val="decimal"/>
       <w:lvlText w:val=""/>
       <w:lvlJc w:val="left"/>
     </w:lvl>
-    <w:lvl w:ilvl="3" w:tplc="B1E8B456">
+    <w:lvl w:ilvl="3" w:tplc="2FAAEFFA">
       <w:numFmt w:val="decimal"/>
       <w:lvlText w:val=""/>
       <w:lvlJc w:val="left"/>
     </w:lvl>
-    <w:lvl w:ilvl="4" w:tplc="C3ECC48C">
+    <w:lvl w:ilvl="4" w:tplc="E37A6884">
       <w:numFmt w:val="decimal"/>
       <w:lvlText w:val=""/>
       <w:lvlJc w:val="left"/>
     </w:lvl>
-    <w:lvl w:ilvl="5" w:tplc="AE126A82">
+    <w:lvl w:ilvl="5" w:tplc="15DE64FC">
       <w:numFmt w:val="decimal"/>
       <w:lvlText w:val=""/>
       <w:lvlJc w:val="left"/>
     </w:lvl>
-    <w:lvl w:ilvl="6" w:tplc="701656F4">
+    <w:lvl w:ilvl="6" w:tplc="A97EB1EE">
       <w:numFmt w:val="decimal"/>
       <w:lvlText w:val=""/>
       <w:lvlJc w:val="left"/>
     </w:lvl>
-    <w:lvl w:ilvl="7" w:tplc="62301F72">
+    <w:lvl w:ilvl="7" w:tplc="96888050">
       <w:numFmt w:val="decimal"/>
       <w:lvlText w:val=""/>
       <w:lvlJc w:val="left"/>
     </w:lvl>
-    <w:lvl w:ilvl="8" w:tplc="B97A1FB0">
+    <w:lvl w:ilvl="8" w:tplc="12129A98">
       <w:numFmt w:val="decimal"/>
       <w:lvlText w:val=""/>
       <w:lvlJc w:val="left"/>
     </w:lvl>
   </w:abstractNum>
   <w:abstractNum w:abstractNumId="1" w15:restartNumberingAfterBreak="0">
-    <w:nsid w:val="39B17CA2"/>
+    <w:nsid w:val="6D534F76"/>
     <w:multiLevelType w:val="hybridMultilevel"/>
-    <w:tmpl w:val="3AFAFF92"/>
-    <w:lvl w:ilvl="0" w:tplc="2078F430">
+    <w:tmpl w:val="6BE6C62C"/>
+    <w:lvl w:ilvl="0" w:tplc="1ED8B33C">
       <w:start w:val="1"/>
       <w:numFmt w:val="decimal"/>
       <w:lvlText w:val="%1."/>
@@ -17883,52 +18094,52 @@
         <w:ind w:left="560" w:hanging="340"/>
       </w:pPr>
     </w:lvl>
-    <w:lvl w:ilvl="1" w:tplc="61DCB030">
+    <w:lvl w:ilvl="1" w:tplc="9D32EDCA">
       <w:numFmt w:val="decimal"/>
       <w:lvlText w:val=""/>
       <w:lvlJc w:val="left"/>
     </w:lvl>
-    <w:lvl w:ilvl="2" w:tplc="D6E6DF96">
+    <w:lvl w:ilvl="2" w:tplc="E4E49684">
       <w:numFmt w:val="decimal"/>
       <w:lvlText w:val=""/>
       <w:lvlJc w:val="left"/>
     </w:lvl>
-    <w:lvl w:ilvl="3" w:tplc="232829B2">
+    <w:lvl w:ilvl="3" w:tplc="D9F402CC">
       <w:numFmt w:val="decimal"/>
       <w:lvlText w:val=""/>
       <w:lvlJc w:val="left"/>
     </w:lvl>
-    <w:lvl w:ilvl="4" w:tplc="DB3C3F06">
+    <w:lvl w:ilvl="4" w:tplc="99C0D25E">
       <w:numFmt w:val="decimal"/>
       <w:lvlText w:val=""/>
       <w:lvlJc w:val="left"/>
     </w:lvl>
-    <w:lvl w:ilvl="5" w:tplc="4D2AB3B4">
+    <w:lvl w:ilvl="5" w:tplc="F3769E32">
       <w:numFmt w:val="decimal"/>
       <w:lvlText w:val=""/>
       <w:lvlJc w:val="left"/>
     </w:lvl>
-    <w:lvl w:ilvl="6" w:tplc="79A89ECE">
+    <w:lvl w:ilvl="6" w:tplc="7F6246EA">
       <w:numFmt w:val="decimal"/>
       <w:lvlText w:val=""/>
       <w:lvlJc w:val="left"/>
     </w:lvl>
-    <w:lvl w:ilvl="7" w:tplc="E5AA3F78">
+    <w:lvl w:ilvl="7" w:tplc="D4402C62">
       <w:numFmt w:val="decimal"/>
       <w:lvlText w:val=""/>
       <w:lvlJc w:val="left"/>
     </w:lvl>
-    <w:lvl w:ilvl="8" w:tplc="6DE0A7BE">
+    <w:lvl w:ilvl="8" w:tplc="F4B42134">
       <w:numFmt w:val="decimal"/>
       <w:lvlText w:val=""/>
       <w:lvlJc w:val="left"/>
     </w:lvl>
   </w:abstractNum>
   <w:abstractNum w:abstractNumId="2" w15:restartNumberingAfterBreak="0">
-    <w:nsid w:val="750A5F90"/>
+    <w:nsid w:val="793F3B55"/>
     <w:multiLevelType w:val="hybridMultilevel"/>
-    <w:tmpl w:val="17C8A2A8"/>
-    <w:lvl w:ilvl="0" w:tplc="732A9702">
+    <w:tmpl w:val="41CA6F44"/>
+    <w:lvl w:ilvl="0" w:tplc="1AA80B12">
       <w:start w:val="1"/>
       <w:numFmt w:val="bullet"/>
       <w:lvlText w:val="●"/>
@@ -17937,7 +18148,7 @@
         <w:ind w:left="720" w:hanging="360"/>
       </w:pPr>
     </w:lvl>
-    <w:lvl w:ilvl="1" w:tplc="C6285FB4">
+    <w:lvl w:ilvl="1" w:tplc="333E5586">
       <w:start w:val="1"/>
       <w:numFmt w:val="bullet"/>
       <w:lvlText w:val="○"/>
@@ -17946,7 +18157,7 @@
         <w:ind w:left="1440" w:hanging="360"/>
       </w:pPr>
     </w:lvl>
-    <w:lvl w:ilvl="2" w:tplc="DC7E7228">
+    <w:lvl w:ilvl="2" w:tplc="711CD762">
       <w:start w:val="1"/>
       <w:numFmt w:val="bullet"/>
       <w:lvlText w:val="■"/>
@@ -17955,7 +18166,7 @@
         <w:ind w:left="2160" w:hanging="360"/>
       </w:pPr>
     </w:lvl>
-    <w:lvl w:ilvl="3" w:tplc="F93E4630">
+    <w:lvl w:ilvl="3" w:tplc="5AB89AAE">
       <w:start w:val="1"/>
       <w:numFmt w:val="bullet"/>
       <w:lvlText w:val="●"/>
@@ -17964,7 +18175,7 @@
         <w:ind w:left="2880" w:hanging="360"/>
       </w:pPr>
     </w:lvl>
-    <w:lvl w:ilvl="4" w:tplc="321E3A74">
+    <w:lvl w:ilvl="4" w:tplc="86947F50">
       <w:start w:val="1"/>
       <w:numFmt w:val="bullet"/>
       <w:lvlText w:val="○"/>
@@ -17973,7 +18184,7 @@
         <w:ind w:left="3600" w:hanging="360"/>
       </w:pPr>
     </w:lvl>
-    <w:lvl w:ilvl="5" w:tplc="D1727A16">
+    <w:lvl w:ilvl="5" w:tplc="A5B49BA0">
       <w:start w:val="1"/>
       <w:numFmt w:val="bullet"/>
       <w:lvlText w:val="■"/>
@@ -17982,7 +18193,7 @@
         <w:ind w:left="4320" w:hanging="360"/>
       </w:pPr>
     </w:lvl>
-    <w:lvl w:ilvl="6" w:tplc="14CAD2F2">
+    <w:lvl w:ilvl="6" w:tplc="E7847754">
       <w:start w:val="1"/>
       <w:numFmt w:val="bullet"/>
       <w:lvlText w:val="●"/>
@@ -17991,7 +18202,7 @@
         <w:ind w:left="5040" w:hanging="360"/>
       </w:pPr>
     </w:lvl>
-    <w:lvl w:ilvl="7" w:tplc="47084DCE">
+    <w:lvl w:ilvl="7" w:tplc="3F4CCA2E">
       <w:start w:val="1"/>
       <w:numFmt w:val="bullet"/>
       <w:lvlText w:val="●"/>
@@ -18000,7 +18211,7 @@
         <w:ind w:left="5760" w:hanging="360"/>
       </w:pPr>
     </w:lvl>
-    <w:lvl w:ilvl="8" w:tplc="281AD662">
+    <w:lvl w:ilvl="8" w:tplc="C5CEE928">
       <w:start w:val="1"/>
       <w:numFmt w:val="bullet"/>
       <w:lvlText w:val="●"/>
@@ -18010,13 +18221,13 @@
       </w:pPr>
     </w:lvl>
   </w:abstractNum>
-  <w:num w:numId="1" w16cid:durableId="1025792742">
+  <w:num w:numId="1" w16cid:durableId="1949195428">
     <w:abstractNumId w:val="2"/>
     <w:lvlOverride w:ilvl="0">
       <w:startOverride w:val="1"/>
     </w:lvlOverride>
   </w:num>
-  <w:num w:numId="2" w16cid:durableId="1340304866">
+  <w:num w:numId="2" w16cid:durableId="2021737192">
     <w:abstractNumId w:val="0"/>
     <w:lvlOverride w:ilvl="0">
       <w:startOverride w:val="1"/>
@@ -18609,7 +18820,7 @@
     <w:autoRedefine/>
     <w:uiPriority w:val="39"/>
     <w:unhideWhenUsed/>
-    <w:rsid w:val="00463891"/>
+    <w:rsid w:val="007505BC"/>
     <w:pPr>
       <w:spacing w:after="100"/>
     </w:pPr>

--- a/public/documentos/BASE-01-ficha-del-proyecto-e-indice-de-la-documentacion.docx
+++ b/public/documentos/BASE-01-ficha-del-proyecto-e-indice-de-la-documentacion.docx
@@ -18,7 +18,7 @@
           <w:left w:w="10" w:type="dxa"/>
           <w:right w:w="10" w:type="dxa"/>
         </w:tblCellMar>
-        <w:tblLook w:val="04A0" w:firstRow="1" w:lastRow="0" w:firstColumn="1" w:lastColumn="0" w:noHBand="0" w:noVBand="1"/>
+        <w:tblLook w:val="0000" w:firstRow="0" w:lastRow="0" w:firstColumn="0" w:lastColumn="0" w:noHBand="0" w:noVBand="0"/>
       </w:tblPr>
       <w:tblGrid>
         <w:gridCol w:w="1757"/>
@@ -52,7 +52,7 @@
                 <w:noProof/>
               </w:rPr>
               <w:drawing>
-                <wp:inline distT="0" distB="0" distL="0" distR="0" wp14:anchorId="146C2216" wp14:editId="13646742">
+                <wp:inline distT="0" distB="0" distL="0" distR="0" wp14:anchorId="663C363B" wp14:editId="2EF957F7">
                   <wp:extent cx="990600" cy="990600"/>
                   <wp:effectExtent l="0" t="0" r="0" b="0"/>
                   <wp:docPr id="1" name="Imagen 1"/>
@@ -171,10 +171,10 @@
                 <w:noProof/>
               </w:rPr>
               <w:drawing>
-                <wp:inline distT="0" distB="0" distL="0" distR="0" wp14:anchorId="0DDA0A79" wp14:editId="00D07FFB">
+                <wp:inline distT="0" distB="0" distL="0" distR="0" wp14:anchorId="2EB0731A" wp14:editId="423C7427">
                   <wp:extent cx="800100" cy="800100"/>
                   <wp:effectExtent l="0" t="0" r="0" b="0"/>
-                  <wp:docPr id="268126608" name="Imagen 268126608"/>
+                  <wp:docPr id="655163294" name="Imagen 655163294"/>
                   <wp:cNvGraphicFramePr>
                     <a:graphicFrameLocks xmlns:a="http://schemas.openxmlformats.org/drawingml/2006/main" noChangeAspect="1"/>
                   </wp:cNvGraphicFramePr>
@@ -308,7 +308,7 @@
           <w:left w:w="10" w:type="dxa"/>
           <w:right w:w="10" w:type="dxa"/>
         </w:tblCellMar>
-        <w:tblLook w:val="04A0" w:firstRow="1" w:lastRow="0" w:firstColumn="1" w:lastColumn="0" w:noHBand="0" w:noVBand="1"/>
+        <w:tblLook w:val="0000" w:firstRow="0" w:lastRow="0" w:firstColumn="0" w:lastColumn="0" w:noHBand="0" w:noVBand="0"/>
       </w:tblPr>
       <w:tblGrid>
         <w:gridCol w:w="2636"/>
@@ -786,7 +786,7 @@
           <w:left w:w="10" w:type="dxa"/>
           <w:right w:w="10" w:type="dxa"/>
         </w:tblCellMar>
-        <w:tblLook w:val="04A0" w:firstRow="1" w:lastRow="0" w:firstColumn="1" w:lastColumn="0" w:noHBand="0" w:noVBand="1"/>
+        <w:tblLook w:val="0000" w:firstRow="0" w:lastRow="0" w:firstColumn="0" w:lastColumn="0" w:noHBand="0" w:noVBand="0"/>
       </w:tblPr>
       <w:tblGrid>
         <w:gridCol w:w="4042"/>
@@ -1399,7 +1399,7 @@
           <w:left w:w="10" w:type="dxa"/>
           <w:right w:w="10" w:type="dxa"/>
         </w:tblCellMar>
-        <w:tblLook w:val="04A0" w:firstRow="1" w:lastRow="0" w:firstColumn="1" w:lastColumn="0" w:noHBand="0" w:noVBand="1"/>
+        <w:tblLook w:val="0000" w:firstRow="0" w:lastRow="0" w:firstColumn="0" w:lastColumn="0" w:noHBand="0" w:noVBand="0"/>
       </w:tblPr>
       <w:tblGrid>
         <w:gridCol w:w="2636"/>
@@ -1817,7 +1817,7 @@
           <w:left w:w="10" w:type="dxa"/>
           <w:right w:w="10" w:type="dxa"/>
         </w:tblCellMar>
-        <w:tblLook w:val="04A0" w:firstRow="1" w:lastRow="0" w:firstColumn="1" w:lastColumn="0" w:noHBand="0" w:noVBand="1"/>
+        <w:tblLook w:val="0000" w:firstRow="0" w:lastRow="0" w:firstColumn="0" w:lastColumn="0" w:noHBand="0" w:noVBand="0"/>
       </w:tblPr>
       <w:tblGrid>
         <w:gridCol w:w="1054"/>
@@ -2158,7 +2158,7 @@
           <w:left w:w="10" w:type="dxa"/>
           <w:right w:w="10" w:type="dxa"/>
         </w:tblCellMar>
-        <w:tblLook w:val="04A0" w:firstRow="1" w:lastRow="0" w:firstColumn="1" w:lastColumn="0" w:noHBand="0" w:noVBand="1"/>
+        <w:tblLook w:val="0000" w:firstRow="0" w:lastRow="0" w:firstColumn="0" w:lastColumn="0" w:noHBand="0" w:noVBand="0"/>
       </w:tblPr>
       <w:tblGrid>
         <w:gridCol w:w="2636"/>
@@ -2498,7 +2498,7 @@
           <w:left w:w="10" w:type="dxa"/>
           <w:right w:w="10" w:type="dxa"/>
         </w:tblCellMar>
-        <w:tblLook w:val="04A0" w:firstRow="1" w:lastRow="0" w:firstColumn="1" w:lastColumn="0" w:noHBand="0" w:noVBand="1"/>
+        <w:tblLook w:val="0000" w:firstRow="0" w:lastRow="0" w:firstColumn="0" w:lastColumn="0" w:noHBand="0" w:noVBand="0"/>
       </w:tblPr>
       <w:tblGrid>
         <w:gridCol w:w="8787"/>
@@ -2585,7 +2585,7 @@
     <w:sdt>
       <w:sdtPr>
         <w:alias w:val="Contenido"/>
-        <w:id w:val="-1832821977"/>
+        <w:id w:val="-540047833"/>
       </w:sdtPr>
       <w:sdtEndPr/>
       <w:sdtContent>
@@ -2611,7 +2611,7 @@
           <w:r>
             <w:fldChar w:fldCharType="separate"/>
           </w:r>
-          <w:hyperlink w:anchor="_Toc243091503" w:history="1">
+          <w:hyperlink w:anchor="_Toc243093316" w:history="1">
             <w:r>
               <w:rPr>
                 <w:rStyle w:val="Hipervnculo"/>
@@ -2635,7 +2635,7 @@
               <w:rPr>
                 <w:noProof/>
               </w:rPr>
-              <w:instrText xml:space="preserve"> PAGEREF _Toc243091503 \h </w:instrText>
+              <w:instrText xml:space="preserve"> PAGEREF _Toc243093316 \h </w:instrText>
             </w:r>
             <w:r>
               <w:rPr>
@@ -2675,7 +2675,7 @@
               <w14:ligatures w14:val="standardContextual"/>
             </w:rPr>
           </w:pPr>
-          <w:hyperlink w:anchor="_Toc243091504" w:history="1">
+          <w:hyperlink w:anchor="_Toc243093317" w:history="1">
             <w:r>
               <w:rPr>
                 <w:rStyle w:val="Hipervnculo"/>
@@ -2699,7 +2699,7 @@
               <w:rPr>
                 <w:noProof/>
               </w:rPr>
-              <w:instrText xml:space="preserve"> PAGEREF _Toc243091504 \h </w:instrText>
+              <w:instrText xml:space="preserve"> PAGEREF _Toc243093317 \h </w:instrText>
             </w:r>
             <w:r>
               <w:rPr>
@@ -2739,7 +2739,7 @@
               <w14:ligatures w14:val="standardContextual"/>
             </w:rPr>
           </w:pPr>
-          <w:hyperlink w:anchor="_Toc243091505" w:history="1">
+          <w:hyperlink w:anchor="_Toc243093318" w:history="1">
             <w:r>
               <w:rPr>
                 <w:rStyle w:val="Hipervnculo"/>
@@ -2763,7 +2763,7 @@
               <w:rPr>
                 <w:noProof/>
               </w:rPr>
-              <w:instrText xml:space="preserve"> PAGEREF _Toc243091505 \h </w:instrText>
+              <w:instrText xml:space="preserve"> PAGEREF _Toc243093318 \h </w:instrText>
             </w:r>
             <w:r>
               <w:rPr>
@@ -2803,7 +2803,7 @@
               <w14:ligatures w14:val="standardContextual"/>
             </w:rPr>
           </w:pPr>
-          <w:hyperlink w:anchor="_Toc243091506" w:history="1">
+          <w:hyperlink w:anchor="_Toc243093319" w:history="1">
             <w:r>
               <w:rPr>
                 <w:rStyle w:val="Hipervnculo"/>
@@ -2827,7 +2827,7 @@
               <w:rPr>
                 <w:noProof/>
               </w:rPr>
-              <w:instrText xml:space="preserve"> PAGEREF _Toc243091506 \h </w:instrText>
+              <w:instrText xml:space="preserve"> PAGEREF _Toc243093319 \h </w:instrText>
             </w:r>
             <w:r>
               <w:rPr>
@@ -2867,7 +2867,7 @@
               <w14:ligatures w14:val="standardContextual"/>
             </w:rPr>
           </w:pPr>
-          <w:hyperlink w:anchor="_Toc243091507" w:history="1">
+          <w:hyperlink w:anchor="_Toc243093320" w:history="1">
             <w:r>
               <w:rPr>
                 <w:rStyle w:val="Hipervnculo"/>
@@ -2891,7 +2891,7 @@
               <w:rPr>
                 <w:noProof/>
               </w:rPr>
-              <w:instrText xml:space="preserve"> PAGEREF _Toc243091507 \h </w:instrText>
+              <w:instrText xml:space="preserve"> PAGEREF _Toc243093320 \h </w:instrText>
             </w:r>
             <w:r>
               <w:rPr>
@@ -2931,7 +2931,7 @@
               <w14:ligatures w14:val="standardContextual"/>
             </w:rPr>
           </w:pPr>
-          <w:hyperlink w:anchor="_Toc243091508" w:history="1">
+          <w:hyperlink w:anchor="_Toc243093321" w:history="1">
             <w:r>
               <w:rPr>
                 <w:rStyle w:val="Hipervnculo"/>
@@ -2955,7 +2955,7 @@
               <w:rPr>
                 <w:noProof/>
               </w:rPr>
-              <w:instrText xml:space="preserve"> PAGEREF _Toc243091508 \h </w:instrText>
+              <w:instrText xml:space="preserve"> PAGEREF _Toc243093321 \h </w:instrText>
             </w:r>
             <w:r>
               <w:rPr>
@@ -2995,7 +2995,7 @@
               <w14:ligatures w14:val="standardContextual"/>
             </w:rPr>
           </w:pPr>
-          <w:hyperlink w:anchor="_Toc243091509" w:history="1">
+          <w:hyperlink w:anchor="_Toc243093322" w:history="1">
             <w:r>
               <w:rPr>
                 <w:rStyle w:val="Hipervnculo"/>
@@ -3019,7 +3019,7 @@
               <w:rPr>
                 <w:noProof/>
               </w:rPr>
-              <w:instrText xml:space="preserve"> PAGEREF _Toc243091509 \h </w:instrText>
+              <w:instrText xml:space="preserve"> PAGEREF _Toc243093322 \h </w:instrText>
             </w:r>
             <w:r>
               <w:rPr>
@@ -3069,7 +3069,7 @@
       <w:pPr>
         <w:pStyle w:val="Ttulo1"/>
       </w:pPr>
-      <w:bookmarkStart w:id="0" w:name="_Toc243091503"/>
+      <w:bookmarkStart w:id="0" w:name="_Toc243093316"/>
       <w:r>
         <w:lastRenderedPageBreak/>
         <w:t>1. Ficha del proyecto</w:t>
@@ -3092,7 +3092,7 @@
           <w:left w:w="10" w:type="dxa"/>
           <w:right w:w="10" w:type="dxa"/>
         </w:tblCellMar>
-        <w:tblLook w:val="04A0" w:firstRow="1" w:lastRow="0" w:firstColumn="1" w:lastColumn="0" w:noHBand="0" w:noVBand="1"/>
+        <w:tblLook w:val="0000" w:firstRow="0" w:lastRow="0" w:firstColumn="0" w:lastColumn="0" w:noHBand="0" w:noVBand="0"/>
       </w:tblPr>
       <w:tblGrid>
         <w:gridCol w:w="2636"/>
@@ -4082,7 +4082,7 @@
           <w:left w:w="10" w:type="dxa"/>
           <w:right w:w="10" w:type="dxa"/>
         </w:tblCellMar>
-        <w:tblLook w:val="04A0" w:firstRow="1" w:lastRow="0" w:firstColumn="1" w:lastColumn="0" w:noHBand="0" w:noVBand="1"/>
+        <w:tblLook w:val="0000" w:firstRow="0" w:lastRow="0" w:firstColumn="0" w:lastColumn="0" w:noHBand="0" w:noVBand="0"/>
       </w:tblPr>
       <w:tblGrid>
         <w:gridCol w:w="3514"/>
@@ -4657,7 +4657,7 @@
       <w:pPr>
         <w:pStyle w:val="Ttulo1"/>
       </w:pPr>
-      <w:bookmarkStart w:id="1" w:name="_Toc243091504"/>
+      <w:bookmarkStart w:id="1" w:name="_Toc243093317"/>
       <w:r>
         <w:t>2. Datos que no deben variar entre documentos</w:t>
       </w:r>
@@ -4714,7 +4714,7 @@
           <w:left w:w="10" w:type="dxa"/>
           <w:right w:w="10" w:type="dxa"/>
         </w:tblCellMar>
-        <w:tblLook w:val="04A0" w:firstRow="1" w:lastRow="0" w:firstColumn="1" w:lastColumn="0" w:noHBand="0" w:noVBand="1"/>
+        <w:tblLook w:val="0000" w:firstRow="0" w:lastRow="0" w:firstColumn="0" w:lastColumn="0" w:noHBand="0" w:noVBand="0"/>
       </w:tblPr>
       <w:tblGrid>
         <w:gridCol w:w="3339"/>
@@ -6707,7 +6707,7 @@
           <w:left w:w="10" w:type="dxa"/>
           <w:right w:w="10" w:type="dxa"/>
         </w:tblCellMar>
-        <w:tblLook w:val="04A0" w:firstRow="1" w:lastRow="0" w:firstColumn="1" w:lastColumn="0" w:noHBand="0" w:noVBand="1"/>
+        <w:tblLook w:val="0000" w:firstRow="0" w:lastRow="0" w:firstColumn="0" w:lastColumn="0" w:noHBand="0" w:noVBand="0"/>
       </w:tblPr>
       <w:tblGrid>
         <w:gridCol w:w="2636"/>
@@ -7113,7 +7113,7 @@
       <w:pPr>
         <w:pStyle w:val="Ttulo1"/>
       </w:pPr>
-      <w:bookmarkStart w:id="2" w:name="_Toc243091505"/>
+      <w:bookmarkStart w:id="2" w:name="_Toc243093318"/>
       <w:r>
         <w:t>3. Calendario</w:t>
       </w:r>
@@ -7161,7 +7161,7 @@
           <w:left w:w="10" w:type="dxa"/>
           <w:right w:w="10" w:type="dxa"/>
         </w:tblCellMar>
-        <w:tblLook w:val="04A0" w:firstRow="1" w:lastRow="0" w:firstColumn="1" w:lastColumn="0" w:noHBand="0" w:noVBand="1"/>
+        <w:tblLook w:val="0000" w:firstRow="0" w:lastRow="0" w:firstColumn="0" w:lastColumn="0" w:noHBand="0" w:noVBand="0"/>
       </w:tblPr>
       <w:tblGrid>
         <w:gridCol w:w="1757"/>
@@ -8854,7 +8854,7 @@
       <w:pPr>
         <w:pStyle w:val="Ttulo1"/>
       </w:pPr>
-      <w:bookmarkStart w:id="3" w:name="_Toc243091506"/>
+      <w:bookmarkStart w:id="3" w:name="_Toc243093319"/>
       <w:r>
         <w:lastRenderedPageBreak/>
         <w:t>4. Índice de documentos</w:t>
@@ -8903,7 +8903,7 @@
           <w:left w:w="10" w:type="dxa"/>
           <w:right w:w="10" w:type="dxa"/>
         </w:tblCellMar>
-        <w:tblLook w:val="04A0" w:firstRow="1" w:lastRow="0" w:firstColumn="1" w:lastColumn="0" w:noHBand="0" w:noVBand="1"/>
+        <w:tblLook w:val="0000" w:firstRow="0" w:lastRow="0" w:firstColumn="0" w:lastColumn="0" w:noHBand="0" w:noVBand="0"/>
       </w:tblPr>
       <w:tblGrid>
         <w:gridCol w:w="790"/>
@@ -14576,7 +14576,7 @@
       <w:pPr>
         <w:pStyle w:val="Ttulo1"/>
       </w:pPr>
-      <w:bookmarkStart w:id="4" w:name="_Toc243091507"/>
+      <w:bookmarkStart w:id="4" w:name="_Toc243093320"/>
       <w:r>
         <w:t>5. Cobertura de la Guía del PMBOK®</w:t>
       </w:r>
@@ -14633,7 +14633,7 @@
           <w:left w:w="10" w:type="dxa"/>
           <w:right w:w="10" w:type="dxa"/>
         </w:tblCellMar>
-        <w:tblLook w:val="04A0" w:firstRow="1" w:lastRow="0" w:firstColumn="1" w:lastColumn="0" w:noHBand="0" w:noVBand="1"/>
+        <w:tblLook w:val="0000" w:firstRow="0" w:lastRow="0" w:firstColumn="0" w:lastColumn="0" w:noHBand="0" w:noVBand="0"/>
       </w:tblPr>
       <w:tblGrid>
         <w:gridCol w:w="1230"/>
@@ -16088,7 +16088,7 @@
       <w:pPr>
         <w:pStyle w:val="Ttulo1"/>
       </w:pPr>
-      <w:bookmarkStart w:id="5" w:name="_Toc243091508"/>
+      <w:bookmarkStart w:id="5" w:name="_Toc243093321"/>
       <w:r>
         <w:t>6. Documentos de la fase de formulación que siguen en uso</w:t>
       </w:r>
@@ -16136,7 +16136,7 @@
           <w:left w:w="10" w:type="dxa"/>
           <w:right w:w="10" w:type="dxa"/>
         </w:tblCellMar>
-        <w:tblLook w:val="04A0" w:firstRow="1" w:lastRow="0" w:firstColumn="1" w:lastColumn="0" w:noHBand="0" w:noVBand="1"/>
+        <w:tblLook w:val="0000" w:firstRow="0" w:lastRow="0" w:firstColumn="0" w:lastColumn="0" w:noHBand="0" w:noVBand="0"/>
       </w:tblPr>
       <w:tblGrid>
         <w:gridCol w:w="2987"/>
@@ -17375,7 +17375,7 @@
       <w:pPr>
         <w:pStyle w:val="Ttulo1"/>
       </w:pPr>
-      <w:bookmarkStart w:id="6" w:name="_Toc243091509"/>
+      <w:bookmarkStart w:id="6" w:name="_Toc243093322"/>
       <w:r>
         <w:t>7. Organización y mantenimiento</w:t>
       </w:r>
@@ -17577,7 +17577,7 @@
           <w:left w:w="10" w:type="dxa"/>
           <w:right w:w="10" w:type="dxa"/>
         </w:tblCellMar>
-        <w:tblLook w:val="04A0" w:firstRow="1" w:lastRow="0" w:firstColumn="1" w:lastColumn="0" w:noHBand="0" w:noVBand="1"/>
+        <w:tblLook w:val="0000" w:firstRow="0" w:lastRow="0" w:firstColumn="0" w:lastColumn="0" w:noHBand="0" w:noVBand="0"/>
       </w:tblPr>
       <w:tblGrid>
         <w:gridCol w:w="8787"/>
@@ -18028,64 +18028,10 @@
 <file path=word/numbering.xml><?xml version="1.0" encoding="utf-8"?>
 <w:numbering xmlns:wpc="http://schemas.microsoft.com/office/word/2010/wordprocessingCanvas" xmlns:cx="http://schemas.microsoft.com/office/drawing/2014/chartex" xmlns:cx1="http://schemas.microsoft.com/office/drawing/2015/9/8/chartex" xmlns:cx2="http://schemas.microsoft.com/office/drawing/2015/10/21/chartex" xmlns:cx3="http://schemas.microsoft.com/office/drawing/2016/5/9/chartex" xmlns:cx4="http://schemas.microsoft.com/office/drawing/2016/5/10/chartex" xmlns:cx5="http://schemas.microsoft.com/office/drawing/2016/5/11/chartex" xmlns:cx6="http://schemas.microsoft.com/office/drawing/2016/5/12/chartex" xmlns:cx7="http://schemas.microsoft.com/office/drawing/2016/5/13/chartex" xmlns:cx8="http://schemas.microsoft.com/office/drawing/2016/5/14/chartex" xmlns:mc="http://schemas.openxmlformats.org/markup-compatibility/2006" xmlns:aink="http://schemas.microsoft.com/office/drawing/2016/ink" xmlns:am3d="http://schemas.microsoft.com/office/drawing/2017/model3d" xmlns:o="urn:schemas-microsoft-com:office:office" xmlns:oel="http://schemas.microsoft.com/office/2019/extlst" xmlns:r="http://schemas.openxmlformats.org/officeDocument/2006/relationships" xmlns:m="http://schemas.openxmlformats.org/officeDocument/2006/math" xmlns:v="urn:schemas-microsoft-com:vml" xmlns:wp14="http://schemas.microsoft.com/office/word/2010/wordprocessingDrawing" xmlns:wp="http://schemas.openxmlformats.org/drawingml/2006/wordprocessingDrawing" xmlns:w10="urn:schemas-microsoft-com:office:word" xmlns:w="http://schemas.openxmlformats.org/wordprocessingml/2006/main" xmlns:w14="http://schemas.microsoft.com/office/word/2010/wordml" xmlns:w15="http://schemas.microsoft.com/office/word/2012/wordml" xmlns:w16cex="http://schemas.microsoft.com/office/word/2018/wordml/cex" xmlns:w16cid="http://schemas.microsoft.com/office/word/2016/wordml/cid" xmlns:w16="http://schemas.microsoft.com/office/word/2018/wordml" xmlns:w16du="http://schemas.microsoft.com/office/word/2023/wordml/word16du" xmlns:w16sdtdh="http://schemas.microsoft.com/office/word/2020/wordml/sdtdatahash" xmlns:w16sdtfl="http://schemas.microsoft.com/office/word/2024/wordml/sdtformatlock" xmlns:w16se="http://schemas.microsoft.com/office/word/2015/wordml/symex" xmlns:wpg="http://schemas.microsoft.com/office/word/2010/wordprocessingGroup" xmlns:wpi="http://schemas.microsoft.com/office/word/2010/wordprocessingInk" xmlns:wne="http://schemas.microsoft.com/office/word/2006/wordml" xmlns:wps="http://schemas.microsoft.com/office/word/2010/wordprocessingShape" mc:Ignorable="w14 w15 w16se w16cid w16 w16cex w16sdtdh w16sdtfl w16du wp14">
   <w:abstractNum w:abstractNumId="0" w15:restartNumberingAfterBreak="0">
-    <w:nsid w:val="63A872C5"/>
+    <w:nsid w:val="26082AEC"/>
     <w:multiLevelType w:val="hybridMultilevel"/>
-    <w:tmpl w:val="75C4687C"/>
-    <w:lvl w:ilvl="0" w:tplc="DF36CFD4">
-      <w:start w:val="1"/>
-      <w:numFmt w:val="bullet"/>
-      <w:lvlText w:val="•"/>
-      <w:lvlJc w:val="left"/>
-      <w:pPr>
-        <w:ind w:left="560" w:hanging="280"/>
-      </w:pPr>
-    </w:lvl>
-    <w:lvl w:ilvl="1" w:tplc="A7F032BA">
-      <w:numFmt w:val="decimal"/>
-      <w:lvlText w:val=""/>
-      <w:lvlJc w:val="left"/>
-    </w:lvl>
-    <w:lvl w:ilvl="2" w:tplc="8370FCB4">
-      <w:numFmt w:val="decimal"/>
-      <w:lvlText w:val=""/>
-      <w:lvlJc w:val="left"/>
-    </w:lvl>
-    <w:lvl w:ilvl="3" w:tplc="2FAAEFFA">
-      <w:numFmt w:val="decimal"/>
-      <w:lvlText w:val=""/>
-      <w:lvlJc w:val="left"/>
-    </w:lvl>
-    <w:lvl w:ilvl="4" w:tplc="E37A6884">
-      <w:numFmt w:val="decimal"/>
-      <w:lvlText w:val=""/>
-      <w:lvlJc w:val="left"/>
-    </w:lvl>
-    <w:lvl w:ilvl="5" w:tplc="15DE64FC">
-      <w:numFmt w:val="decimal"/>
-      <w:lvlText w:val=""/>
-      <w:lvlJc w:val="left"/>
-    </w:lvl>
-    <w:lvl w:ilvl="6" w:tplc="A97EB1EE">
-      <w:numFmt w:val="decimal"/>
-      <w:lvlText w:val=""/>
-      <w:lvlJc w:val="left"/>
-    </w:lvl>
-    <w:lvl w:ilvl="7" w:tplc="96888050">
-      <w:numFmt w:val="decimal"/>
-      <w:lvlText w:val=""/>
-      <w:lvlJc w:val="left"/>
-    </w:lvl>
-    <w:lvl w:ilvl="8" w:tplc="12129A98">
-      <w:numFmt w:val="decimal"/>
-      <w:lvlText w:val=""/>
-      <w:lvlJc w:val="left"/>
-    </w:lvl>
-  </w:abstractNum>
-  <w:abstractNum w:abstractNumId="1" w15:restartNumberingAfterBreak="0">
-    <w:nsid w:val="6D534F76"/>
-    <w:multiLevelType w:val="hybridMultilevel"/>
-    <w:tmpl w:val="6BE6C62C"/>
-    <w:lvl w:ilvl="0" w:tplc="1ED8B33C">
+    <w:tmpl w:val="CA7CA340"/>
+    <w:lvl w:ilvl="0" w:tplc="6CE89764">
       <w:start w:val="1"/>
       <w:numFmt w:val="decimal"/>
       <w:lvlText w:val="%1."/>
@@ -18094,52 +18040,52 @@
         <w:ind w:left="560" w:hanging="340"/>
       </w:pPr>
     </w:lvl>
-    <w:lvl w:ilvl="1" w:tplc="9D32EDCA">
+    <w:lvl w:ilvl="1" w:tplc="7B889924">
       <w:numFmt w:val="decimal"/>
       <w:lvlText w:val=""/>
       <w:lvlJc w:val="left"/>
     </w:lvl>
-    <w:lvl w:ilvl="2" w:tplc="E4E49684">
+    <w:lvl w:ilvl="2" w:tplc="80E0ACBE">
       <w:numFmt w:val="decimal"/>
       <w:lvlText w:val=""/>
       <w:lvlJc w:val="left"/>
     </w:lvl>
-    <w:lvl w:ilvl="3" w:tplc="D9F402CC">
+    <w:lvl w:ilvl="3" w:tplc="7A14B632">
       <w:numFmt w:val="decimal"/>
       <w:lvlText w:val=""/>
       <w:lvlJc w:val="left"/>
     </w:lvl>
-    <w:lvl w:ilvl="4" w:tplc="99C0D25E">
+    <w:lvl w:ilvl="4" w:tplc="175EBF98">
       <w:numFmt w:val="decimal"/>
       <w:lvlText w:val=""/>
       <w:lvlJc w:val="left"/>
     </w:lvl>
-    <w:lvl w:ilvl="5" w:tplc="F3769E32">
+    <w:lvl w:ilvl="5" w:tplc="DDDE20BE">
       <w:numFmt w:val="decimal"/>
       <w:lvlText w:val=""/>
       <w:lvlJc w:val="left"/>
     </w:lvl>
-    <w:lvl w:ilvl="6" w:tplc="7F6246EA">
+    <w:lvl w:ilvl="6" w:tplc="777E7DA4">
       <w:numFmt w:val="decimal"/>
       <w:lvlText w:val=""/>
       <w:lvlJc w:val="left"/>
     </w:lvl>
-    <w:lvl w:ilvl="7" w:tplc="D4402C62">
+    <w:lvl w:ilvl="7" w:tplc="7A406E52">
       <w:numFmt w:val="decimal"/>
       <w:lvlText w:val=""/>
       <w:lvlJc w:val="left"/>
     </w:lvl>
-    <w:lvl w:ilvl="8" w:tplc="F4B42134">
+    <w:lvl w:ilvl="8" w:tplc="D544131C">
       <w:numFmt w:val="decimal"/>
       <w:lvlText w:val=""/>
       <w:lvlJc w:val="left"/>
     </w:lvl>
   </w:abstractNum>
-  <w:abstractNum w:abstractNumId="2" w15:restartNumberingAfterBreak="0">
-    <w:nsid w:val="793F3B55"/>
+  <w:abstractNum w:abstractNumId="1" w15:restartNumberingAfterBreak="0">
+    <w:nsid w:val="4F5C32A0"/>
     <w:multiLevelType w:val="hybridMultilevel"/>
-    <w:tmpl w:val="41CA6F44"/>
-    <w:lvl w:ilvl="0" w:tplc="1AA80B12">
+    <w:tmpl w:val="18082A30"/>
+    <w:lvl w:ilvl="0" w:tplc="DD92A504">
       <w:start w:val="1"/>
       <w:numFmt w:val="bullet"/>
       <w:lvlText w:val="●"/>
@@ -18148,7 +18094,7 @@
         <w:ind w:left="720" w:hanging="360"/>
       </w:pPr>
     </w:lvl>
-    <w:lvl w:ilvl="1" w:tplc="333E5586">
+    <w:lvl w:ilvl="1" w:tplc="11D8F42E">
       <w:start w:val="1"/>
       <w:numFmt w:val="bullet"/>
       <w:lvlText w:val="○"/>
@@ -18157,7 +18103,7 @@
         <w:ind w:left="1440" w:hanging="360"/>
       </w:pPr>
     </w:lvl>
-    <w:lvl w:ilvl="2" w:tplc="711CD762">
+    <w:lvl w:ilvl="2" w:tplc="1E2CF4E8">
       <w:start w:val="1"/>
       <w:numFmt w:val="bullet"/>
       <w:lvlText w:val="■"/>
@@ -18166,7 +18112,7 @@
         <w:ind w:left="2160" w:hanging="360"/>
       </w:pPr>
     </w:lvl>
-    <w:lvl w:ilvl="3" w:tplc="5AB89AAE">
+    <w:lvl w:ilvl="3" w:tplc="F712F302">
       <w:start w:val="1"/>
       <w:numFmt w:val="bullet"/>
       <w:lvlText w:val="●"/>
@@ -18175,7 +18121,7 @@
         <w:ind w:left="2880" w:hanging="360"/>
       </w:pPr>
     </w:lvl>
-    <w:lvl w:ilvl="4" w:tplc="86947F50">
+    <w:lvl w:ilvl="4" w:tplc="13085624">
       <w:start w:val="1"/>
       <w:numFmt w:val="bullet"/>
       <w:lvlText w:val="○"/>
@@ -18184,7 +18130,7 @@
         <w:ind w:left="3600" w:hanging="360"/>
       </w:pPr>
     </w:lvl>
-    <w:lvl w:ilvl="5" w:tplc="A5B49BA0">
+    <w:lvl w:ilvl="5" w:tplc="1E260028">
       <w:start w:val="1"/>
       <w:numFmt w:val="bullet"/>
       <w:lvlText w:val="■"/>
@@ -18193,7 +18139,7 @@
         <w:ind w:left="4320" w:hanging="360"/>
       </w:pPr>
     </w:lvl>
-    <w:lvl w:ilvl="6" w:tplc="E7847754">
+    <w:lvl w:ilvl="6" w:tplc="5C963860">
       <w:start w:val="1"/>
       <w:numFmt w:val="bullet"/>
       <w:lvlText w:val="●"/>
@@ -18202,7 +18148,7 @@
         <w:ind w:left="5040" w:hanging="360"/>
       </w:pPr>
     </w:lvl>
-    <w:lvl w:ilvl="7" w:tplc="3F4CCA2E">
+    <w:lvl w:ilvl="7" w:tplc="471C86D2">
       <w:start w:val="1"/>
       <w:numFmt w:val="bullet"/>
       <w:lvlText w:val="●"/>
@@ -18211,7 +18157,7 @@
         <w:ind w:left="5760" w:hanging="360"/>
       </w:pPr>
     </w:lvl>
-    <w:lvl w:ilvl="8" w:tplc="C5CEE928">
+    <w:lvl w:ilvl="8" w:tplc="D03AD43A">
       <w:start w:val="1"/>
       <w:numFmt w:val="bullet"/>
       <w:lvlText w:val="●"/>
@@ -18221,14 +18167,68 @@
       </w:pPr>
     </w:lvl>
   </w:abstractNum>
-  <w:num w:numId="1" w16cid:durableId="1949195428">
-    <w:abstractNumId w:val="2"/>
+  <w:abstractNum w:abstractNumId="2" w15:restartNumberingAfterBreak="0">
+    <w:nsid w:val="65DD1921"/>
+    <w:multiLevelType w:val="hybridMultilevel"/>
+    <w:tmpl w:val="91EEE6D2"/>
+    <w:lvl w:ilvl="0" w:tplc="BDC6D45A">
+      <w:start w:val="1"/>
+      <w:numFmt w:val="bullet"/>
+      <w:lvlText w:val="•"/>
+      <w:lvlJc w:val="left"/>
+      <w:pPr>
+        <w:ind w:left="560" w:hanging="280"/>
+      </w:pPr>
+    </w:lvl>
+    <w:lvl w:ilvl="1" w:tplc="0D7CB998">
+      <w:numFmt w:val="decimal"/>
+      <w:lvlText w:val=""/>
+      <w:lvlJc w:val="left"/>
+    </w:lvl>
+    <w:lvl w:ilvl="2" w:tplc="76B696DA">
+      <w:numFmt w:val="decimal"/>
+      <w:lvlText w:val=""/>
+      <w:lvlJc w:val="left"/>
+    </w:lvl>
+    <w:lvl w:ilvl="3" w:tplc="99AA8614">
+      <w:numFmt w:val="decimal"/>
+      <w:lvlText w:val=""/>
+      <w:lvlJc w:val="left"/>
+    </w:lvl>
+    <w:lvl w:ilvl="4" w:tplc="255205A0">
+      <w:numFmt w:val="decimal"/>
+      <w:lvlText w:val=""/>
+      <w:lvlJc w:val="left"/>
+    </w:lvl>
+    <w:lvl w:ilvl="5" w:tplc="348A21C2">
+      <w:numFmt w:val="decimal"/>
+      <w:lvlText w:val=""/>
+      <w:lvlJc w:val="left"/>
+    </w:lvl>
+    <w:lvl w:ilvl="6" w:tplc="633ECC64">
+      <w:numFmt w:val="decimal"/>
+      <w:lvlText w:val=""/>
+      <w:lvlJc w:val="left"/>
+    </w:lvl>
+    <w:lvl w:ilvl="7" w:tplc="C94E325C">
+      <w:numFmt w:val="decimal"/>
+      <w:lvlText w:val=""/>
+      <w:lvlJc w:val="left"/>
+    </w:lvl>
+    <w:lvl w:ilvl="8" w:tplc="67E63EF4">
+      <w:numFmt w:val="decimal"/>
+      <w:lvlText w:val=""/>
+      <w:lvlJc w:val="left"/>
+    </w:lvl>
+  </w:abstractNum>
+  <w:num w:numId="1" w16cid:durableId="1247306415">
+    <w:abstractNumId w:val="1"/>
     <w:lvlOverride w:ilvl="0">
       <w:startOverride w:val="1"/>
     </w:lvlOverride>
   </w:num>
-  <w:num w:numId="2" w16cid:durableId="2021737192">
-    <w:abstractNumId w:val="0"/>
+  <w:num w:numId="2" w16cid:durableId="55863479">
+    <w:abstractNumId w:val="2"/>
     <w:lvlOverride w:ilvl="0">
       <w:startOverride w:val="1"/>
     </w:lvlOverride>
@@ -18820,7 +18820,7 @@
     <w:autoRedefine/>
     <w:uiPriority w:val="39"/>
     <w:unhideWhenUsed/>
-    <w:rsid w:val="007505BC"/>
+    <w:rsid w:val="00C83ADA"/>
     <w:pPr>
       <w:spacing w:after="100"/>
     </w:pPr>
